--- a/Project Structure.docx
+++ b/Project Structure.docx
@@ -1607,6 +1607,14 @@
         </w:rPr>
         <w:t>Branch</w:t>
       </w:r>
+      <w:r>
+        <w:rPr>
+          <w:rFonts w:ascii="Times New Roman" w:eastAsia="Times New Roman" w:hAnsi="Times New Roman" w:cs="Times New Roman"/>
+          <w:sz w:val="28"/>
+          <w:szCs w:val="28"/>
+        </w:rPr>
+        <w:t>///done</w:t>
+      </w:r>
     </w:p>
     <w:p>
       <w:pPr>
@@ -1751,6 +1759,14 @@
         </w:rPr>
         <w:t>Supplier</w:t>
       </w:r>
+      <w:r>
+        <w:rPr>
+          <w:rFonts w:ascii="Times New Roman" w:eastAsia="Times New Roman" w:hAnsi="Times New Roman" w:cs="Times New Roman"/>
+          <w:sz w:val="28"/>
+          <w:szCs w:val="28"/>
+        </w:rPr>
+        <w:t>///done</w:t>
+      </w:r>
     </w:p>
     <w:p>
       <w:pPr>
@@ -1923,6 +1939,16 @@
         </w:rPr>
         <w:t>Medicine Category</w:t>
       </w:r>
+      <w:r>
+        <w:rPr>
+          <w:rFonts w:ascii="Times New Roman" w:eastAsia="Times New Roman" w:hAnsi="Times New Roman" w:cs="Times New Roman"/>
+          <w:sz w:val="28"/>
+          <w:szCs w:val="28"/>
+        </w:rPr>
+        <w:t>///done</w:t>
+      </w:r>
+      <w:bookmarkStart w:id="0" w:name="_GoBack"/>
+      <w:bookmarkEnd w:id="0"/>
     </w:p>
     <w:p>
       <w:pPr>
@@ -2238,6 +2264,14 @@
           <w:szCs w:val="28"/>
         </w:rPr>
         <w:t>Branch Inventory</w:t>
+      </w:r>
+      <w:r>
+        <w:rPr>
+          <w:rFonts w:ascii="Times New Roman" w:eastAsia="Times New Roman" w:hAnsi="Times New Roman" w:cs="Times New Roman"/>
+          <w:sz w:val="28"/>
+          <w:szCs w:val="28"/>
+        </w:rPr>
+        <w:t>///done</w:t>
       </w:r>
     </w:p>
     <w:p>
@@ -3844,8 +3878,6 @@
         </w:rPr>
         <w:t xml:space="preserve"> Medicine</w:t>
       </w:r>
-      <w:bookmarkStart w:id="0" w:name="_GoBack"/>
-      <w:bookmarkEnd w:id="0"/>
     </w:p>
     <w:p>
       <w:pPr>
@@ -7727,42 +7759,6 @@
           <w:sz w:val="28"/>
           <w:szCs w:val="28"/>
         </w:rPr>
-        <w:t>├── branch-edit</w:t>
-      </w:r>
-    </w:p>
-    <w:p>
-      <w:pPr>
-        <w:tabs>
-          <w:tab w:val="left" w:pos="916"/>
-          <w:tab w:val="left" w:pos="1832"/>
-          <w:tab w:val="left" w:pos="2748"/>
-          <w:tab w:val="left" w:pos="3664"/>
-          <w:tab w:val="left" w:pos="4580"/>
-          <w:tab w:val="left" w:pos="5496"/>
-          <w:tab w:val="left" w:pos="6412"/>
-          <w:tab w:val="left" w:pos="7328"/>
-          <w:tab w:val="left" w:pos="8244"/>
-          <w:tab w:val="left" w:pos="9160"/>
-          <w:tab w:val="left" w:pos="10076"/>
-          <w:tab w:val="left" w:pos="10992"/>
-          <w:tab w:val="left" w:pos="11908"/>
-          <w:tab w:val="left" w:pos="12824"/>
-          <w:tab w:val="left" w:pos="13740"/>
-          <w:tab w:val="left" w:pos="14656"/>
-        </w:tabs>
-        <w:spacing w:after="0" w:line="240" w:lineRule="auto"/>
-        <w:rPr>
-          <w:rFonts w:ascii="Times New Roman" w:eastAsia="Times New Roman" w:hAnsi="Times New Roman" w:cs="Times New Roman"/>
-          <w:sz w:val="28"/>
-          <w:szCs w:val="28"/>
-        </w:rPr>
-      </w:pPr>
-      <w:r>
-        <w:rPr>
-          <w:rFonts w:ascii="Times New Roman" w:eastAsia="Times New Roman" w:hAnsi="Times New Roman" w:cs="Times New Roman"/>
-          <w:sz w:val="28"/>
-          <w:szCs w:val="28"/>
-        </w:rPr>
         <w:t>├── branch-details</w:t>
       </w:r>
     </w:p>
@@ -7958,6 +7954,354 @@
           <w:szCs w:val="28"/>
         </w:rPr>
         <w:t>branch.routes</w:t>
+      </w:r>
+      <w:proofErr w:type="gramEnd"/>
+      <w:r>
+        <w:rPr>
+          <w:rFonts w:ascii="Times New Roman" w:eastAsia="Times New Roman" w:hAnsi="Times New Roman" w:cs="Times New Roman"/>
+          <w:sz w:val="28"/>
+          <w:szCs w:val="28"/>
+        </w:rPr>
+        <w:t>.ts</w:t>
+      </w:r>
+      <w:proofErr w:type="spellEnd"/>
+    </w:p>
+    <w:p>
+      <w:pPr>
+        <w:tabs>
+          <w:tab w:val="left" w:pos="916"/>
+          <w:tab w:val="left" w:pos="1832"/>
+          <w:tab w:val="left" w:pos="2748"/>
+          <w:tab w:val="left" w:pos="3664"/>
+          <w:tab w:val="left" w:pos="4580"/>
+          <w:tab w:val="left" w:pos="5496"/>
+          <w:tab w:val="left" w:pos="6412"/>
+          <w:tab w:val="left" w:pos="7328"/>
+          <w:tab w:val="left" w:pos="8244"/>
+          <w:tab w:val="left" w:pos="9160"/>
+          <w:tab w:val="left" w:pos="10076"/>
+          <w:tab w:val="left" w:pos="10992"/>
+          <w:tab w:val="left" w:pos="11908"/>
+          <w:tab w:val="left" w:pos="12824"/>
+          <w:tab w:val="left" w:pos="13740"/>
+          <w:tab w:val="left" w:pos="14656"/>
+        </w:tabs>
+        <w:spacing w:after="0" w:line="240" w:lineRule="auto"/>
+        <w:rPr>
+          <w:rFonts w:ascii="Times New Roman" w:eastAsia="Times New Roman" w:hAnsi="Times New Roman" w:cs="Times New Roman"/>
+          <w:sz w:val="28"/>
+          <w:szCs w:val="28"/>
+        </w:rPr>
+      </w:pPr>
+      <w:r>
+        <w:rPr>
+          <w:rFonts w:ascii="Times New Roman" w:eastAsia="Times New Roman" w:hAnsi="Times New Roman" w:cs="Times New Roman"/>
+          <w:sz w:val="28"/>
+          <w:szCs w:val="28"/>
+        </w:rPr>
+        <w:t>branch-inventory</w:t>
+      </w:r>
+    </w:p>
+    <w:p>
+      <w:pPr>
+        <w:tabs>
+          <w:tab w:val="left" w:pos="916"/>
+          <w:tab w:val="left" w:pos="1832"/>
+          <w:tab w:val="left" w:pos="2748"/>
+          <w:tab w:val="left" w:pos="3664"/>
+          <w:tab w:val="left" w:pos="4580"/>
+          <w:tab w:val="left" w:pos="5496"/>
+          <w:tab w:val="left" w:pos="6412"/>
+          <w:tab w:val="left" w:pos="7328"/>
+          <w:tab w:val="left" w:pos="8244"/>
+          <w:tab w:val="left" w:pos="9160"/>
+          <w:tab w:val="left" w:pos="10076"/>
+          <w:tab w:val="left" w:pos="10992"/>
+          <w:tab w:val="left" w:pos="11908"/>
+          <w:tab w:val="left" w:pos="12824"/>
+          <w:tab w:val="left" w:pos="13740"/>
+          <w:tab w:val="left" w:pos="14656"/>
+        </w:tabs>
+        <w:spacing w:after="0" w:line="240" w:lineRule="auto"/>
+        <w:rPr>
+          <w:rFonts w:ascii="Times New Roman" w:eastAsia="Times New Roman" w:hAnsi="Times New Roman" w:cs="Times New Roman"/>
+          <w:sz w:val="28"/>
+          <w:szCs w:val="28"/>
+        </w:rPr>
+      </w:pPr>
+      <w:r>
+        <w:rPr>
+          <w:rFonts w:ascii="Times New Roman" w:eastAsia="Times New Roman" w:hAnsi="Times New Roman" w:cs="Times New Roman"/>
+          <w:sz w:val="28"/>
+          <w:szCs w:val="28"/>
+        </w:rPr>
+        <w:t>│</w:t>
+      </w:r>
+    </w:p>
+    <w:p>
+      <w:pPr>
+        <w:tabs>
+          <w:tab w:val="left" w:pos="916"/>
+          <w:tab w:val="left" w:pos="1832"/>
+          <w:tab w:val="left" w:pos="2748"/>
+          <w:tab w:val="left" w:pos="3664"/>
+          <w:tab w:val="left" w:pos="4580"/>
+          <w:tab w:val="left" w:pos="5496"/>
+          <w:tab w:val="left" w:pos="6412"/>
+          <w:tab w:val="left" w:pos="7328"/>
+          <w:tab w:val="left" w:pos="8244"/>
+          <w:tab w:val="left" w:pos="9160"/>
+          <w:tab w:val="left" w:pos="10076"/>
+          <w:tab w:val="left" w:pos="10992"/>
+          <w:tab w:val="left" w:pos="11908"/>
+          <w:tab w:val="left" w:pos="12824"/>
+          <w:tab w:val="left" w:pos="13740"/>
+          <w:tab w:val="left" w:pos="14656"/>
+        </w:tabs>
+        <w:spacing w:after="0" w:line="240" w:lineRule="auto"/>
+        <w:rPr>
+          <w:rFonts w:ascii="Times New Roman" w:eastAsia="Times New Roman" w:hAnsi="Times New Roman" w:cs="Times New Roman"/>
+          <w:sz w:val="28"/>
+          <w:szCs w:val="28"/>
+        </w:rPr>
+      </w:pPr>
+      <w:r>
+        <w:rPr>
+          <w:rFonts w:ascii="Times New Roman" w:eastAsia="Times New Roman" w:hAnsi="Times New Roman" w:cs="Times New Roman"/>
+          <w:sz w:val="28"/>
+          <w:szCs w:val="28"/>
+        </w:rPr>
+        <w:t>├── inventory-list</w:t>
+      </w:r>
+    </w:p>
+    <w:p>
+      <w:pPr>
+        <w:tabs>
+          <w:tab w:val="left" w:pos="916"/>
+          <w:tab w:val="left" w:pos="1832"/>
+          <w:tab w:val="left" w:pos="2748"/>
+          <w:tab w:val="left" w:pos="3664"/>
+          <w:tab w:val="left" w:pos="4580"/>
+          <w:tab w:val="left" w:pos="5496"/>
+          <w:tab w:val="left" w:pos="6412"/>
+          <w:tab w:val="left" w:pos="7328"/>
+          <w:tab w:val="left" w:pos="8244"/>
+          <w:tab w:val="left" w:pos="9160"/>
+          <w:tab w:val="left" w:pos="10076"/>
+          <w:tab w:val="left" w:pos="10992"/>
+          <w:tab w:val="left" w:pos="11908"/>
+          <w:tab w:val="left" w:pos="12824"/>
+          <w:tab w:val="left" w:pos="13740"/>
+          <w:tab w:val="left" w:pos="14656"/>
+        </w:tabs>
+        <w:spacing w:after="0" w:line="240" w:lineRule="auto"/>
+        <w:rPr>
+          <w:rFonts w:ascii="Times New Roman" w:eastAsia="Times New Roman" w:hAnsi="Times New Roman" w:cs="Times New Roman"/>
+          <w:sz w:val="28"/>
+          <w:szCs w:val="28"/>
+        </w:rPr>
+      </w:pPr>
+      <w:r>
+        <w:rPr>
+          <w:rFonts w:ascii="Times New Roman" w:eastAsia="Times New Roman" w:hAnsi="Times New Roman" w:cs="Times New Roman"/>
+          <w:sz w:val="28"/>
+          <w:szCs w:val="28"/>
+        </w:rPr>
+        <w:t>├── inventory-details</w:t>
+      </w:r>
+    </w:p>
+    <w:p>
+      <w:pPr>
+        <w:tabs>
+          <w:tab w:val="left" w:pos="916"/>
+          <w:tab w:val="left" w:pos="1832"/>
+          <w:tab w:val="left" w:pos="2748"/>
+          <w:tab w:val="left" w:pos="3664"/>
+          <w:tab w:val="left" w:pos="4580"/>
+          <w:tab w:val="left" w:pos="5496"/>
+          <w:tab w:val="left" w:pos="6412"/>
+          <w:tab w:val="left" w:pos="7328"/>
+          <w:tab w:val="left" w:pos="8244"/>
+          <w:tab w:val="left" w:pos="9160"/>
+          <w:tab w:val="left" w:pos="10076"/>
+          <w:tab w:val="left" w:pos="10992"/>
+          <w:tab w:val="left" w:pos="11908"/>
+          <w:tab w:val="left" w:pos="12824"/>
+          <w:tab w:val="left" w:pos="13740"/>
+          <w:tab w:val="left" w:pos="14656"/>
+        </w:tabs>
+        <w:spacing w:after="0" w:line="240" w:lineRule="auto"/>
+        <w:rPr>
+          <w:rFonts w:ascii="Times New Roman" w:eastAsia="Times New Roman" w:hAnsi="Times New Roman" w:cs="Times New Roman"/>
+          <w:sz w:val="28"/>
+          <w:szCs w:val="28"/>
+        </w:rPr>
+      </w:pPr>
+      <w:r>
+        <w:rPr>
+          <w:rFonts w:ascii="Times New Roman" w:eastAsia="Times New Roman" w:hAnsi="Times New Roman" w:cs="Times New Roman"/>
+          <w:sz w:val="28"/>
+          <w:szCs w:val="28"/>
+        </w:rPr>
+        <w:t>│</w:t>
+      </w:r>
+    </w:p>
+    <w:p>
+      <w:pPr>
+        <w:tabs>
+          <w:tab w:val="left" w:pos="916"/>
+          <w:tab w:val="left" w:pos="1832"/>
+          <w:tab w:val="left" w:pos="2748"/>
+          <w:tab w:val="left" w:pos="3664"/>
+          <w:tab w:val="left" w:pos="4580"/>
+          <w:tab w:val="left" w:pos="5496"/>
+          <w:tab w:val="left" w:pos="6412"/>
+          <w:tab w:val="left" w:pos="7328"/>
+          <w:tab w:val="left" w:pos="8244"/>
+          <w:tab w:val="left" w:pos="9160"/>
+          <w:tab w:val="left" w:pos="10076"/>
+          <w:tab w:val="left" w:pos="10992"/>
+          <w:tab w:val="left" w:pos="11908"/>
+          <w:tab w:val="left" w:pos="12824"/>
+          <w:tab w:val="left" w:pos="13740"/>
+          <w:tab w:val="left" w:pos="14656"/>
+        </w:tabs>
+        <w:spacing w:after="0" w:line="240" w:lineRule="auto"/>
+        <w:rPr>
+          <w:rFonts w:ascii="Times New Roman" w:eastAsia="Times New Roman" w:hAnsi="Times New Roman" w:cs="Times New Roman"/>
+          <w:sz w:val="28"/>
+          <w:szCs w:val="28"/>
+        </w:rPr>
+      </w:pPr>
+      <w:r>
+        <w:rPr>
+          <w:rFonts w:ascii="Times New Roman" w:eastAsia="Times New Roman" w:hAnsi="Times New Roman" w:cs="Times New Roman"/>
+          <w:sz w:val="28"/>
+          <w:szCs w:val="28"/>
+        </w:rPr>
+        <w:t>├── branch-</w:t>
+      </w:r>
+      <w:proofErr w:type="spellStart"/>
+      <w:proofErr w:type="gramStart"/>
+      <w:r>
+        <w:rPr>
+          <w:rFonts w:ascii="Times New Roman" w:eastAsia="Times New Roman" w:hAnsi="Times New Roman" w:cs="Times New Roman"/>
+          <w:sz w:val="28"/>
+          <w:szCs w:val="28"/>
+        </w:rPr>
+        <w:t>inventory.service</w:t>
+      </w:r>
+      <w:proofErr w:type="gramEnd"/>
+      <w:r>
+        <w:rPr>
+          <w:rFonts w:ascii="Times New Roman" w:eastAsia="Times New Roman" w:hAnsi="Times New Roman" w:cs="Times New Roman"/>
+          <w:sz w:val="28"/>
+          <w:szCs w:val="28"/>
+        </w:rPr>
+        <w:t>.ts</w:t>
+      </w:r>
+      <w:proofErr w:type="spellEnd"/>
+    </w:p>
+    <w:p>
+      <w:pPr>
+        <w:tabs>
+          <w:tab w:val="left" w:pos="916"/>
+          <w:tab w:val="left" w:pos="1832"/>
+          <w:tab w:val="left" w:pos="2748"/>
+          <w:tab w:val="left" w:pos="3664"/>
+          <w:tab w:val="left" w:pos="4580"/>
+          <w:tab w:val="left" w:pos="5496"/>
+          <w:tab w:val="left" w:pos="6412"/>
+          <w:tab w:val="left" w:pos="7328"/>
+          <w:tab w:val="left" w:pos="8244"/>
+          <w:tab w:val="left" w:pos="9160"/>
+          <w:tab w:val="left" w:pos="10076"/>
+          <w:tab w:val="left" w:pos="10992"/>
+          <w:tab w:val="left" w:pos="11908"/>
+          <w:tab w:val="left" w:pos="12824"/>
+          <w:tab w:val="left" w:pos="13740"/>
+          <w:tab w:val="left" w:pos="14656"/>
+        </w:tabs>
+        <w:spacing w:after="0" w:line="240" w:lineRule="auto"/>
+        <w:rPr>
+          <w:rFonts w:ascii="Times New Roman" w:eastAsia="Times New Roman" w:hAnsi="Times New Roman" w:cs="Times New Roman"/>
+          <w:sz w:val="28"/>
+          <w:szCs w:val="28"/>
+        </w:rPr>
+      </w:pPr>
+      <w:r>
+        <w:rPr>
+          <w:rFonts w:ascii="Times New Roman" w:eastAsia="Times New Roman" w:hAnsi="Times New Roman" w:cs="Times New Roman"/>
+          <w:sz w:val="28"/>
+          <w:szCs w:val="28"/>
+        </w:rPr>
+        <w:t>├── branch-</w:t>
+      </w:r>
+      <w:proofErr w:type="spellStart"/>
+      <w:proofErr w:type="gramStart"/>
+      <w:r>
+        <w:rPr>
+          <w:rFonts w:ascii="Times New Roman" w:eastAsia="Times New Roman" w:hAnsi="Times New Roman" w:cs="Times New Roman"/>
+          <w:sz w:val="28"/>
+          <w:szCs w:val="28"/>
+        </w:rPr>
+        <w:t>inventory.model</w:t>
+      </w:r>
+      <w:proofErr w:type="gramEnd"/>
+      <w:r>
+        <w:rPr>
+          <w:rFonts w:ascii="Times New Roman" w:eastAsia="Times New Roman" w:hAnsi="Times New Roman" w:cs="Times New Roman"/>
+          <w:sz w:val="28"/>
+          <w:szCs w:val="28"/>
+        </w:rPr>
+        <w:t>.ts</w:t>
+      </w:r>
+      <w:proofErr w:type="spellEnd"/>
+    </w:p>
+    <w:p>
+      <w:pPr>
+        <w:tabs>
+          <w:tab w:val="left" w:pos="916"/>
+          <w:tab w:val="left" w:pos="1832"/>
+          <w:tab w:val="left" w:pos="2748"/>
+          <w:tab w:val="left" w:pos="3664"/>
+          <w:tab w:val="left" w:pos="4580"/>
+          <w:tab w:val="left" w:pos="5496"/>
+          <w:tab w:val="left" w:pos="6412"/>
+          <w:tab w:val="left" w:pos="7328"/>
+          <w:tab w:val="left" w:pos="8244"/>
+          <w:tab w:val="left" w:pos="9160"/>
+          <w:tab w:val="left" w:pos="10076"/>
+          <w:tab w:val="left" w:pos="10992"/>
+          <w:tab w:val="left" w:pos="11908"/>
+          <w:tab w:val="left" w:pos="12824"/>
+          <w:tab w:val="left" w:pos="13740"/>
+          <w:tab w:val="left" w:pos="14656"/>
+        </w:tabs>
+        <w:spacing w:after="0" w:line="240" w:lineRule="auto"/>
+        <w:rPr>
+          <w:rFonts w:ascii="Times New Roman" w:eastAsia="Times New Roman" w:hAnsi="Times New Roman" w:cs="Times New Roman"/>
+          <w:sz w:val="28"/>
+          <w:szCs w:val="28"/>
+        </w:rPr>
+      </w:pPr>
+      <w:r>
+        <w:rPr>
+          <w:rFonts w:ascii="Times New Roman" w:eastAsia="Times New Roman" w:hAnsi="Times New Roman" w:cs="Times New Roman"/>
+          <w:sz w:val="28"/>
+          <w:szCs w:val="28"/>
+        </w:rPr>
+        <w:t>└── branch-</w:t>
+      </w:r>
+      <w:proofErr w:type="spellStart"/>
+      <w:proofErr w:type="gramStart"/>
+      <w:r>
+        <w:rPr>
+          <w:rFonts w:ascii="Times New Roman" w:eastAsia="Times New Roman" w:hAnsi="Times New Roman" w:cs="Times New Roman"/>
+          <w:sz w:val="28"/>
+          <w:szCs w:val="28"/>
+        </w:rPr>
+        <w:t>inventory.routes</w:t>
       </w:r>
       <w:proofErr w:type="gramEnd"/>
       <w:r>
@@ -8012,6 +8356,7 @@
           <w:sz w:val="28"/>
           <w:szCs w:val="28"/>
         </w:rPr>
+        <w:lastRenderedPageBreak/>
         <w:t>📦</w:t>
       </w:r>
       <w:r>
@@ -8203,7 +8548,6 @@
           <w:sz w:val="28"/>
           <w:szCs w:val="28"/>
         </w:rPr>
-        <w:lastRenderedPageBreak/>
         <w:t>├── stock-transfer</w:t>
       </w:r>
     </w:p>
@@ -8252,6 +8596,16 @@
           <w:szCs w:val="28"/>
         </w:rPr>
       </w:pPr>
+    </w:p>
+    <w:p>
+      <w:pPr>
+        <w:spacing w:after="0" w:line="240" w:lineRule="auto"/>
+        <w:rPr>
+          <w:rFonts w:ascii="Times New Roman" w:eastAsia="Times New Roman" w:hAnsi="Times New Roman" w:cs="Times New Roman"/>
+          <w:sz w:val="28"/>
+          <w:szCs w:val="28"/>
+        </w:rPr>
+      </w:pPr>
       <w:r>
         <w:rPr>
           <w:rFonts w:ascii="Times New Roman" w:eastAsia="Times New Roman" w:hAnsi="Times New Roman" w:cs="Times New Roman"/>
@@ -8259,7 +8613,7 @@
           <w:szCs w:val="28"/>
         </w:rPr>
         <w:pict>
-          <v:rect id="_x0000_i1035" style="width:0;height:1.5pt" o:hralign="center" o:hrstd="t" o:hr="t" fillcolor="#a0a0a0" stroked="f"/>
+          <v:rect id="_x0000_i1036" style="width:0;height:1.5pt" o:hralign="center" o:hrstd="t" o:hr="t" fillcolor="#a0a0a0" stroked="f"/>
         </w:pict>
       </w:r>
     </w:p>
@@ -8296,43 +8650,43 @@
           <w:sz w:val="28"/>
           <w:szCs w:val="28"/>
         </w:rPr>
-        <w:t xml:space="preserve"> Branch Inventory</w:t>
-      </w:r>
-    </w:p>
-    <w:p>
-      <w:pPr>
-        <w:tabs>
-          <w:tab w:val="left" w:pos="916"/>
-          <w:tab w:val="left" w:pos="1832"/>
-          <w:tab w:val="left" w:pos="2748"/>
-          <w:tab w:val="left" w:pos="3664"/>
-          <w:tab w:val="left" w:pos="4580"/>
-          <w:tab w:val="left" w:pos="5496"/>
-          <w:tab w:val="left" w:pos="6412"/>
-          <w:tab w:val="left" w:pos="7328"/>
-          <w:tab w:val="left" w:pos="8244"/>
-          <w:tab w:val="left" w:pos="9160"/>
-          <w:tab w:val="left" w:pos="10076"/>
-          <w:tab w:val="left" w:pos="10992"/>
-          <w:tab w:val="left" w:pos="11908"/>
-          <w:tab w:val="left" w:pos="12824"/>
-          <w:tab w:val="left" w:pos="13740"/>
-          <w:tab w:val="left" w:pos="14656"/>
-        </w:tabs>
-        <w:spacing w:after="0" w:line="240" w:lineRule="auto"/>
-        <w:rPr>
-          <w:rFonts w:ascii="Times New Roman" w:eastAsia="Times New Roman" w:hAnsi="Times New Roman" w:cs="Times New Roman"/>
-          <w:sz w:val="28"/>
-          <w:szCs w:val="28"/>
-        </w:rPr>
-      </w:pPr>
-      <w:r>
-        <w:rPr>
-          <w:rFonts w:ascii="Times New Roman" w:eastAsia="Times New Roman" w:hAnsi="Times New Roman" w:cs="Times New Roman"/>
-          <w:sz w:val="28"/>
-          <w:szCs w:val="28"/>
-        </w:rPr>
-        <w:t>branch-inventory</w:t>
+        <w:t xml:space="preserve"> Stock Adjustment</w:t>
+      </w:r>
+    </w:p>
+    <w:p>
+      <w:pPr>
+        <w:tabs>
+          <w:tab w:val="left" w:pos="916"/>
+          <w:tab w:val="left" w:pos="1832"/>
+          <w:tab w:val="left" w:pos="2748"/>
+          <w:tab w:val="left" w:pos="3664"/>
+          <w:tab w:val="left" w:pos="4580"/>
+          <w:tab w:val="left" w:pos="5496"/>
+          <w:tab w:val="left" w:pos="6412"/>
+          <w:tab w:val="left" w:pos="7328"/>
+          <w:tab w:val="left" w:pos="8244"/>
+          <w:tab w:val="left" w:pos="9160"/>
+          <w:tab w:val="left" w:pos="10076"/>
+          <w:tab w:val="left" w:pos="10992"/>
+          <w:tab w:val="left" w:pos="11908"/>
+          <w:tab w:val="left" w:pos="12824"/>
+          <w:tab w:val="left" w:pos="13740"/>
+          <w:tab w:val="left" w:pos="14656"/>
+        </w:tabs>
+        <w:spacing w:after="0" w:line="240" w:lineRule="auto"/>
+        <w:rPr>
+          <w:rFonts w:ascii="Times New Roman" w:eastAsia="Times New Roman" w:hAnsi="Times New Roman" w:cs="Times New Roman"/>
+          <w:sz w:val="28"/>
+          <w:szCs w:val="28"/>
+        </w:rPr>
+      </w:pPr>
+      <w:r>
+        <w:rPr>
+          <w:rFonts w:ascii="Times New Roman" w:eastAsia="Times New Roman" w:hAnsi="Times New Roman" w:cs="Times New Roman"/>
+          <w:sz w:val="28"/>
+          <w:szCs w:val="28"/>
+        </w:rPr>
+        <w:t>stock-adjustment</w:t>
       </w:r>
     </w:p>
     <w:p>
@@ -8404,43 +8758,79 @@
           <w:sz w:val="28"/>
           <w:szCs w:val="28"/>
         </w:rPr>
-        <w:t>├── inventory-list</w:t>
-      </w:r>
-    </w:p>
-    <w:p>
-      <w:pPr>
-        <w:tabs>
-          <w:tab w:val="left" w:pos="916"/>
-          <w:tab w:val="left" w:pos="1832"/>
-          <w:tab w:val="left" w:pos="2748"/>
-          <w:tab w:val="left" w:pos="3664"/>
-          <w:tab w:val="left" w:pos="4580"/>
-          <w:tab w:val="left" w:pos="5496"/>
-          <w:tab w:val="left" w:pos="6412"/>
-          <w:tab w:val="left" w:pos="7328"/>
-          <w:tab w:val="left" w:pos="8244"/>
-          <w:tab w:val="left" w:pos="9160"/>
-          <w:tab w:val="left" w:pos="10076"/>
-          <w:tab w:val="left" w:pos="10992"/>
-          <w:tab w:val="left" w:pos="11908"/>
-          <w:tab w:val="left" w:pos="12824"/>
-          <w:tab w:val="left" w:pos="13740"/>
-          <w:tab w:val="left" w:pos="14656"/>
-        </w:tabs>
-        <w:spacing w:after="0" w:line="240" w:lineRule="auto"/>
-        <w:rPr>
-          <w:rFonts w:ascii="Times New Roman" w:eastAsia="Times New Roman" w:hAnsi="Times New Roman" w:cs="Times New Roman"/>
-          <w:sz w:val="28"/>
-          <w:szCs w:val="28"/>
-        </w:rPr>
-      </w:pPr>
-      <w:r>
-        <w:rPr>
-          <w:rFonts w:ascii="Times New Roman" w:eastAsia="Times New Roman" w:hAnsi="Times New Roman" w:cs="Times New Roman"/>
-          <w:sz w:val="28"/>
-          <w:szCs w:val="28"/>
-        </w:rPr>
-        <w:t>├── inventory-details</w:t>
+        <w:t>├── adjustment-list</w:t>
+      </w:r>
+    </w:p>
+    <w:p>
+      <w:pPr>
+        <w:tabs>
+          <w:tab w:val="left" w:pos="916"/>
+          <w:tab w:val="left" w:pos="1832"/>
+          <w:tab w:val="left" w:pos="2748"/>
+          <w:tab w:val="left" w:pos="3664"/>
+          <w:tab w:val="left" w:pos="4580"/>
+          <w:tab w:val="left" w:pos="5496"/>
+          <w:tab w:val="left" w:pos="6412"/>
+          <w:tab w:val="left" w:pos="7328"/>
+          <w:tab w:val="left" w:pos="8244"/>
+          <w:tab w:val="left" w:pos="9160"/>
+          <w:tab w:val="left" w:pos="10076"/>
+          <w:tab w:val="left" w:pos="10992"/>
+          <w:tab w:val="left" w:pos="11908"/>
+          <w:tab w:val="left" w:pos="12824"/>
+          <w:tab w:val="left" w:pos="13740"/>
+          <w:tab w:val="left" w:pos="14656"/>
+        </w:tabs>
+        <w:spacing w:after="0" w:line="240" w:lineRule="auto"/>
+        <w:rPr>
+          <w:rFonts w:ascii="Times New Roman" w:eastAsia="Times New Roman" w:hAnsi="Times New Roman" w:cs="Times New Roman"/>
+          <w:sz w:val="28"/>
+          <w:szCs w:val="28"/>
+        </w:rPr>
+      </w:pPr>
+      <w:r>
+        <w:rPr>
+          <w:rFonts w:ascii="Times New Roman" w:eastAsia="Times New Roman" w:hAnsi="Times New Roman" w:cs="Times New Roman"/>
+          <w:sz w:val="28"/>
+          <w:szCs w:val="28"/>
+        </w:rPr>
+        <w:t>├── create-adjustment</w:t>
+      </w:r>
+    </w:p>
+    <w:p>
+      <w:pPr>
+        <w:tabs>
+          <w:tab w:val="left" w:pos="916"/>
+          <w:tab w:val="left" w:pos="1832"/>
+          <w:tab w:val="left" w:pos="2748"/>
+          <w:tab w:val="left" w:pos="3664"/>
+          <w:tab w:val="left" w:pos="4580"/>
+          <w:tab w:val="left" w:pos="5496"/>
+          <w:tab w:val="left" w:pos="6412"/>
+          <w:tab w:val="left" w:pos="7328"/>
+          <w:tab w:val="left" w:pos="8244"/>
+          <w:tab w:val="left" w:pos="9160"/>
+          <w:tab w:val="left" w:pos="10076"/>
+          <w:tab w:val="left" w:pos="10992"/>
+          <w:tab w:val="left" w:pos="11908"/>
+          <w:tab w:val="left" w:pos="12824"/>
+          <w:tab w:val="left" w:pos="13740"/>
+          <w:tab w:val="left" w:pos="14656"/>
+        </w:tabs>
+        <w:spacing w:after="0" w:line="240" w:lineRule="auto"/>
+        <w:rPr>
+          <w:rFonts w:ascii="Times New Roman" w:eastAsia="Times New Roman" w:hAnsi="Times New Roman" w:cs="Times New Roman"/>
+          <w:sz w:val="28"/>
+          <w:szCs w:val="28"/>
+        </w:rPr>
+      </w:pPr>
+      <w:r>
+        <w:rPr>
+          <w:rFonts w:ascii="Times New Roman" w:eastAsia="Times New Roman" w:hAnsi="Times New Roman" w:cs="Times New Roman"/>
+          <w:sz w:val="28"/>
+          <w:szCs w:val="28"/>
+        </w:rPr>
+        <w:t>├── adjustment-details</w:t>
       </w:r>
     </w:p>
     <w:p>
@@ -8512,7 +8902,7 @@
           <w:sz w:val="28"/>
           <w:szCs w:val="28"/>
         </w:rPr>
-        <w:t>├── branch-</w:t>
+        <w:t>├── stock-</w:t>
       </w:r>
       <w:proofErr w:type="spellStart"/>
       <w:proofErr w:type="gramStart"/>
@@ -8522,7 +8912,7 @@
           <w:sz w:val="28"/>
           <w:szCs w:val="28"/>
         </w:rPr>
-        <w:t>inventory.service</w:t>
+        <w:t>adjustment.service</w:t>
       </w:r>
       <w:proofErr w:type="gramEnd"/>
       <w:r>
@@ -8568,7 +8958,7 @@
           <w:sz w:val="28"/>
           <w:szCs w:val="28"/>
         </w:rPr>
-        <w:t>├── branch-</w:t>
+        <w:t>├── stock-</w:t>
       </w:r>
       <w:proofErr w:type="spellStart"/>
       <w:proofErr w:type="gramStart"/>
@@ -8578,7 +8968,7 @@
           <w:sz w:val="28"/>
           <w:szCs w:val="28"/>
         </w:rPr>
-        <w:t>inventory.model</w:t>
+        <w:t>adjustment.model</w:t>
       </w:r>
       <w:proofErr w:type="gramEnd"/>
       <w:r>
@@ -8624,7 +9014,7 @@
           <w:sz w:val="28"/>
           <w:szCs w:val="28"/>
         </w:rPr>
-        <w:t>└── branch-</w:t>
+        <w:t>└── stock-</w:t>
       </w:r>
       <w:proofErr w:type="spellStart"/>
       <w:proofErr w:type="gramStart"/>
@@ -8634,7 +9024,7 @@
           <w:sz w:val="28"/>
           <w:szCs w:val="28"/>
         </w:rPr>
-        <w:t>inventory.routes</w:t>
+        <w:t>adjustment.routes</w:t>
       </w:r>
       <w:proofErr w:type="gramEnd"/>
       <w:r>
@@ -8663,7 +9053,7 @@
           <w:szCs w:val="28"/>
         </w:rPr>
         <w:pict>
-          <v:rect id="_x0000_i1036" style="width:0;height:1.5pt" o:hralign="center" o:hrstd="t" o:hr="t" fillcolor="#a0a0a0" stroked="f"/>
+          <v:rect id="_x0000_i1037" style="width:0;height:1.5pt" o:hralign="center" o:hrstd="t" o:hr="t" fillcolor="#a0a0a0" stroked="f"/>
         </w:pict>
       </w:r>
     </w:p>
@@ -8689,7 +9079,7 @@
           <w:sz w:val="28"/>
           <w:szCs w:val="28"/>
         </w:rPr>
-        <w:t>📦</w:t>
+        <w:t>🚚</w:t>
       </w:r>
       <w:r>
         <w:rPr>
@@ -8700,43 +9090,43 @@
           <w:sz w:val="28"/>
           <w:szCs w:val="28"/>
         </w:rPr>
-        <w:t xml:space="preserve"> Stock Adjustment</w:t>
-      </w:r>
-    </w:p>
-    <w:p>
-      <w:pPr>
-        <w:tabs>
-          <w:tab w:val="left" w:pos="916"/>
-          <w:tab w:val="left" w:pos="1832"/>
-          <w:tab w:val="left" w:pos="2748"/>
-          <w:tab w:val="left" w:pos="3664"/>
-          <w:tab w:val="left" w:pos="4580"/>
-          <w:tab w:val="left" w:pos="5496"/>
-          <w:tab w:val="left" w:pos="6412"/>
-          <w:tab w:val="left" w:pos="7328"/>
-          <w:tab w:val="left" w:pos="8244"/>
-          <w:tab w:val="left" w:pos="9160"/>
-          <w:tab w:val="left" w:pos="10076"/>
-          <w:tab w:val="left" w:pos="10992"/>
-          <w:tab w:val="left" w:pos="11908"/>
-          <w:tab w:val="left" w:pos="12824"/>
-          <w:tab w:val="left" w:pos="13740"/>
-          <w:tab w:val="left" w:pos="14656"/>
-        </w:tabs>
-        <w:spacing w:after="0" w:line="240" w:lineRule="auto"/>
-        <w:rPr>
-          <w:rFonts w:ascii="Times New Roman" w:eastAsia="Times New Roman" w:hAnsi="Times New Roman" w:cs="Times New Roman"/>
-          <w:sz w:val="28"/>
-          <w:szCs w:val="28"/>
-        </w:rPr>
-      </w:pPr>
-      <w:r>
-        <w:rPr>
-          <w:rFonts w:ascii="Times New Roman" w:eastAsia="Times New Roman" w:hAnsi="Times New Roman" w:cs="Times New Roman"/>
-          <w:sz w:val="28"/>
-          <w:szCs w:val="28"/>
-        </w:rPr>
-        <w:t>stock-adjustment</w:t>
+        <w:t xml:space="preserve"> Stock Transfer</w:t>
+      </w:r>
+    </w:p>
+    <w:p>
+      <w:pPr>
+        <w:tabs>
+          <w:tab w:val="left" w:pos="916"/>
+          <w:tab w:val="left" w:pos="1832"/>
+          <w:tab w:val="left" w:pos="2748"/>
+          <w:tab w:val="left" w:pos="3664"/>
+          <w:tab w:val="left" w:pos="4580"/>
+          <w:tab w:val="left" w:pos="5496"/>
+          <w:tab w:val="left" w:pos="6412"/>
+          <w:tab w:val="left" w:pos="7328"/>
+          <w:tab w:val="left" w:pos="8244"/>
+          <w:tab w:val="left" w:pos="9160"/>
+          <w:tab w:val="left" w:pos="10076"/>
+          <w:tab w:val="left" w:pos="10992"/>
+          <w:tab w:val="left" w:pos="11908"/>
+          <w:tab w:val="left" w:pos="12824"/>
+          <w:tab w:val="left" w:pos="13740"/>
+          <w:tab w:val="left" w:pos="14656"/>
+        </w:tabs>
+        <w:spacing w:after="0" w:line="240" w:lineRule="auto"/>
+        <w:rPr>
+          <w:rFonts w:ascii="Times New Roman" w:eastAsia="Times New Roman" w:hAnsi="Times New Roman" w:cs="Times New Roman"/>
+          <w:sz w:val="28"/>
+          <w:szCs w:val="28"/>
+        </w:rPr>
+      </w:pPr>
+      <w:r>
+        <w:rPr>
+          <w:rFonts w:ascii="Times New Roman" w:eastAsia="Times New Roman" w:hAnsi="Times New Roman" w:cs="Times New Roman"/>
+          <w:sz w:val="28"/>
+          <w:szCs w:val="28"/>
+        </w:rPr>
+        <w:t>stock-transfer</w:t>
       </w:r>
     </w:p>
     <w:p>
@@ -8808,79 +9198,115 @@
           <w:sz w:val="28"/>
           <w:szCs w:val="28"/>
         </w:rPr>
-        <w:t>├── adjustment-list</w:t>
-      </w:r>
-    </w:p>
-    <w:p>
-      <w:pPr>
-        <w:tabs>
-          <w:tab w:val="left" w:pos="916"/>
-          <w:tab w:val="left" w:pos="1832"/>
-          <w:tab w:val="left" w:pos="2748"/>
-          <w:tab w:val="left" w:pos="3664"/>
-          <w:tab w:val="left" w:pos="4580"/>
-          <w:tab w:val="left" w:pos="5496"/>
-          <w:tab w:val="left" w:pos="6412"/>
-          <w:tab w:val="left" w:pos="7328"/>
-          <w:tab w:val="left" w:pos="8244"/>
-          <w:tab w:val="left" w:pos="9160"/>
-          <w:tab w:val="left" w:pos="10076"/>
-          <w:tab w:val="left" w:pos="10992"/>
-          <w:tab w:val="left" w:pos="11908"/>
-          <w:tab w:val="left" w:pos="12824"/>
-          <w:tab w:val="left" w:pos="13740"/>
-          <w:tab w:val="left" w:pos="14656"/>
-        </w:tabs>
-        <w:spacing w:after="0" w:line="240" w:lineRule="auto"/>
-        <w:rPr>
-          <w:rFonts w:ascii="Times New Roman" w:eastAsia="Times New Roman" w:hAnsi="Times New Roman" w:cs="Times New Roman"/>
-          <w:sz w:val="28"/>
-          <w:szCs w:val="28"/>
-        </w:rPr>
-      </w:pPr>
-      <w:r>
-        <w:rPr>
-          <w:rFonts w:ascii="Times New Roman" w:eastAsia="Times New Roman" w:hAnsi="Times New Roman" w:cs="Times New Roman"/>
-          <w:sz w:val="28"/>
-          <w:szCs w:val="28"/>
-        </w:rPr>
-        <w:t>├── create-adjustment</w:t>
-      </w:r>
-    </w:p>
-    <w:p>
-      <w:pPr>
-        <w:tabs>
-          <w:tab w:val="left" w:pos="916"/>
-          <w:tab w:val="left" w:pos="1832"/>
-          <w:tab w:val="left" w:pos="2748"/>
-          <w:tab w:val="left" w:pos="3664"/>
-          <w:tab w:val="left" w:pos="4580"/>
-          <w:tab w:val="left" w:pos="5496"/>
-          <w:tab w:val="left" w:pos="6412"/>
-          <w:tab w:val="left" w:pos="7328"/>
-          <w:tab w:val="left" w:pos="8244"/>
-          <w:tab w:val="left" w:pos="9160"/>
-          <w:tab w:val="left" w:pos="10076"/>
-          <w:tab w:val="left" w:pos="10992"/>
-          <w:tab w:val="left" w:pos="11908"/>
-          <w:tab w:val="left" w:pos="12824"/>
-          <w:tab w:val="left" w:pos="13740"/>
-          <w:tab w:val="left" w:pos="14656"/>
-        </w:tabs>
-        <w:spacing w:after="0" w:line="240" w:lineRule="auto"/>
-        <w:rPr>
-          <w:rFonts w:ascii="Times New Roman" w:eastAsia="Times New Roman" w:hAnsi="Times New Roman" w:cs="Times New Roman"/>
-          <w:sz w:val="28"/>
-          <w:szCs w:val="28"/>
-        </w:rPr>
-      </w:pPr>
-      <w:r>
-        <w:rPr>
-          <w:rFonts w:ascii="Times New Roman" w:eastAsia="Times New Roman" w:hAnsi="Times New Roman" w:cs="Times New Roman"/>
-          <w:sz w:val="28"/>
-          <w:szCs w:val="28"/>
-        </w:rPr>
-        <w:t>├── adjustment-details</w:t>
+        <w:t>├── transfer-list</w:t>
+      </w:r>
+    </w:p>
+    <w:p>
+      <w:pPr>
+        <w:tabs>
+          <w:tab w:val="left" w:pos="916"/>
+          <w:tab w:val="left" w:pos="1832"/>
+          <w:tab w:val="left" w:pos="2748"/>
+          <w:tab w:val="left" w:pos="3664"/>
+          <w:tab w:val="left" w:pos="4580"/>
+          <w:tab w:val="left" w:pos="5496"/>
+          <w:tab w:val="left" w:pos="6412"/>
+          <w:tab w:val="left" w:pos="7328"/>
+          <w:tab w:val="left" w:pos="8244"/>
+          <w:tab w:val="left" w:pos="9160"/>
+          <w:tab w:val="left" w:pos="10076"/>
+          <w:tab w:val="left" w:pos="10992"/>
+          <w:tab w:val="left" w:pos="11908"/>
+          <w:tab w:val="left" w:pos="12824"/>
+          <w:tab w:val="left" w:pos="13740"/>
+          <w:tab w:val="left" w:pos="14656"/>
+        </w:tabs>
+        <w:spacing w:after="0" w:line="240" w:lineRule="auto"/>
+        <w:rPr>
+          <w:rFonts w:ascii="Times New Roman" w:eastAsia="Times New Roman" w:hAnsi="Times New Roman" w:cs="Times New Roman"/>
+          <w:sz w:val="28"/>
+          <w:szCs w:val="28"/>
+        </w:rPr>
+      </w:pPr>
+      <w:r>
+        <w:rPr>
+          <w:rFonts w:ascii="Times New Roman" w:eastAsia="Times New Roman" w:hAnsi="Times New Roman" w:cs="Times New Roman"/>
+          <w:sz w:val="28"/>
+          <w:szCs w:val="28"/>
+        </w:rPr>
+        <w:t>├── create-transfer</w:t>
+      </w:r>
+    </w:p>
+    <w:p>
+      <w:pPr>
+        <w:tabs>
+          <w:tab w:val="left" w:pos="916"/>
+          <w:tab w:val="left" w:pos="1832"/>
+          <w:tab w:val="left" w:pos="2748"/>
+          <w:tab w:val="left" w:pos="3664"/>
+          <w:tab w:val="left" w:pos="4580"/>
+          <w:tab w:val="left" w:pos="5496"/>
+          <w:tab w:val="left" w:pos="6412"/>
+          <w:tab w:val="left" w:pos="7328"/>
+          <w:tab w:val="left" w:pos="8244"/>
+          <w:tab w:val="left" w:pos="9160"/>
+          <w:tab w:val="left" w:pos="10076"/>
+          <w:tab w:val="left" w:pos="10992"/>
+          <w:tab w:val="left" w:pos="11908"/>
+          <w:tab w:val="left" w:pos="12824"/>
+          <w:tab w:val="left" w:pos="13740"/>
+          <w:tab w:val="left" w:pos="14656"/>
+        </w:tabs>
+        <w:spacing w:after="0" w:line="240" w:lineRule="auto"/>
+        <w:rPr>
+          <w:rFonts w:ascii="Times New Roman" w:eastAsia="Times New Roman" w:hAnsi="Times New Roman" w:cs="Times New Roman"/>
+          <w:sz w:val="28"/>
+          <w:szCs w:val="28"/>
+        </w:rPr>
+      </w:pPr>
+      <w:r>
+        <w:rPr>
+          <w:rFonts w:ascii="Times New Roman" w:eastAsia="Times New Roman" w:hAnsi="Times New Roman" w:cs="Times New Roman"/>
+          <w:sz w:val="28"/>
+          <w:szCs w:val="28"/>
+        </w:rPr>
+        <w:t>├── transfer-details</w:t>
+      </w:r>
+    </w:p>
+    <w:p>
+      <w:pPr>
+        <w:tabs>
+          <w:tab w:val="left" w:pos="916"/>
+          <w:tab w:val="left" w:pos="1832"/>
+          <w:tab w:val="left" w:pos="2748"/>
+          <w:tab w:val="left" w:pos="3664"/>
+          <w:tab w:val="left" w:pos="4580"/>
+          <w:tab w:val="left" w:pos="5496"/>
+          <w:tab w:val="left" w:pos="6412"/>
+          <w:tab w:val="left" w:pos="7328"/>
+          <w:tab w:val="left" w:pos="8244"/>
+          <w:tab w:val="left" w:pos="9160"/>
+          <w:tab w:val="left" w:pos="10076"/>
+          <w:tab w:val="left" w:pos="10992"/>
+          <w:tab w:val="left" w:pos="11908"/>
+          <w:tab w:val="left" w:pos="12824"/>
+          <w:tab w:val="left" w:pos="13740"/>
+          <w:tab w:val="left" w:pos="14656"/>
+        </w:tabs>
+        <w:spacing w:after="0" w:line="240" w:lineRule="auto"/>
+        <w:rPr>
+          <w:rFonts w:ascii="Times New Roman" w:eastAsia="Times New Roman" w:hAnsi="Times New Roman" w:cs="Times New Roman"/>
+          <w:sz w:val="28"/>
+          <w:szCs w:val="28"/>
+        </w:rPr>
+      </w:pPr>
+      <w:r>
+        <w:rPr>
+          <w:rFonts w:ascii="Times New Roman" w:eastAsia="Times New Roman" w:hAnsi="Times New Roman" w:cs="Times New Roman"/>
+          <w:sz w:val="28"/>
+          <w:szCs w:val="28"/>
+        </w:rPr>
+        <w:t>├── approve-transfer</w:t>
       </w:r>
     </w:p>
     <w:p>
@@ -8962,7 +9388,7 @@
           <w:sz w:val="28"/>
           <w:szCs w:val="28"/>
         </w:rPr>
-        <w:t>adjustment.service</w:t>
+        <w:t>transfer.service</w:t>
       </w:r>
       <w:proofErr w:type="gramEnd"/>
       <w:r>
@@ -9018,7 +9444,7 @@
           <w:sz w:val="28"/>
           <w:szCs w:val="28"/>
         </w:rPr>
-        <w:t>adjustment.model</w:t>
+        <w:t>transfer.model</w:t>
       </w:r>
       <w:proofErr w:type="gramEnd"/>
       <w:r>
@@ -9074,7 +9500,7 @@
           <w:sz w:val="28"/>
           <w:szCs w:val="28"/>
         </w:rPr>
-        <w:t>adjustment.routes</w:t>
+        <w:t>transfer.routes</w:t>
       </w:r>
       <w:proofErr w:type="gramEnd"/>
       <w:r>
@@ -9103,7 +9529,7 @@
           <w:szCs w:val="28"/>
         </w:rPr>
         <w:pict>
-          <v:rect id="_x0000_i1037" style="width:0;height:1.5pt" o:hralign="center" o:hrstd="t" o:hr="t" fillcolor="#a0a0a0" stroked="f"/>
+          <v:rect id="_x0000_i1038" style="width:0;height:1.5pt" o:hralign="center" o:hrstd="t" o:hr="t" fillcolor="#a0a0a0" stroked="f"/>
         </w:pict>
       </w:r>
     </w:p>
@@ -9129,7 +9555,7 @@
           <w:sz w:val="28"/>
           <w:szCs w:val="28"/>
         </w:rPr>
-        <w:t>🚚</w:t>
+        <w:t>📈</w:t>
       </w:r>
       <w:r>
         <w:rPr>
@@ -9140,43 +9566,44 @@
           <w:sz w:val="28"/>
           <w:szCs w:val="28"/>
         </w:rPr>
-        <w:t xml:space="preserve"> Stock Transfer</w:t>
-      </w:r>
-    </w:p>
-    <w:p>
-      <w:pPr>
-        <w:tabs>
-          <w:tab w:val="left" w:pos="916"/>
-          <w:tab w:val="left" w:pos="1832"/>
-          <w:tab w:val="left" w:pos="2748"/>
-          <w:tab w:val="left" w:pos="3664"/>
-          <w:tab w:val="left" w:pos="4580"/>
-          <w:tab w:val="left" w:pos="5496"/>
-          <w:tab w:val="left" w:pos="6412"/>
-          <w:tab w:val="left" w:pos="7328"/>
-          <w:tab w:val="left" w:pos="8244"/>
-          <w:tab w:val="left" w:pos="9160"/>
-          <w:tab w:val="left" w:pos="10076"/>
-          <w:tab w:val="left" w:pos="10992"/>
-          <w:tab w:val="left" w:pos="11908"/>
-          <w:tab w:val="left" w:pos="12824"/>
-          <w:tab w:val="left" w:pos="13740"/>
-          <w:tab w:val="left" w:pos="14656"/>
-        </w:tabs>
-        <w:spacing w:after="0" w:line="240" w:lineRule="auto"/>
-        <w:rPr>
-          <w:rFonts w:ascii="Times New Roman" w:eastAsia="Times New Roman" w:hAnsi="Times New Roman" w:cs="Times New Roman"/>
-          <w:sz w:val="28"/>
-          <w:szCs w:val="28"/>
-        </w:rPr>
-      </w:pPr>
-      <w:r>
-        <w:rPr>
-          <w:rFonts w:ascii="Times New Roman" w:eastAsia="Times New Roman" w:hAnsi="Times New Roman" w:cs="Times New Roman"/>
-          <w:sz w:val="28"/>
-          <w:szCs w:val="28"/>
-        </w:rPr>
-        <w:t>stock-transfer</w:t>
+        <w:t xml:space="preserve"> Stock Movement</w:t>
+      </w:r>
+    </w:p>
+    <w:p>
+      <w:pPr>
+        <w:tabs>
+          <w:tab w:val="left" w:pos="916"/>
+          <w:tab w:val="left" w:pos="1832"/>
+          <w:tab w:val="left" w:pos="2748"/>
+          <w:tab w:val="left" w:pos="3664"/>
+          <w:tab w:val="left" w:pos="4580"/>
+          <w:tab w:val="left" w:pos="5496"/>
+          <w:tab w:val="left" w:pos="6412"/>
+          <w:tab w:val="left" w:pos="7328"/>
+          <w:tab w:val="left" w:pos="8244"/>
+          <w:tab w:val="left" w:pos="9160"/>
+          <w:tab w:val="left" w:pos="10076"/>
+          <w:tab w:val="left" w:pos="10992"/>
+          <w:tab w:val="left" w:pos="11908"/>
+          <w:tab w:val="left" w:pos="12824"/>
+          <w:tab w:val="left" w:pos="13740"/>
+          <w:tab w:val="left" w:pos="14656"/>
+        </w:tabs>
+        <w:spacing w:after="0" w:line="240" w:lineRule="auto"/>
+        <w:rPr>
+          <w:rFonts w:ascii="Times New Roman" w:eastAsia="Times New Roman" w:hAnsi="Times New Roman" w:cs="Times New Roman"/>
+          <w:sz w:val="28"/>
+          <w:szCs w:val="28"/>
+        </w:rPr>
+      </w:pPr>
+      <w:r>
+        <w:rPr>
+          <w:rFonts w:ascii="Times New Roman" w:eastAsia="Times New Roman" w:hAnsi="Times New Roman" w:cs="Times New Roman"/>
+          <w:sz w:val="28"/>
+          <w:szCs w:val="28"/>
+        </w:rPr>
+        <w:lastRenderedPageBreak/>
+        <w:t>stock-movement</w:t>
       </w:r>
     </w:p>
     <w:p>
@@ -9248,115 +9675,7 @@
           <w:sz w:val="28"/>
           <w:szCs w:val="28"/>
         </w:rPr>
-        <w:t>├── transfer-list</w:t>
-      </w:r>
-    </w:p>
-    <w:p>
-      <w:pPr>
-        <w:tabs>
-          <w:tab w:val="left" w:pos="916"/>
-          <w:tab w:val="left" w:pos="1832"/>
-          <w:tab w:val="left" w:pos="2748"/>
-          <w:tab w:val="left" w:pos="3664"/>
-          <w:tab w:val="left" w:pos="4580"/>
-          <w:tab w:val="left" w:pos="5496"/>
-          <w:tab w:val="left" w:pos="6412"/>
-          <w:tab w:val="left" w:pos="7328"/>
-          <w:tab w:val="left" w:pos="8244"/>
-          <w:tab w:val="left" w:pos="9160"/>
-          <w:tab w:val="left" w:pos="10076"/>
-          <w:tab w:val="left" w:pos="10992"/>
-          <w:tab w:val="left" w:pos="11908"/>
-          <w:tab w:val="left" w:pos="12824"/>
-          <w:tab w:val="left" w:pos="13740"/>
-          <w:tab w:val="left" w:pos="14656"/>
-        </w:tabs>
-        <w:spacing w:after="0" w:line="240" w:lineRule="auto"/>
-        <w:rPr>
-          <w:rFonts w:ascii="Times New Roman" w:eastAsia="Times New Roman" w:hAnsi="Times New Roman" w:cs="Times New Roman"/>
-          <w:sz w:val="28"/>
-          <w:szCs w:val="28"/>
-        </w:rPr>
-      </w:pPr>
-      <w:r>
-        <w:rPr>
-          <w:rFonts w:ascii="Times New Roman" w:eastAsia="Times New Roman" w:hAnsi="Times New Roman" w:cs="Times New Roman"/>
-          <w:sz w:val="28"/>
-          <w:szCs w:val="28"/>
-        </w:rPr>
-        <w:t>├── create-transfer</w:t>
-      </w:r>
-    </w:p>
-    <w:p>
-      <w:pPr>
-        <w:tabs>
-          <w:tab w:val="left" w:pos="916"/>
-          <w:tab w:val="left" w:pos="1832"/>
-          <w:tab w:val="left" w:pos="2748"/>
-          <w:tab w:val="left" w:pos="3664"/>
-          <w:tab w:val="left" w:pos="4580"/>
-          <w:tab w:val="left" w:pos="5496"/>
-          <w:tab w:val="left" w:pos="6412"/>
-          <w:tab w:val="left" w:pos="7328"/>
-          <w:tab w:val="left" w:pos="8244"/>
-          <w:tab w:val="left" w:pos="9160"/>
-          <w:tab w:val="left" w:pos="10076"/>
-          <w:tab w:val="left" w:pos="10992"/>
-          <w:tab w:val="left" w:pos="11908"/>
-          <w:tab w:val="left" w:pos="12824"/>
-          <w:tab w:val="left" w:pos="13740"/>
-          <w:tab w:val="left" w:pos="14656"/>
-        </w:tabs>
-        <w:spacing w:after="0" w:line="240" w:lineRule="auto"/>
-        <w:rPr>
-          <w:rFonts w:ascii="Times New Roman" w:eastAsia="Times New Roman" w:hAnsi="Times New Roman" w:cs="Times New Roman"/>
-          <w:sz w:val="28"/>
-          <w:szCs w:val="28"/>
-        </w:rPr>
-      </w:pPr>
-      <w:r>
-        <w:rPr>
-          <w:rFonts w:ascii="Times New Roman" w:eastAsia="Times New Roman" w:hAnsi="Times New Roman" w:cs="Times New Roman"/>
-          <w:sz w:val="28"/>
-          <w:szCs w:val="28"/>
-        </w:rPr>
-        <w:t>├── transfer-details</w:t>
-      </w:r>
-    </w:p>
-    <w:p>
-      <w:pPr>
-        <w:tabs>
-          <w:tab w:val="left" w:pos="916"/>
-          <w:tab w:val="left" w:pos="1832"/>
-          <w:tab w:val="left" w:pos="2748"/>
-          <w:tab w:val="left" w:pos="3664"/>
-          <w:tab w:val="left" w:pos="4580"/>
-          <w:tab w:val="left" w:pos="5496"/>
-          <w:tab w:val="left" w:pos="6412"/>
-          <w:tab w:val="left" w:pos="7328"/>
-          <w:tab w:val="left" w:pos="8244"/>
-          <w:tab w:val="left" w:pos="9160"/>
-          <w:tab w:val="left" w:pos="10076"/>
-          <w:tab w:val="left" w:pos="10992"/>
-          <w:tab w:val="left" w:pos="11908"/>
-          <w:tab w:val="left" w:pos="12824"/>
-          <w:tab w:val="left" w:pos="13740"/>
-          <w:tab w:val="left" w:pos="14656"/>
-        </w:tabs>
-        <w:spacing w:after="0" w:line="240" w:lineRule="auto"/>
-        <w:rPr>
-          <w:rFonts w:ascii="Times New Roman" w:eastAsia="Times New Roman" w:hAnsi="Times New Roman" w:cs="Times New Roman"/>
-          <w:sz w:val="28"/>
-          <w:szCs w:val="28"/>
-        </w:rPr>
-      </w:pPr>
-      <w:r>
-        <w:rPr>
-          <w:rFonts w:ascii="Times New Roman" w:eastAsia="Times New Roman" w:hAnsi="Times New Roman" w:cs="Times New Roman"/>
-          <w:sz w:val="28"/>
-          <w:szCs w:val="28"/>
-        </w:rPr>
-        <w:t>├── approve-transfer</w:t>
+        <w:t>├── movement-history</w:t>
       </w:r>
     </w:p>
     <w:p>
@@ -9438,7 +9757,7 @@
           <w:sz w:val="28"/>
           <w:szCs w:val="28"/>
         </w:rPr>
-        <w:t>transfer.service</w:t>
+        <w:t>movement.service</w:t>
       </w:r>
       <w:proofErr w:type="gramEnd"/>
       <w:r>
@@ -9494,7 +9813,7 @@
           <w:sz w:val="28"/>
           <w:szCs w:val="28"/>
         </w:rPr>
-        <w:t>transfer.model</w:t>
+        <w:t>movement.model</w:t>
       </w:r>
       <w:proofErr w:type="gramEnd"/>
       <w:r>
@@ -9540,7 +9859,6 @@
           <w:sz w:val="28"/>
           <w:szCs w:val="28"/>
         </w:rPr>
-        <w:lastRenderedPageBreak/>
         <w:t>└── stock-</w:t>
       </w:r>
       <w:proofErr w:type="spellStart"/>
@@ -9551,7 +9869,7 @@
           <w:sz w:val="28"/>
           <w:szCs w:val="28"/>
         </w:rPr>
-        <w:t>transfer.routes</w:t>
+        <w:t>movement.routes</w:t>
       </w:r>
       <w:proofErr w:type="gramEnd"/>
       <w:r>
@@ -9580,7 +9898,7 @@
           <w:szCs w:val="28"/>
         </w:rPr>
         <w:pict>
-          <v:rect id="_x0000_i1038" style="width:0;height:1.5pt" o:hralign="center" o:hrstd="t" o:hr="t" fillcolor="#a0a0a0" stroked="f"/>
+          <v:rect id="_x0000_i1039" style="width:0;height:1.5pt" o:hralign="center" o:hrstd="t" o:hr="t" fillcolor="#a0a0a0" stroked="f"/>
         </w:pict>
       </w:r>
     </w:p>
@@ -9606,7 +9924,7 @@
           <w:sz w:val="28"/>
           <w:szCs w:val="28"/>
         </w:rPr>
-        <w:t>📈</w:t>
+        <w:t>🛒</w:t>
       </w:r>
       <w:r>
         <w:rPr>
@@ -9617,43 +9935,43 @@
           <w:sz w:val="28"/>
           <w:szCs w:val="28"/>
         </w:rPr>
-        <w:t xml:space="preserve"> Stock Movement</w:t>
-      </w:r>
-    </w:p>
-    <w:p>
-      <w:pPr>
-        <w:tabs>
-          <w:tab w:val="left" w:pos="916"/>
-          <w:tab w:val="left" w:pos="1832"/>
-          <w:tab w:val="left" w:pos="2748"/>
-          <w:tab w:val="left" w:pos="3664"/>
-          <w:tab w:val="left" w:pos="4580"/>
-          <w:tab w:val="left" w:pos="5496"/>
-          <w:tab w:val="left" w:pos="6412"/>
-          <w:tab w:val="left" w:pos="7328"/>
-          <w:tab w:val="left" w:pos="8244"/>
-          <w:tab w:val="left" w:pos="9160"/>
-          <w:tab w:val="left" w:pos="10076"/>
-          <w:tab w:val="left" w:pos="10992"/>
-          <w:tab w:val="left" w:pos="11908"/>
-          <w:tab w:val="left" w:pos="12824"/>
-          <w:tab w:val="left" w:pos="13740"/>
-          <w:tab w:val="left" w:pos="14656"/>
-        </w:tabs>
-        <w:spacing w:after="0" w:line="240" w:lineRule="auto"/>
-        <w:rPr>
-          <w:rFonts w:ascii="Times New Roman" w:eastAsia="Times New Roman" w:hAnsi="Times New Roman" w:cs="Times New Roman"/>
-          <w:sz w:val="28"/>
-          <w:szCs w:val="28"/>
-        </w:rPr>
-      </w:pPr>
-      <w:r>
-        <w:rPr>
-          <w:rFonts w:ascii="Times New Roman" w:eastAsia="Times New Roman" w:hAnsi="Times New Roman" w:cs="Times New Roman"/>
-          <w:sz w:val="28"/>
-          <w:szCs w:val="28"/>
-        </w:rPr>
-        <w:t>stock-movement</w:t>
+        <w:t xml:space="preserve"> Purchase Management</w:t>
+      </w:r>
+    </w:p>
+    <w:p>
+      <w:pPr>
+        <w:tabs>
+          <w:tab w:val="left" w:pos="916"/>
+          <w:tab w:val="left" w:pos="1832"/>
+          <w:tab w:val="left" w:pos="2748"/>
+          <w:tab w:val="left" w:pos="3664"/>
+          <w:tab w:val="left" w:pos="4580"/>
+          <w:tab w:val="left" w:pos="5496"/>
+          <w:tab w:val="left" w:pos="6412"/>
+          <w:tab w:val="left" w:pos="7328"/>
+          <w:tab w:val="left" w:pos="8244"/>
+          <w:tab w:val="left" w:pos="9160"/>
+          <w:tab w:val="left" w:pos="10076"/>
+          <w:tab w:val="left" w:pos="10992"/>
+          <w:tab w:val="left" w:pos="11908"/>
+          <w:tab w:val="left" w:pos="12824"/>
+          <w:tab w:val="left" w:pos="13740"/>
+          <w:tab w:val="left" w:pos="14656"/>
+        </w:tabs>
+        <w:spacing w:after="0" w:line="240" w:lineRule="auto"/>
+        <w:rPr>
+          <w:rFonts w:ascii="Times New Roman" w:eastAsia="Times New Roman" w:hAnsi="Times New Roman" w:cs="Times New Roman"/>
+          <w:sz w:val="28"/>
+          <w:szCs w:val="28"/>
+        </w:rPr>
+      </w:pPr>
+      <w:r>
+        <w:rPr>
+          <w:rFonts w:ascii="Times New Roman" w:eastAsia="Times New Roman" w:hAnsi="Times New Roman" w:cs="Times New Roman"/>
+          <w:sz w:val="28"/>
+          <w:szCs w:val="28"/>
+        </w:rPr>
+        <w:t>purchase-management</w:t>
       </w:r>
     </w:p>
     <w:p>
@@ -9725,212 +10043,80 @@
           <w:sz w:val="28"/>
           <w:szCs w:val="28"/>
         </w:rPr>
-        <w:t>├── movement-history</w:t>
-      </w:r>
-    </w:p>
-    <w:p>
-      <w:pPr>
-        <w:tabs>
-          <w:tab w:val="left" w:pos="916"/>
-          <w:tab w:val="left" w:pos="1832"/>
-          <w:tab w:val="left" w:pos="2748"/>
-          <w:tab w:val="left" w:pos="3664"/>
-          <w:tab w:val="left" w:pos="4580"/>
-          <w:tab w:val="left" w:pos="5496"/>
-          <w:tab w:val="left" w:pos="6412"/>
-          <w:tab w:val="left" w:pos="7328"/>
-          <w:tab w:val="left" w:pos="8244"/>
-          <w:tab w:val="left" w:pos="9160"/>
-          <w:tab w:val="left" w:pos="10076"/>
-          <w:tab w:val="left" w:pos="10992"/>
-          <w:tab w:val="left" w:pos="11908"/>
-          <w:tab w:val="left" w:pos="12824"/>
-          <w:tab w:val="left" w:pos="13740"/>
-          <w:tab w:val="left" w:pos="14656"/>
-        </w:tabs>
-        <w:spacing w:after="0" w:line="240" w:lineRule="auto"/>
-        <w:rPr>
-          <w:rFonts w:ascii="Times New Roman" w:eastAsia="Times New Roman" w:hAnsi="Times New Roman" w:cs="Times New Roman"/>
-          <w:sz w:val="28"/>
-          <w:szCs w:val="28"/>
-        </w:rPr>
-      </w:pPr>
-      <w:r>
-        <w:rPr>
-          <w:rFonts w:ascii="Times New Roman" w:eastAsia="Times New Roman" w:hAnsi="Times New Roman" w:cs="Times New Roman"/>
-          <w:sz w:val="28"/>
-          <w:szCs w:val="28"/>
-        </w:rPr>
-        <w:t>│</w:t>
-      </w:r>
-    </w:p>
-    <w:p>
-      <w:pPr>
-        <w:tabs>
-          <w:tab w:val="left" w:pos="916"/>
-          <w:tab w:val="left" w:pos="1832"/>
-          <w:tab w:val="left" w:pos="2748"/>
-          <w:tab w:val="left" w:pos="3664"/>
-          <w:tab w:val="left" w:pos="4580"/>
-          <w:tab w:val="left" w:pos="5496"/>
-          <w:tab w:val="left" w:pos="6412"/>
-          <w:tab w:val="left" w:pos="7328"/>
-          <w:tab w:val="left" w:pos="8244"/>
-          <w:tab w:val="left" w:pos="9160"/>
-          <w:tab w:val="left" w:pos="10076"/>
-          <w:tab w:val="left" w:pos="10992"/>
-          <w:tab w:val="left" w:pos="11908"/>
-          <w:tab w:val="left" w:pos="12824"/>
-          <w:tab w:val="left" w:pos="13740"/>
-          <w:tab w:val="left" w:pos="14656"/>
-        </w:tabs>
-        <w:spacing w:after="0" w:line="240" w:lineRule="auto"/>
-        <w:rPr>
-          <w:rFonts w:ascii="Times New Roman" w:eastAsia="Times New Roman" w:hAnsi="Times New Roman" w:cs="Times New Roman"/>
-          <w:sz w:val="28"/>
-          <w:szCs w:val="28"/>
-        </w:rPr>
-      </w:pPr>
-      <w:r>
-        <w:rPr>
-          <w:rFonts w:ascii="Times New Roman" w:eastAsia="Times New Roman" w:hAnsi="Times New Roman" w:cs="Times New Roman"/>
-          <w:sz w:val="28"/>
-          <w:szCs w:val="28"/>
-        </w:rPr>
-        <w:t>├── stock-</w:t>
-      </w:r>
-      <w:proofErr w:type="spellStart"/>
-      <w:proofErr w:type="gramStart"/>
-      <w:r>
-        <w:rPr>
-          <w:rFonts w:ascii="Times New Roman" w:eastAsia="Times New Roman" w:hAnsi="Times New Roman" w:cs="Times New Roman"/>
-          <w:sz w:val="28"/>
-          <w:szCs w:val="28"/>
-        </w:rPr>
-        <w:t>movement.service</w:t>
-      </w:r>
-      <w:proofErr w:type="gramEnd"/>
-      <w:r>
-        <w:rPr>
-          <w:rFonts w:ascii="Times New Roman" w:eastAsia="Times New Roman" w:hAnsi="Times New Roman" w:cs="Times New Roman"/>
-          <w:sz w:val="28"/>
-          <w:szCs w:val="28"/>
-        </w:rPr>
-        <w:t>.ts</w:t>
-      </w:r>
-      <w:proofErr w:type="spellEnd"/>
-    </w:p>
-    <w:p>
-      <w:pPr>
-        <w:tabs>
-          <w:tab w:val="left" w:pos="916"/>
-          <w:tab w:val="left" w:pos="1832"/>
-          <w:tab w:val="left" w:pos="2748"/>
-          <w:tab w:val="left" w:pos="3664"/>
-          <w:tab w:val="left" w:pos="4580"/>
-          <w:tab w:val="left" w:pos="5496"/>
-          <w:tab w:val="left" w:pos="6412"/>
-          <w:tab w:val="left" w:pos="7328"/>
-          <w:tab w:val="left" w:pos="8244"/>
-          <w:tab w:val="left" w:pos="9160"/>
-          <w:tab w:val="left" w:pos="10076"/>
-          <w:tab w:val="left" w:pos="10992"/>
-          <w:tab w:val="left" w:pos="11908"/>
-          <w:tab w:val="left" w:pos="12824"/>
-          <w:tab w:val="left" w:pos="13740"/>
-          <w:tab w:val="left" w:pos="14656"/>
-        </w:tabs>
-        <w:spacing w:after="0" w:line="240" w:lineRule="auto"/>
-        <w:rPr>
-          <w:rFonts w:ascii="Times New Roman" w:eastAsia="Times New Roman" w:hAnsi="Times New Roman" w:cs="Times New Roman"/>
-          <w:sz w:val="28"/>
-          <w:szCs w:val="28"/>
-        </w:rPr>
-      </w:pPr>
-      <w:r>
-        <w:rPr>
-          <w:rFonts w:ascii="Times New Roman" w:eastAsia="Times New Roman" w:hAnsi="Times New Roman" w:cs="Times New Roman"/>
-          <w:sz w:val="28"/>
-          <w:szCs w:val="28"/>
-        </w:rPr>
-        <w:t>├── stock-</w:t>
-      </w:r>
-      <w:proofErr w:type="spellStart"/>
-      <w:proofErr w:type="gramStart"/>
-      <w:r>
-        <w:rPr>
-          <w:rFonts w:ascii="Times New Roman" w:eastAsia="Times New Roman" w:hAnsi="Times New Roman" w:cs="Times New Roman"/>
-          <w:sz w:val="28"/>
-          <w:szCs w:val="28"/>
-        </w:rPr>
-        <w:t>movement.model</w:t>
-      </w:r>
-      <w:proofErr w:type="gramEnd"/>
-      <w:r>
-        <w:rPr>
-          <w:rFonts w:ascii="Times New Roman" w:eastAsia="Times New Roman" w:hAnsi="Times New Roman" w:cs="Times New Roman"/>
-          <w:sz w:val="28"/>
-          <w:szCs w:val="28"/>
-        </w:rPr>
-        <w:t>.ts</w:t>
-      </w:r>
-      <w:proofErr w:type="spellEnd"/>
-    </w:p>
-    <w:p>
-      <w:pPr>
-        <w:tabs>
-          <w:tab w:val="left" w:pos="916"/>
-          <w:tab w:val="left" w:pos="1832"/>
-          <w:tab w:val="left" w:pos="2748"/>
-          <w:tab w:val="left" w:pos="3664"/>
-          <w:tab w:val="left" w:pos="4580"/>
-          <w:tab w:val="left" w:pos="5496"/>
-          <w:tab w:val="left" w:pos="6412"/>
-          <w:tab w:val="left" w:pos="7328"/>
-          <w:tab w:val="left" w:pos="8244"/>
-          <w:tab w:val="left" w:pos="9160"/>
-          <w:tab w:val="left" w:pos="10076"/>
-          <w:tab w:val="left" w:pos="10992"/>
-          <w:tab w:val="left" w:pos="11908"/>
-          <w:tab w:val="left" w:pos="12824"/>
-          <w:tab w:val="left" w:pos="13740"/>
-          <w:tab w:val="left" w:pos="14656"/>
-        </w:tabs>
-        <w:spacing w:after="0" w:line="240" w:lineRule="auto"/>
-        <w:rPr>
-          <w:rFonts w:ascii="Times New Roman" w:eastAsia="Times New Roman" w:hAnsi="Times New Roman" w:cs="Times New Roman"/>
-          <w:sz w:val="28"/>
-          <w:szCs w:val="28"/>
-        </w:rPr>
-      </w:pPr>
-      <w:r>
-        <w:rPr>
-          <w:rFonts w:ascii="Times New Roman" w:eastAsia="Times New Roman" w:hAnsi="Times New Roman" w:cs="Times New Roman"/>
-          <w:sz w:val="28"/>
-          <w:szCs w:val="28"/>
-        </w:rPr>
-        <w:t>└── stock-</w:t>
-      </w:r>
-      <w:proofErr w:type="spellStart"/>
-      <w:proofErr w:type="gramStart"/>
-      <w:r>
-        <w:rPr>
-          <w:rFonts w:ascii="Times New Roman" w:eastAsia="Times New Roman" w:hAnsi="Times New Roman" w:cs="Times New Roman"/>
-          <w:sz w:val="28"/>
-          <w:szCs w:val="28"/>
-        </w:rPr>
-        <w:t>movement.routes</w:t>
-      </w:r>
-      <w:proofErr w:type="gramEnd"/>
-      <w:r>
-        <w:rPr>
-          <w:rFonts w:ascii="Times New Roman" w:eastAsia="Times New Roman" w:hAnsi="Times New Roman" w:cs="Times New Roman"/>
-          <w:sz w:val="28"/>
-          <w:szCs w:val="28"/>
-        </w:rPr>
-        <w:t>.ts</w:t>
-      </w:r>
-      <w:proofErr w:type="spellEnd"/>
+        <w:t>├── purchase-order</w:t>
+      </w:r>
+    </w:p>
+    <w:p>
+      <w:pPr>
+        <w:tabs>
+          <w:tab w:val="left" w:pos="916"/>
+          <w:tab w:val="left" w:pos="1832"/>
+          <w:tab w:val="left" w:pos="2748"/>
+          <w:tab w:val="left" w:pos="3664"/>
+          <w:tab w:val="left" w:pos="4580"/>
+          <w:tab w:val="left" w:pos="5496"/>
+          <w:tab w:val="left" w:pos="6412"/>
+          <w:tab w:val="left" w:pos="7328"/>
+          <w:tab w:val="left" w:pos="8244"/>
+          <w:tab w:val="left" w:pos="9160"/>
+          <w:tab w:val="left" w:pos="10076"/>
+          <w:tab w:val="left" w:pos="10992"/>
+          <w:tab w:val="left" w:pos="11908"/>
+          <w:tab w:val="left" w:pos="12824"/>
+          <w:tab w:val="left" w:pos="13740"/>
+          <w:tab w:val="left" w:pos="14656"/>
+        </w:tabs>
+        <w:spacing w:after="0" w:line="240" w:lineRule="auto"/>
+        <w:rPr>
+          <w:rFonts w:ascii="Times New Roman" w:eastAsia="Times New Roman" w:hAnsi="Times New Roman" w:cs="Times New Roman"/>
+          <w:sz w:val="28"/>
+          <w:szCs w:val="28"/>
+        </w:rPr>
+      </w:pPr>
+      <w:r>
+        <w:rPr>
+          <w:rFonts w:ascii="Times New Roman" w:eastAsia="Times New Roman" w:hAnsi="Times New Roman" w:cs="Times New Roman"/>
+          <w:sz w:val="28"/>
+          <w:szCs w:val="28"/>
+        </w:rPr>
+        <w:t>├── goods-received-note</w:t>
+      </w:r>
+    </w:p>
+    <w:p>
+      <w:pPr>
+        <w:tabs>
+          <w:tab w:val="left" w:pos="916"/>
+          <w:tab w:val="left" w:pos="1832"/>
+          <w:tab w:val="left" w:pos="2748"/>
+          <w:tab w:val="left" w:pos="3664"/>
+          <w:tab w:val="left" w:pos="4580"/>
+          <w:tab w:val="left" w:pos="5496"/>
+          <w:tab w:val="left" w:pos="6412"/>
+          <w:tab w:val="left" w:pos="7328"/>
+          <w:tab w:val="left" w:pos="8244"/>
+          <w:tab w:val="left" w:pos="9160"/>
+          <w:tab w:val="left" w:pos="10076"/>
+          <w:tab w:val="left" w:pos="10992"/>
+          <w:tab w:val="left" w:pos="11908"/>
+          <w:tab w:val="left" w:pos="12824"/>
+          <w:tab w:val="left" w:pos="13740"/>
+          <w:tab w:val="left" w:pos="14656"/>
+        </w:tabs>
+        <w:spacing w:after="0" w:line="240" w:lineRule="auto"/>
+        <w:rPr>
+          <w:rFonts w:ascii="Times New Roman" w:eastAsia="Times New Roman" w:hAnsi="Times New Roman" w:cs="Times New Roman"/>
+          <w:sz w:val="28"/>
+          <w:szCs w:val="28"/>
+        </w:rPr>
+      </w:pPr>
+      <w:r>
+        <w:rPr>
+          <w:rFonts w:ascii="Times New Roman" w:eastAsia="Times New Roman" w:hAnsi="Times New Roman" w:cs="Times New Roman"/>
+          <w:sz w:val="28"/>
+          <w:szCs w:val="28"/>
+        </w:rPr>
+        <w:t>└── purchase-return</w:t>
+      </w:r>
     </w:p>
     <w:p>
       <w:pPr>
@@ -9948,7 +10134,7 @@
           <w:szCs w:val="28"/>
         </w:rPr>
         <w:pict>
-          <v:rect id="_x0000_i1039" style="width:0;height:1.5pt" o:hralign="center" o:hrstd="t" o:hr="t" fillcolor="#a0a0a0" stroked="f"/>
+          <v:rect id="_x0000_i1040" style="width:0;height:1.5pt" o:hralign="center" o:hrstd="t" o:hr="t" fillcolor="#a0a0a0" stroked="f"/>
         </w:pict>
       </w:r>
     </w:p>
@@ -9974,7 +10160,7 @@
           <w:sz w:val="28"/>
           <w:szCs w:val="28"/>
         </w:rPr>
-        <w:t>🛒</w:t>
+        <w:t>📋</w:t>
       </w:r>
       <w:r>
         <w:rPr>
@@ -9985,43 +10171,43 @@
           <w:sz w:val="28"/>
           <w:szCs w:val="28"/>
         </w:rPr>
-        <w:t xml:space="preserve"> Purchase Management</w:t>
-      </w:r>
-    </w:p>
-    <w:p>
-      <w:pPr>
-        <w:tabs>
-          <w:tab w:val="left" w:pos="916"/>
-          <w:tab w:val="left" w:pos="1832"/>
-          <w:tab w:val="left" w:pos="2748"/>
-          <w:tab w:val="left" w:pos="3664"/>
-          <w:tab w:val="left" w:pos="4580"/>
-          <w:tab w:val="left" w:pos="5496"/>
-          <w:tab w:val="left" w:pos="6412"/>
-          <w:tab w:val="left" w:pos="7328"/>
-          <w:tab w:val="left" w:pos="8244"/>
-          <w:tab w:val="left" w:pos="9160"/>
-          <w:tab w:val="left" w:pos="10076"/>
-          <w:tab w:val="left" w:pos="10992"/>
-          <w:tab w:val="left" w:pos="11908"/>
-          <w:tab w:val="left" w:pos="12824"/>
-          <w:tab w:val="left" w:pos="13740"/>
-          <w:tab w:val="left" w:pos="14656"/>
-        </w:tabs>
-        <w:spacing w:after="0" w:line="240" w:lineRule="auto"/>
-        <w:rPr>
-          <w:rFonts w:ascii="Times New Roman" w:eastAsia="Times New Roman" w:hAnsi="Times New Roman" w:cs="Times New Roman"/>
-          <w:sz w:val="28"/>
-          <w:szCs w:val="28"/>
-        </w:rPr>
-      </w:pPr>
-      <w:r>
-        <w:rPr>
-          <w:rFonts w:ascii="Times New Roman" w:eastAsia="Times New Roman" w:hAnsi="Times New Roman" w:cs="Times New Roman"/>
-          <w:sz w:val="28"/>
-          <w:szCs w:val="28"/>
-        </w:rPr>
-        <w:t>purchase-management</w:t>
+        <w:t xml:space="preserve"> Purchase Order</w:t>
+      </w:r>
+    </w:p>
+    <w:p>
+      <w:pPr>
+        <w:tabs>
+          <w:tab w:val="left" w:pos="916"/>
+          <w:tab w:val="left" w:pos="1832"/>
+          <w:tab w:val="left" w:pos="2748"/>
+          <w:tab w:val="left" w:pos="3664"/>
+          <w:tab w:val="left" w:pos="4580"/>
+          <w:tab w:val="left" w:pos="5496"/>
+          <w:tab w:val="left" w:pos="6412"/>
+          <w:tab w:val="left" w:pos="7328"/>
+          <w:tab w:val="left" w:pos="8244"/>
+          <w:tab w:val="left" w:pos="9160"/>
+          <w:tab w:val="left" w:pos="10076"/>
+          <w:tab w:val="left" w:pos="10992"/>
+          <w:tab w:val="left" w:pos="11908"/>
+          <w:tab w:val="left" w:pos="12824"/>
+          <w:tab w:val="left" w:pos="13740"/>
+          <w:tab w:val="left" w:pos="14656"/>
+        </w:tabs>
+        <w:spacing w:after="0" w:line="240" w:lineRule="auto"/>
+        <w:rPr>
+          <w:rFonts w:ascii="Times New Roman" w:eastAsia="Times New Roman" w:hAnsi="Times New Roman" w:cs="Times New Roman"/>
+          <w:sz w:val="28"/>
+          <w:szCs w:val="28"/>
+        </w:rPr>
+      </w:pPr>
+      <w:r>
+        <w:rPr>
+          <w:rFonts w:ascii="Times New Roman" w:eastAsia="Times New Roman" w:hAnsi="Times New Roman" w:cs="Times New Roman"/>
+          <w:sz w:val="28"/>
+          <w:szCs w:val="28"/>
+        </w:rPr>
+        <w:t>purchase-order</w:t>
       </w:r>
     </w:p>
     <w:p>
@@ -10093,80 +10279,356 @@
           <w:sz w:val="28"/>
           <w:szCs w:val="28"/>
         </w:rPr>
-        <w:t>├── purchase-order</w:t>
-      </w:r>
-    </w:p>
-    <w:p>
-      <w:pPr>
-        <w:tabs>
-          <w:tab w:val="left" w:pos="916"/>
-          <w:tab w:val="left" w:pos="1832"/>
-          <w:tab w:val="left" w:pos="2748"/>
-          <w:tab w:val="left" w:pos="3664"/>
-          <w:tab w:val="left" w:pos="4580"/>
-          <w:tab w:val="left" w:pos="5496"/>
-          <w:tab w:val="left" w:pos="6412"/>
-          <w:tab w:val="left" w:pos="7328"/>
-          <w:tab w:val="left" w:pos="8244"/>
-          <w:tab w:val="left" w:pos="9160"/>
-          <w:tab w:val="left" w:pos="10076"/>
-          <w:tab w:val="left" w:pos="10992"/>
-          <w:tab w:val="left" w:pos="11908"/>
-          <w:tab w:val="left" w:pos="12824"/>
-          <w:tab w:val="left" w:pos="13740"/>
-          <w:tab w:val="left" w:pos="14656"/>
-        </w:tabs>
-        <w:spacing w:after="0" w:line="240" w:lineRule="auto"/>
-        <w:rPr>
-          <w:rFonts w:ascii="Times New Roman" w:eastAsia="Times New Roman" w:hAnsi="Times New Roman" w:cs="Times New Roman"/>
-          <w:sz w:val="28"/>
-          <w:szCs w:val="28"/>
-        </w:rPr>
-      </w:pPr>
-      <w:r>
-        <w:rPr>
-          <w:rFonts w:ascii="Times New Roman" w:eastAsia="Times New Roman" w:hAnsi="Times New Roman" w:cs="Times New Roman"/>
-          <w:sz w:val="28"/>
-          <w:szCs w:val="28"/>
-        </w:rPr>
-        <w:t>├── goods-received-note</w:t>
-      </w:r>
-    </w:p>
-    <w:p>
-      <w:pPr>
-        <w:tabs>
-          <w:tab w:val="left" w:pos="916"/>
-          <w:tab w:val="left" w:pos="1832"/>
-          <w:tab w:val="left" w:pos="2748"/>
-          <w:tab w:val="left" w:pos="3664"/>
-          <w:tab w:val="left" w:pos="4580"/>
-          <w:tab w:val="left" w:pos="5496"/>
-          <w:tab w:val="left" w:pos="6412"/>
-          <w:tab w:val="left" w:pos="7328"/>
-          <w:tab w:val="left" w:pos="8244"/>
-          <w:tab w:val="left" w:pos="9160"/>
-          <w:tab w:val="left" w:pos="10076"/>
-          <w:tab w:val="left" w:pos="10992"/>
-          <w:tab w:val="left" w:pos="11908"/>
-          <w:tab w:val="left" w:pos="12824"/>
-          <w:tab w:val="left" w:pos="13740"/>
-          <w:tab w:val="left" w:pos="14656"/>
-        </w:tabs>
-        <w:spacing w:after="0" w:line="240" w:lineRule="auto"/>
-        <w:rPr>
-          <w:rFonts w:ascii="Times New Roman" w:eastAsia="Times New Roman" w:hAnsi="Times New Roman" w:cs="Times New Roman"/>
-          <w:sz w:val="28"/>
-          <w:szCs w:val="28"/>
-        </w:rPr>
-      </w:pPr>
-      <w:r>
-        <w:rPr>
-          <w:rFonts w:ascii="Times New Roman" w:eastAsia="Times New Roman" w:hAnsi="Times New Roman" w:cs="Times New Roman"/>
-          <w:sz w:val="28"/>
-          <w:szCs w:val="28"/>
-        </w:rPr>
-        <w:t>└── purchase-return</w:t>
-      </w:r>
+        <w:t>├── purchase-order-list</w:t>
+      </w:r>
+    </w:p>
+    <w:p>
+      <w:pPr>
+        <w:tabs>
+          <w:tab w:val="left" w:pos="916"/>
+          <w:tab w:val="left" w:pos="1832"/>
+          <w:tab w:val="left" w:pos="2748"/>
+          <w:tab w:val="left" w:pos="3664"/>
+          <w:tab w:val="left" w:pos="4580"/>
+          <w:tab w:val="left" w:pos="5496"/>
+          <w:tab w:val="left" w:pos="6412"/>
+          <w:tab w:val="left" w:pos="7328"/>
+          <w:tab w:val="left" w:pos="8244"/>
+          <w:tab w:val="left" w:pos="9160"/>
+          <w:tab w:val="left" w:pos="10076"/>
+          <w:tab w:val="left" w:pos="10992"/>
+          <w:tab w:val="left" w:pos="11908"/>
+          <w:tab w:val="left" w:pos="12824"/>
+          <w:tab w:val="left" w:pos="13740"/>
+          <w:tab w:val="left" w:pos="14656"/>
+        </w:tabs>
+        <w:spacing w:after="0" w:line="240" w:lineRule="auto"/>
+        <w:rPr>
+          <w:rFonts w:ascii="Times New Roman" w:eastAsia="Times New Roman" w:hAnsi="Times New Roman" w:cs="Times New Roman"/>
+          <w:sz w:val="28"/>
+          <w:szCs w:val="28"/>
+        </w:rPr>
+      </w:pPr>
+      <w:r>
+        <w:rPr>
+          <w:rFonts w:ascii="Times New Roman" w:eastAsia="Times New Roman" w:hAnsi="Times New Roman" w:cs="Times New Roman"/>
+          <w:sz w:val="28"/>
+          <w:szCs w:val="28"/>
+        </w:rPr>
+        <w:t>├── create-purchase-order</w:t>
+      </w:r>
+    </w:p>
+    <w:p>
+      <w:pPr>
+        <w:tabs>
+          <w:tab w:val="left" w:pos="916"/>
+          <w:tab w:val="left" w:pos="1832"/>
+          <w:tab w:val="left" w:pos="2748"/>
+          <w:tab w:val="left" w:pos="3664"/>
+          <w:tab w:val="left" w:pos="4580"/>
+          <w:tab w:val="left" w:pos="5496"/>
+          <w:tab w:val="left" w:pos="6412"/>
+          <w:tab w:val="left" w:pos="7328"/>
+          <w:tab w:val="left" w:pos="8244"/>
+          <w:tab w:val="left" w:pos="9160"/>
+          <w:tab w:val="left" w:pos="10076"/>
+          <w:tab w:val="left" w:pos="10992"/>
+          <w:tab w:val="left" w:pos="11908"/>
+          <w:tab w:val="left" w:pos="12824"/>
+          <w:tab w:val="left" w:pos="13740"/>
+          <w:tab w:val="left" w:pos="14656"/>
+        </w:tabs>
+        <w:spacing w:after="0" w:line="240" w:lineRule="auto"/>
+        <w:rPr>
+          <w:rFonts w:ascii="Times New Roman" w:eastAsia="Times New Roman" w:hAnsi="Times New Roman" w:cs="Times New Roman"/>
+          <w:sz w:val="28"/>
+          <w:szCs w:val="28"/>
+        </w:rPr>
+      </w:pPr>
+      <w:r>
+        <w:rPr>
+          <w:rFonts w:ascii="Times New Roman" w:eastAsia="Times New Roman" w:hAnsi="Times New Roman" w:cs="Times New Roman"/>
+          <w:sz w:val="28"/>
+          <w:szCs w:val="28"/>
+        </w:rPr>
+        <w:t>├── edit-purchase-order</w:t>
+      </w:r>
+    </w:p>
+    <w:p>
+      <w:pPr>
+        <w:tabs>
+          <w:tab w:val="left" w:pos="916"/>
+          <w:tab w:val="left" w:pos="1832"/>
+          <w:tab w:val="left" w:pos="2748"/>
+          <w:tab w:val="left" w:pos="3664"/>
+          <w:tab w:val="left" w:pos="4580"/>
+          <w:tab w:val="left" w:pos="5496"/>
+          <w:tab w:val="left" w:pos="6412"/>
+          <w:tab w:val="left" w:pos="7328"/>
+          <w:tab w:val="left" w:pos="8244"/>
+          <w:tab w:val="left" w:pos="9160"/>
+          <w:tab w:val="left" w:pos="10076"/>
+          <w:tab w:val="left" w:pos="10992"/>
+          <w:tab w:val="left" w:pos="11908"/>
+          <w:tab w:val="left" w:pos="12824"/>
+          <w:tab w:val="left" w:pos="13740"/>
+          <w:tab w:val="left" w:pos="14656"/>
+        </w:tabs>
+        <w:spacing w:after="0" w:line="240" w:lineRule="auto"/>
+        <w:rPr>
+          <w:rFonts w:ascii="Times New Roman" w:eastAsia="Times New Roman" w:hAnsi="Times New Roman" w:cs="Times New Roman"/>
+          <w:sz w:val="28"/>
+          <w:szCs w:val="28"/>
+        </w:rPr>
+      </w:pPr>
+      <w:r>
+        <w:rPr>
+          <w:rFonts w:ascii="Times New Roman" w:eastAsia="Times New Roman" w:hAnsi="Times New Roman" w:cs="Times New Roman"/>
+          <w:sz w:val="28"/>
+          <w:szCs w:val="28"/>
+        </w:rPr>
+        <w:t>├── purchase-order-details</w:t>
+      </w:r>
+    </w:p>
+    <w:p>
+      <w:pPr>
+        <w:tabs>
+          <w:tab w:val="left" w:pos="916"/>
+          <w:tab w:val="left" w:pos="1832"/>
+          <w:tab w:val="left" w:pos="2748"/>
+          <w:tab w:val="left" w:pos="3664"/>
+          <w:tab w:val="left" w:pos="4580"/>
+          <w:tab w:val="left" w:pos="5496"/>
+          <w:tab w:val="left" w:pos="6412"/>
+          <w:tab w:val="left" w:pos="7328"/>
+          <w:tab w:val="left" w:pos="8244"/>
+          <w:tab w:val="left" w:pos="9160"/>
+          <w:tab w:val="left" w:pos="10076"/>
+          <w:tab w:val="left" w:pos="10992"/>
+          <w:tab w:val="left" w:pos="11908"/>
+          <w:tab w:val="left" w:pos="12824"/>
+          <w:tab w:val="left" w:pos="13740"/>
+          <w:tab w:val="left" w:pos="14656"/>
+        </w:tabs>
+        <w:spacing w:after="0" w:line="240" w:lineRule="auto"/>
+        <w:rPr>
+          <w:rFonts w:ascii="Times New Roman" w:eastAsia="Times New Roman" w:hAnsi="Times New Roman" w:cs="Times New Roman"/>
+          <w:sz w:val="28"/>
+          <w:szCs w:val="28"/>
+        </w:rPr>
+      </w:pPr>
+      <w:r>
+        <w:rPr>
+          <w:rFonts w:ascii="Times New Roman" w:eastAsia="Times New Roman" w:hAnsi="Times New Roman" w:cs="Times New Roman"/>
+          <w:sz w:val="28"/>
+          <w:szCs w:val="28"/>
+        </w:rPr>
+        <w:t>├── approve-purchase-order</w:t>
+      </w:r>
+    </w:p>
+    <w:p>
+      <w:pPr>
+        <w:tabs>
+          <w:tab w:val="left" w:pos="916"/>
+          <w:tab w:val="left" w:pos="1832"/>
+          <w:tab w:val="left" w:pos="2748"/>
+          <w:tab w:val="left" w:pos="3664"/>
+          <w:tab w:val="left" w:pos="4580"/>
+          <w:tab w:val="left" w:pos="5496"/>
+          <w:tab w:val="left" w:pos="6412"/>
+          <w:tab w:val="left" w:pos="7328"/>
+          <w:tab w:val="left" w:pos="8244"/>
+          <w:tab w:val="left" w:pos="9160"/>
+          <w:tab w:val="left" w:pos="10076"/>
+          <w:tab w:val="left" w:pos="10992"/>
+          <w:tab w:val="left" w:pos="11908"/>
+          <w:tab w:val="left" w:pos="12824"/>
+          <w:tab w:val="left" w:pos="13740"/>
+          <w:tab w:val="left" w:pos="14656"/>
+        </w:tabs>
+        <w:spacing w:after="0" w:line="240" w:lineRule="auto"/>
+        <w:rPr>
+          <w:rFonts w:ascii="Times New Roman" w:eastAsia="Times New Roman" w:hAnsi="Times New Roman" w:cs="Times New Roman"/>
+          <w:sz w:val="28"/>
+          <w:szCs w:val="28"/>
+        </w:rPr>
+      </w:pPr>
+      <w:r>
+        <w:rPr>
+          <w:rFonts w:ascii="Times New Roman" w:eastAsia="Times New Roman" w:hAnsi="Times New Roman" w:cs="Times New Roman"/>
+          <w:sz w:val="28"/>
+          <w:szCs w:val="28"/>
+        </w:rPr>
+        <w:t>│</w:t>
+      </w:r>
+    </w:p>
+    <w:p>
+      <w:pPr>
+        <w:tabs>
+          <w:tab w:val="left" w:pos="916"/>
+          <w:tab w:val="left" w:pos="1832"/>
+          <w:tab w:val="left" w:pos="2748"/>
+          <w:tab w:val="left" w:pos="3664"/>
+          <w:tab w:val="left" w:pos="4580"/>
+          <w:tab w:val="left" w:pos="5496"/>
+          <w:tab w:val="left" w:pos="6412"/>
+          <w:tab w:val="left" w:pos="7328"/>
+          <w:tab w:val="left" w:pos="8244"/>
+          <w:tab w:val="left" w:pos="9160"/>
+          <w:tab w:val="left" w:pos="10076"/>
+          <w:tab w:val="left" w:pos="10992"/>
+          <w:tab w:val="left" w:pos="11908"/>
+          <w:tab w:val="left" w:pos="12824"/>
+          <w:tab w:val="left" w:pos="13740"/>
+          <w:tab w:val="left" w:pos="14656"/>
+        </w:tabs>
+        <w:spacing w:after="0" w:line="240" w:lineRule="auto"/>
+        <w:rPr>
+          <w:rFonts w:ascii="Times New Roman" w:eastAsia="Times New Roman" w:hAnsi="Times New Roman" w:cs="Times New Roman"/>
+          <w:sz w:val="28"/>
+          <w:szCs w:val="28"/>
+        </w:rPr>
+      </w:pPr>
+      <w:r>
+        <w:rPr>
+          <w:rFonts w:ascii="Times New Roman" w:eastAsia="Times New Roman" w:hAnsi="Times New Roman" w:cs="Times New Roman"/>
+          <w:sz w:val="28"/>
+          <w:szCs w:val="28"/>
+        </w:rPr>
+        <w:t>├── purchase-</w:t>
+      </w:r>
+      <w:proofErr w:type="spellStart"/>
+      <w:proofErr w:type="gramStart"/>
+      <w:r>
+        <w:rPr>
+          <w:rFonts w:ascii="Times New Roman" w:eastAsia="Times New Roman" w:hAnsi="Times New Roman" w:cs="Times New Roman"/>
+          <w:sz w:val="28"/>
+          <w:szCs w:val="28"/>
+        </w:rPr>
+        <w:t>order.service</w:t>
+      </w:r>
+      <w:proofErr w:type="gramEnd"/>
+      <w:r>
+        <w:rPr>
+          <w:rFonts w:ascii="Times New Roman" w:eastAsia="Times New Roman" w:hAnsi="Times New Roman" w:cs="Times New Roman"/>
+          <w:sz w:val="28"/>
+          <w:szCs w:val="28"/>
+        </w:rPr>
+        <w:t>.ts</w:t>
+      </w:r>
+      <w:proofErr w:type="spellEnd"/>
+    </w:p>
+    <w:p>
+      <w:pPr>
+        <w:tabs>
+          <w:tab w:val="left" w:pos="916"/>
+          <w:tab w:val="left" w:pos="1832"/>
+          <w:tab w:val="left" w:pos="2748"/>
+          <w:tab w:val="left" w:pos="3664"/>
+          <w:tab w:val="left" w:pos="4580"/>
+          <w:tab w:val="left" w:pos="5496"/>
+          <w:tab w:val="left" w:pos="6412"/>
+          <w:tab w:val="left" w:pos="7328"/>
+          <w:tab w:val="left" w:pos="8244"/>
+          <w:tab w:val="left" w:pos="9160"/>
+          <w:tab w:val="left" w:pos="10076"/>
+          <w:tab w:val="left" w:pos="10992"/>
+          <w:tab w:val="left" w:pos="11908"/>
+          <w:tab w:val="left" w:pos="12824"/>
+          <w:tab w:val="left" w:pos="13740"/>
+          <w:tab w:val="left" w:pos="14656"/>
+        </w:tabs>
+        <w:spacing w:after="0" w:line="240" w:lineRule="auto"/>
+        <w:rPr>
+          <w:rFonts w:ascii="Times New Roman" w:eastAsia="Times New Roman" w:hAnsi="Times New Roman" w:cs="Times New Roman"/>
+          <w:sz w:val="28"/>
+          <w:szCs w:val="28"/>
+        </w:rPr>
+      </w:pPr>
+      <w:r>
+        <w:rPr>
+          <w:rFonts w:ascii="Times New Roman" w:eastAsia="Times New Roman" w:hAnsi="Times New Roman" w:cs="Times New Roman"/>
+          <w:sz w:val="28"/>
+          <w:szCs w:val="28"/>
+        </w:rPr>
+        <w:t>├── purchase-</w:t>
+      </w:r>
+      <w:proofErr w:type="spellStart"/>
+      <w:proofErr w:type="gramStart"/>
+      <w:r>
+        <w:rPr>
+          <w:rFonts w:ascii="Times New Roman" w:eastAsia="Times New Roman" w:hAnsi="Times New Roman" w:cs="Times New Roman"/>
+          <w:sz w:val="28"/>
+          <w:szCs w:val="28"/>
+        </w:rPr>
+        <w:t>order.model</w:t>
+      </w:r>
+      <w:proofErr w:type="gramEnd"/>
+      <w:r>
+        <w:rPr>
+          <w:rFonts w:ascii="Times New Roman" w:eastAsia="Times New Roman" w:hAnsi="Times New Roman" w:cs="Times New Roman"/>
+          <w:sz w:val="28"/>
+          <w:szCs w:val="28"/>
+        </w:rPr>
+        <w:t>.ts</w:t>
+      </w:r>
+      <w:proofErr w:type="spellEnd"/>
+    </w:p>
+    <w:p>
+      <w:pPr>
+        <w:tabs>
+          <w:tab w:val="left" w:pos="916"/>
+          <w:tab w:val="left" w:pos="1832"/>
+          <w:tab w:val="left" w:pos="2748"/>
+          <w:tab w:val="left" w:pos="3664"/>
+          <w:tab w:val="left" w:pos="4580"/>
+          <w:tab w:val="left" w:pos="5496"/>
+          <w:tab w:val="left" w:pos="6412"/>
+          <w:tab w:val="left" w:pos="7328"/>
+          <w:tab w:val="left" w:pos="8244"/>
+          <w:tab w:val="left" w:pos="9160"/>
+          <w:tab w:val="left" w:pos="10076"/>
+          <w:tab w:val="left" w:pos="10992"/>
+          <w:tab w:val="left" w:pos="11908"/>
+          <w:tab w:val="left" w:pos="12824"/>
+          <w:tab w:val="left" w:pos="13740"/>
+          <w:tab w:val="left" w:pos="14656"/>
+        </w:tabs>
+        <w:spacing w:after="0" w:line="240" w:lineRule="auto"/>
+        <w:rPr>
+          <w:rFonts w:ascii="Times New Roman" w:eastAsia="Times New Roman" w:hAnsi="Times New Roman" w:cs="Times New Roman"/>
+          <w:sz w:val="28"/>
+          <w:szCs w:val="28"/>
+        </w:rPr>
+      </w:pPr>
+      <w:r>
+        <w:rPr>
+          <w:rFonts w:ascii="Times New Roman" w:eastAsia="Times New Roman" w:hAnsi="Times New Roman" w:cs="Times New Roman"/>
+          <w:sz w:val="28"/>
+          <w:szCs w:val="28"/>
+        </w:rPr>
+        <w:t>└── purchase-</w:t>
+      </w:r>
+      <w:proofErr w:type="spellStart"/>
+      <w:proofErr w:type="gramStart"/>
+      <w:r>
+        <w:rPr>
+          <w:rFonts w:ascii="Times New Roman" w:eastAsia="Times New Roman" w:hAnsi="Times New Roman" w:cs="Times New Roman"/>
+          <w:sz w:val="28"/>
+          <w:szCs w:val="28"/>
+        </w:rPr>
+        <w:t>order.routes</w:t>
+      </w:r>
+      <w:proofErr w:type="gramEnd"/>
+      <w:r>
+        <w:rPr>
+          <w:rFonts w:ascii="Times New Roman" w:eastAsia="Times New Roman" w:hAnsi="Times New Roman" w:cs="Times New Roman"/>
+          <w:sz w:val="28"/>
+          <w:szCs w:val="28"/>
+        </w:rPr>
+        <w:t>.ts</w:t>
+      </w:r>
+      <w:proofErr w:type="spellEnd"/>
     </w:p>
     <w:p>
       <w:pPr>
@@ -10184,7 +10646,7 @@
           <w:szCs w:val="28"/>
         </w:rPr>
         <w:pict>
-          <v:rect id="_x0000_i1040" style="width:0;height:1.5pt" o:hralign="center" o:hrstd="t" o:hr="t" fillcolor="#a0a0a0" stroked="f"/>
+          <v:rect id="_x0000_i1041" style="width:0;height:1.5pt" o:hralign="center" o:hrstd="t" o:hr="t" fillcolor="#a0a0a0" stroked="f"/>
         </w:pict>
       </w:r>
     </w:p>
@@ -10210,7 +10672,7 @@
           <w:sz w:val="28"/>
           <w:szCs w:val="28"/>
         </w:rPr>
-        <w:t>📋</w:t>
+        <w:t>📥</w:t>
       </w:r>
       <w:r>
         <w:rPr>
@@ -10221,43 +10683,43 @@
           <w:sz w:val="28"/>
           <w:szCs w:val="28"/>
         </w:rPr>
-        <w:t xml:space="preserve"> Purchase Order</w:t>
-      </w:r>
-    </w:p>
-    <w:p>
-      <w:pPr>
-        <w:tabs>
-          <w:tab w:val="left" w:pos="916"/>
-          <w:tab w:val="left" w:pos="1832"/>
-          <w:tab w:val="left" w:pos="2748"/>
-          <w:tab w:val="left" w:pos="3664"/>
-          <w:tab w:val="left" w:pos="4580"/>
-          <w:tab w:val="left" w:pos="5496"/>
-          <w:tab w:val="left" w:pos="6412"/>
-          <w:tab w:val="left" w:pos="7328"/>
-          <w:tab w:val="left" w:pos="8244"/>
-          <w:tab w:val="left" w:pos="9160"/>
-          <w:tab w:val="left" w:pos="10076"/>
-          <w:tab w:val="left" w:pos="10992"/>
-          <w:tab w:val="left" w:pos="11908"/>
-          <w:tab w:val="left" w:pos="12824"/>
-          <w:tab w:val="left" w:pos="13740"/>
-          <w:tab w:val="left" w:pos="14656"/>
-        </w:tabs>
-        <w:spacing w:after="0" w:line="240" w:lineRule="auto"/>
-        <w:rPr>
-          <w:rFonts w:ascii="Times New Roman" w:eastAsia="Times New Roman" w:hAnsi="Times New Roman" w:cs="Times New Roman"/>
-          <w:sz w:val="28"/>
-          <w:szCs w:val="28"/>
-        </w:rPr>
-      </w:pPr>
-      <w:r>
-        <w:rPr>
-          <w:rFonts w:ascii="Times New Roman" w:eastAsia="Times New Roman" w:hAnsi="Times New Roman" w:cs="Times New Roman"/>
-          <w:sz w:val="28"/>
-          <w:szCs w:val="28"/>
-        </w:rPr>
-        <w:t>purchase-order</w:t>
+        <w:t xml:space="preserve"> Goods Received Note (GRN)</w:t>
+      </w:r>
+    </w:p>
+    <w:p>
+      <w:pPr>
+        <w:tabs>
+          <w:tab w:val="left" w:pos="916"/>
+          <w:tab w:val="left" w:pos="1832"/>
+          <w:tab w:val="left" w:pos="2748"/>
+          <w:tab w:val="left" w:pos="3664"/>
+          <w:tab w:val="left" w:pos="4580"/>
+          <w:tab w:val="left" w:pos="5496"/>
+          <w:tab w:val="left" w:pos="6412"/>
+          <w:tab w:val="left" w:pos="7328"/>
+          <w:tab w:val="left" w:pos="8244"/>
+          <w:tab w:val="left" w:pos="9160"/>
+          <w:tab w:val="left" w:pos="10076"/>
+          <w:tab w:val="left" w:pos="10992"/>
+          <w:tab w:val="left" w:pos="11908"/>
+          <w:tab w:val="left" w:pos="12824"/>
+          <w:tab w:val="left" w:pos="13740"/>
+          <w:tab w:val="left" w:pos="14656"/>
+        </w:tabs>
+        <w:spacing w:after="0" w:line="240" w:lineRule="auto"/>
+        <w:rPr>
+          <w:rFonts w:ascii="Times New Roman" w:eastAsia="Times New Roman" w:hAnsi="Times New Roman" w:cs="Times New Roman"/>
+          <w:sz w:val="28"/>
+          <w:szCs w:val="28"/>
+        </w:rPr>
+      </w:pPr>
+      <w:r>
+        <w:rPr>
+          <w:rFonts w:ascii="Times New Roman" w:eastAsia="Times New Roman" w:hAnsi="Times New Roman" w:cs="Times New Roman"/>
+          <w:sz w:val="28"/>
+          <w:szCs w:val="28"/>
+        </w:rPr>
+        <w:t>goods-received-note</w:t>
       </w:r>
     </w:p>
     <w:p>
@@ -10329,186 +10791,151 @@
           <w:sz w:val="28"/>
           <w:szCs w:val="28"/>
         </w:rPr>
-        <w:t>├── purchase-order-list</w:t>
-      </w:r>
-    </w:p>
-    <w:p>
-      <w:pPr>
-        <w:tabs>
-          <w:tab w:val="left" w:pos="916"/>
-          <w:tab w:val="left" w:pos="1832"/>
-          <w:tab w:val="left" w:pos="2748"/>
-          <w:tab w:val="left" w:pos="3664"/>
-          <w:tab w:val="left" w:pos="4580"/>
-          <w:tab w:val="left" w:pos="5496"/>
-          <w:tab w:val="left" w:pos="6412"/>
-          <w:tab w:val="left" w:pos="7328"/>
-          <w:tab w:val="left" w:pos="8244"/>
-          <w:tab w:val="left" w:pos="9160"/>
-          <w:tab w:val="left" w:pos="10076"/>
-          <w:tab w:val="left" w:pos="10992"/>
-          <w:tab w:val="left" w:pos="11908"/>
-          <w:tab w:val="left" w:pos="12824"/>
-          <w:tab w:val="left" w:pos="13740"/>
-          <w:tab w:val="left" w:pos="14656"/>
-        </w:tabs>
-        <w:spacing w:after="0" w:line="240" w:lineRule="auto"/>
-        <w:rPr>
-          <w:rFonts w:ascii="Times New Roman" w:eastAsia="Times New Roman" w:hAnsi="Times New Roman" w:cs="Times New Roman"/>
-          <w:sz w:val="28"/>
-          <w:szCs w:val="28"/>
-        </w:rPr>
-      </w:pPr>
-      <w:r>
-        <w:rPr>
-          <w:rFonts w:ascii="Times New Roman" w:eastAsia="Times New Roman" w:hAnsi="Times New Roman" w:cs="Times New Roman"/>
-          <w:sz w:val="28"/>
-          <w:szCs w:val="28"/>
-        </w:rPr>
-        <w:t>├── create-purchase-order</w:t>
-      </w:r>
-    </w:p>
-    <w:p>
-      <w:pPr>
-        <w:tabs>
-          <w:tab w:val="left" w:pos="916"/>
-          <w:tab w:val="left" w:pos="1832"/>
-          <w:tab w:val="left" w:pos="2748"/>
-          <w:tab w:val="left" w:pos="3664"/>
-          <w:tab w:val="left" w:pos="4580"/>
-          <w:tab w:val="left" w:pos="5496"/>
-          <w:tab w:val="left" w:pos="6412"/>
-          <w:tab w:val="left" w:pos="7328"/>
-          <w:tab w:val="left" w:pos="8244"/>
-          <w:tab w:val="left" w:pos="9160"/>
-          <w:tab w:val="left" w:pos="10076"/>
-          <w:tab w:val="left" w:pos="10992"/>
-          <w:tab w:val="left" w:pos="11908"/>
-          <w:tab w:val="left" w:pos="12824"/>
-          <w:tab w:val="left" w:pos="13740"/>
-          <w:tab w:val="left" w:pos="14656"/>
-        </w:tabs>
-        <w:spacing w:after="0" w:line="240" w:lineRule="auto"/>
-        <w:rPr>
-          <w:rFonts w:ascii="Times New Roman" w:eastAsia="Times New Roman" w:hAnsi="Times New Roman" w:cs="Times New Roman"/>
-          <w:sz w:val="28"/>
-          <w:szCs w:val="28"/>
-        </w:rPr>
-      </w:pPr>
-      <w:r>
-        <w:rPr>
-          <w:rFonts w:ascii="Times New Roman" w:eastAsia="Times New Roman" w:hAnsi="Times New Roman" w:cs="Times New Roman"/>
-          <w:sz w:val="28"/>
-          <w:szCs w:val="28"/>
-        </w:rPr>
-        <w:t>├── edit-purchase-order</w:t>
-      </w:r>
-    </w:p>
-    <w:p>
-      <w:pPr>
-        <w:tabs>
-          <w:tab w:val="left" w:pos="916"/>
-          <w:tab w:val="left" w:pos="1832"/>
-          <w:tab w:val="left" w:pos="2748"/>
-          <w:tab w:val="left" w:pos="3664"/>
-          <w:tab w:val="left" w:pos="4580"/>
-          <w:tab w:val="left" w:pos="5496"/>
-          <w:tab w:val="left" w:pos="6412"/>
-          <w:tab w:val="left" w:pos="7328"/>
-          <w:tab w:val="left" w:pos="8244"/>
-          <w:tab w:val="left" w:pos="9160"/>
-          <w:tab w:val="left" w:pos="10076"/>
-          <w:tab w:val="left" w:pos="10992"/>
-          <w:tab w:val="left" w:pos="11908"/>
-          <w:tab w:val="left" w:pos="12824"/>
-          <w:tab w:val="left" w:pos="13740"/>
-          <w:tab w:val="left" w:pos="14656"/>
-        </w:tabs>
-        <w:spacing w:after="0" w:line="240" w:lineRule="auto"/>
-        <w:rPr>
-          <w:rFonts w:ascii="Times New Roman" w:eastAsia="Times New Roman" w:hAnsi="Times New Roman" w:cs="Times New Roman"/>
-          <w:sz w:val="28"/>
-          <w:szCs w:val="28"/>
-        </w:rPr>
-      </w:pPr>
-      <w:r>
-        <w:rPr>
-          <w:rFonts w:ascii="Times New Roman" w:eastAsia="Times New Roman" w:hAnsi="Times New Roman" w:cs="Times New Roman"/>
-          <w:sz w:val="28"/>
-          <w:szCs w:val="28"/>
-        </w:rPr>
-        <w:t>├── purchase-order-details</w:t>
-      </w:r>
-    </w:p>
-    <w:p>
-      <w:pPr>
-        <w:tabs>
-          <w:tab w:val="left" w:pos="916"/>
-          <w:tab w:val="left" w:pos="1832"/>
-          <w:tab w:val="left" w:pos="2748"/>
-          <w:tab w:val="left" w:pos="3664"/>
-          <w:tab w:val="left" w:pos="4580"/>
-          <w:tab w:val="left" w:pos="5496"/>
-          <w:tab w:val="left" w:pos="6412"/>
-          <w:tab w:val="left" w:pos="7328"/>
-          <w:tab w:val="left" w:pos="8244"/>
-          <w:tab w:val="left" w:pos="9160"/>
-          <w:tab w:val="left" w:pos="10076"/>
-          <w:tab w:val="left" w:pos="10992"/>
-          <w:tab w:val="left" w:pos="11908"/>
-          <w:tab w:val="left" w:pos="12824"/>
-          <w:tab w:val="left" w:pos="13740"/>
-          <w:tab w:val="left" w:pos="14656"/>
-        </w:tabs>
-        <w:spacing w:after="0" w:line="240" w:lineRule="auto"/>
-        <w:rPr>
-          <w:rFonts w:ascii="Times New Roman" w:eastAsia="Times New Roman" w:hAnsi="Times New Roman" w:cs="Times New Roman"/>
-          <w:sz w:val="28"/>
-          <w:szCs w:val="28"/>
-        </w:rPr>
-      </w:pPr>
-      <w:r>
-        <w:rPr>
-          <w:rFonts w:ascii="Times New Roman" w:eastAsia="Times New Roman" w:hAnsi="Times New Roman" w:cs="Times New Roman"/>
-          <w:sz w:val="28"/>
-          <w:szCs w:val="28"/>
-        </w:rPr>
-        <w:t>├── approve-purchase-order</w:t>
-      </w:r>
-    </w:p>
-    <w:p>
-      <w:pPr>
-        <w:tabs>
-          <w:tab w:val="left" w:pos="916"/>
-          <w:tab w:val="left" w:pos="1832"/>
-          <w:tab w:val="left" w:pos="2748"/>
-          <w:tab w:val="left" w:pos="3664"/>
-          <w:tab w:val="left" w:pos="4580"/>
-          <w:tab w:val="left" w:pos="5496"/>
-          <w:tab w:val="left" w:pos="6412"/>
-          <w:tab w:val="left" w:pos="7328"/>
-          <w:tab w:val="left" w:pos="8244"/>
-          <w:tab w:val="left" w:pos="9160"/>
-          <w:tab w:val="left" w:pos="10076"/>
-          <w:tab w:val="left" w:pos="10992"/>
-          <w:tab w:val="left" w:pos="11908"/>
-          <w:tab w:val="left" w:pos="12824"/>
-          <w:tab w:val="left" w:pos="13740"/>
-          <w:tab w:val="left" w:pos="14656"/>
-        </w:tabs>
-        <w:spacing w:after="0" w:line="240" w:lineRule="auto"/>
-        <w:rPr>
-          <w:rFonts w:ascii="Times New Roman" w:eastAsia="Times New Roman" w:hAnsi="Times New Roman" w:cs="Times New Roman"/>
-          <w:sz w:val="28"/>
-          <w:szCs w:val="28"/>
-        </w:rPr>
-      </w:pPr>
-      <w:r>
-        <w:rPr>
-          <w:rFonts w:ascii="Times New Roman" w:eastAsia="Times New Roman" w:hAnsi="Times New Roman" w:cs="Times New Roman"/>
-          <w:sz w:val="28"/>
-          <w:szCs w:val="28"/>
-        </w:rPr>
+        <w:t xml:space="preserve">├── </w:t>
+      </w:r>
+      <w:proofErr w:type="spellStart"/>
+      <w:r>
+        <w:rPr>
+          <w:rFonts w:ascii="Times New Roman" w:eastAsia="Times New Roman" w:hAnsi="Times New Roman" w:cs="Times New Roman"/>
+          <w:sz w:val="28"/>
+          <w:szCs w:val="28"/>
+        </w:rPr>
+        <w:t>grn</w:t>
+      </w:r>
+      <w:proofErr w:type="spellEnd"/>
+      <w:r>
+        <w:rPr>
+          <w:rFonts w:ascii="Times New Roman" w:eastAsia="Times New Roman" w:hAnsi="Times New Roman" w:cs="Times New Roman"/>
+          <w:sz w:val="28"/>
+          <w:szCs w:val="28"/>
+        </w:rPr>
+        <w:t>-list</w:t>
+      </w:r>
+    </w:p>
+    <w:p>
+      <w:pPr>
+        <w:tabs>
+          <w:tab w:val="left" w:pos="916"/>
+          <w:tab w:val="left" w:pos="1832"/>
+          <w:tab w:val="left" w:pos="2748"/>
+          <w:tab w:val="left" w:pos="3664"/>
+          <w:tab w:val="left" w:pos="4580"/>
+          <w:tab w:val="left" w:pos="5496"/>
+          <w:tab w:val="left" w:pos="6412"/>
+          <w:tab w:val="left" w:pos="7328"/>
+          <w:tab w:val="left" w:pos="8244"/>
+          <w:tab w:val="left" w:pos="9160"/>
+          <w:tab w:val="left" w:pos="10076"/>
+          <w:tab w:val="left" w:pos="10992"/>
+          <w:tab w:val="left" w:pos="11908"/>
+          <w:tab w:val="left" w:pos="12824"/>
+          <w:tab w:val="left" w:pos="13740"/>
+          <w:tab w:val="left" w:pos="14656"/>
+        </w:tabs>
+        <w:spacing w:after="0" w:line="240" w:lineRule="auto"/>
+        <w:rPr>
+          <w:rFonts w:ascii="Times New Roman" w:eastAsia="Times New Roman" w:hAnsi="Times New Roman" w:cs="Times New Roman"/>
+          <w:sz w:val="28"/>
+          <w:szCs w:val="28"/>
+        </w:rPr>
+      </w:pPr>
+      <w:r>
+        <w:rPr>
+          <w:rFonts w:ascii="Times New Roman" w:eastAsia="Times New Roman" w:hAnsi="Times New Roman" w:cs="Times New Roman"/>
+          <w:sz w:val="28"/>
+          <w:szCs w:val="28"/>
+        </w:rPr>
+        <w:t>├── receive-goods</w:t>
+      </w:r>
+    </w:p>
+    <w:p>
+      <w:pPr>
+        <w:tabs>
+          <w:tab w:val="left" w:pos="916"/>
+          <w:tab w:val="left" w:pos="1832"/>
+          <w:tab w:val="left" w:pos="2748"/>
+          <w:tab w:val="left" w:pos="3664"/>
+          <w:tab w:val="left" w:pos="4580"/>
+          <w:tab w:val="left" w:pos="5496"/>
+          <w:tab w:val="left" w:pos="6412"/>
+          <w:tab w:val="left" w:pos="7328"/>
+          <w:tab w:val="left" w:pos="8244"/>
+          <w:tab w:val="left" w:pos="9160"/>
+          <w:tab w:val="left" w:pos="10076"/>
+          <w:tab w:val="left" w:pos="10992"/>
+          <w:tab w:val="left" w:pos="11908"/>
+          <w:tab w:val="left" w:pos="12824"/>
+          <w:tab w:val="left" w:pos="13740"/>
+          <w:tab w:val="left" w:pos="14656"/>
+        </w:tabs>
+        <w:spacing w:after="0" w:line="240" w:lineRule="auto"/>
+        <w:rPr>
+          <w:rFonts w:ascii="Times New Roman" w:eastAsia="Times New Roman" w:hAnsi="Times New Roman" w:cs="Times New Roman"/>
+          <w:sz w:val="28"/>
+          <w:szCs w:val="28"/>
+        </w:rPr>
+      </w:pPr>
+      <w:r>
+        <w:rPr>
+          <w:rFonts w:ascii="Times New Roman" w:eastAsia="Times New Roman" w:hAnsi="Times New Roman" w:cs="Times New Roman"/>
+          <w:sz w:val="28"/>
+          <w:szCs w:val="28"/>
+        </w:rPr>
+        <w:t xml:space="preserve">├── </w:t>
+      </w:r>
+      <w:proofErr w:type="spellStart"/>
+      <w:r>
+        <w:rPr>
+          <w:rFonts w:ascii="Times New Roman" w:eastAsia="Times New Roman" w:hAnsi="Times New Roman" w:cs="Times New Roman"/>
+          <w:sz w:val="28"/>
+          <w:szCs w:val="28"/>
+        </w:rPr>
+        <w:t>grn</w:t>
+      </w:r>
+      <w:proofErr w:type="spellEnd"/>
+      <w:r>
+        <w:rPr>
+          <w:rFonts w:ascii="Times New Roman" w:eastAsia="Times New Roman" w:hAnsi="Times New Roman" w:cs="Times New Roman"/>
+          <w:sz w:val="28"/>
+          <w:szCs w:val="28"/>
+        </w:rPr>
+        <w:t>-details</w:t>
+      </w:r>
+    </w:p>
+    <w:p>
+      <w:pPr>
+        <w:tabs>
+          <w:tab w:val="left" w:pos="916"/>
+          <w:tab w:val="left" w:pos="1832"/>
+          <w:tab w:val="left" w:pos="2748"/>
+          <w:tab w:val="left" w:pos="3664"/>
+          <w:tab w:val="left" w:pos="4580"/>
+          <w:tab w:val="left" w:pos="5496"/>
+          <w:tab w:val="left" w:pos="6412"/>
+          <w:tab w:val="left" w:pos="7328"/>
+          <w:tab w:val="left" w:pos="8244"/>
+          <w:tab w:val="left" w:pos="9160"/>
+          <w:tab w:val="left" w:pos="10076"/>
+          <w:tab w:val="left" w:pos="10992"/>
+          <w:tab w:val="left" w:pos="11908"/>
+          <w:tab w:val="left" w:pos="12824"/>
+          <w:tab w:val="left" w:pos="13740"/>
+          <w:tab w:val="left" w:pos="14656"/>
+        </w:tabs>
+        <w:spacing w:after="0" w:line="240" w:lineRule="auto"/>
+        <w:rPr>
+          <w:rFonts w:ascii="Times New Roman" w:eastAsia="Times New Roman" w:hAnsi="Times New Roman" w:cs="Times New Roman"/>
+          <w:sz w:val="28"/>
+          <w:szCs w:val="28"/>
+        </w:rPr>
+      </w:pPr>
+      <w:r>
+        <w:rPr>
+          <w:rFonts w:ascii="Times New Roman" w:eastAsia="Times New Roman" w:hAnsi="Times New Roman" w:cs="Times New Roman"/>
+          <w:sz w:val="28"/>
+          <w:szCs w:val="28"/>
+        </w:rPr>
+        <w:lastRenderedPageBreak/>
         <w:t>│</w:t>
       </w:r>
     </w:p>
@@ -10545,7 +10972,7 @@
           <w:sz w:val="28"/>
           <w:szCs w:val="28"/>
         </w:rPr>
-        <w:t>├── purchase-</w:t>
+        <w:t>├── goods-received-</w:t>
       </w:r>
       <w:proofErr w:type="spellStart"/>
       <w:proofErr w:type="gramStart"/>
@@ -10555,7 +10982,7 @@
           <w:sz w:val="28"/>
           <w:szCs w:val="28"/>
         </w:rPr>
-        <w:t>order.service</w:t>
+        <w:t>note.service</w:t>
       </w:r>
       <w:proofErr w:type="gramEnd"/>
       <w:r>
@@ -10601,7 +11028,7 @@
           <w:sz w:val="28"/>
           <w:szCs w:val="28"/>
         </w:rPr>
-        <w:t>├── purchase-</w:t>
+        <w:t>├── goods-received-</w:t>
       </w:r>
       <w:proofErr w:type="spellStart"/>
       <w:proofErr w:type="gramStart"/>
@@ -10611,7 +11038,7 @@
           <w:sz w:val="28"/>
           <w:szCs w:val="28"/>
         </w:rPr>
-        <w:t>order.model</w:t>
+        <w:t>note.model</w:t>
       </w:r>
       <w:proofErr w:type="gramEnd"/>
       <w:r>
@@ -10657,7 +11084,7 @@
           <w:sz w:val="28"/>
           <w:szCs w:val="28"/>
         </w:rPr>
-        <w:t>└── purchase-</w:t>
+        <w:t>└── goods-received-</w:t>
       </w:r>
       <w:proofErr w:type="spellStart"/>
       <w:proofErr w:type="gramStart"/>
@@ -10667,7 +11094,7 @@
           <w:sz w:val="28"/>
           <w:szCs w:val="28"/>
         </w:rPr>
-        <w:t>order.routes</w:t>
+        <w:t>note.routes</w:t>
       </w:r>
       <w:proofErr w:type="gramEnd"/>
       <w:r>
@@ -10696,7 +11123,447 @@
           <w:szCs w:val="28"/>
         </w:rPr>
         <w:pict>
-          <v:rect id="_x0000_i1041" style="width:0;height:1.5pt" o:hralign="center" o:hrstd="t" o:hr="t" fillcolor="#a0a0a0" stroked="f"/>
+          <v:rect id="_x0000_i1042" style="width:0;height:1.5pt" o:hralign="center" o:hrstd="t" o:hr="t" fillcolor="#a0a0a0" stroked="f"/>
+        </w:pict>
+      </w:r>
+    </w:p>
+    <w:p>
+      <w:pPr>
+        <w:spacing w:before="100" w:beforeAutospacing="1" w:after="100" w:afterAutospacing="1" w:line="240" w:lineRule="auto"/>
+        <w:outlineLvl w:val="0"/>
+        <w:rPr>
+          <w:rFonts w:ascii="Times New Roman" w:eastAsia="Times New Roman" w:hAnsi="Times New Roman" w:cs="Times New Roman"/>
+          <w:b/>
+          <w:bCs/>
+          <w:kern w:val="36"/>
+          <w:sz w:val="28"/>
+          <w:szCs w:val="28"/>
+        </w:rPr>
+      </w:pPr>
+      <w:r>
+        <w:rPr>
+          <w:rFonts w:ascii="Cambria Math" w:eastAsia="Times New Roman" w:hAnsi="Cambria Math" w:cs="Cambria Math"/>
+          <w:b/>
+          <w:bCs/>
+          <w:kern w:val="36"/>
+          <w:sz w:val="28"/>
+          <w:szCs w:val="28"/>
+        </w:rPr>
+        <w:t>↩</w:t>
+      </w:r>
+      <w:r>
+        <w:rPr>
+          <w:rFonts w:ascii="Times New Roman" w:eastAsia="Times New Roman" w:hAnsi="Times New Roman" w:cs="Times New Roman"/>
+          <w:b/>
+          <w:bCs/>
+          <w:kern w:val="36"/>
+          <w:sz w:val="28"/>
+          <w:szCs w:val="28"/>
+        </w:rPr>
+        <w:t xml:space="preserve"> Purchase Return</w:t>
+      </w:r>
+    </w:p>
+    <w:p>
+      <w:pPr>
+        <w:tabs>
+          <w:tab w:val="left" w:pos="916"/>
+          <w:tab w:val="left" w:pos="1832"/>
+          <w:tab w:val="left" w:pos="2748"/>
+          <w:tab w:val="left" w:pos="3664"/>
+          <w:tab w:val="left" w:pos="4580"/>
+          <w:tab w:val="left" w:pos="5496"/>
+          <w:tab w:val="left" w:pos="6412"/>
+          <w:tab w:val="left" w:pos="7328"/>
+          <w:tab w:val="left" w:pos="8244"/>
+          <w:tab w:val="left" w:pos="9160"/>
+          <w:tab w:val="left" w:pos="10076"/>
+          <w:tab w:val="left" w:pos="10992"/>
+          <w:tab w:val="left" w:pos="11908"/>
+          <w:tab w:val="left" w:pos="12824"/>
+          <w:tab w:val="left" w:pos="13740"/>
+          <w:tab w:val="left" w:pos="14656"/>
+        </w:tabs>
+        <w:spacing w:after="0" w:line="240" w:lineRule="auto"/>
+        <w:rPr>
+          <w:rFonts w:ascii="Times New Roman" w:eastAsia="Times New Roman" w:hAnsi="Times New Roman" w:cs="Times New Roman"/>
+          <w:sz w:val="28"/>
+          <w:szCs w:val="28"/>
+        </w:rPr>
+      </w:pPr>
+      <w:r>
+        <w:rPr>
+          <w:rFonts w:ascii="Times New Roman" w:eastAsia="Times New Roman" w:hAnsi="Times New Roman" w:cs="Times New Roman"/>
+          <w:sz w:val="28"/>
+          <w:szCs w:val="28"/>
+        </w:rPr>
+        <w:t>purchase-return</w:t>
+      </w:r>
+    </w:p>
+    <w:p>
+      <w:pPr>
+        <w:tabs>
+          <w:tab w:val="left" w:pos="916"/>
+          <w:tab w:val="left" w:pos="1832"/>
+          <w:tab w:val="left" w:pos="2748"/>
+          <w:tab w:val="left" w:pos="3664"/>
+          <w:tab w:val="left" w:pos="4580"/>
+          <w:tab w:val="left" w:pos="5496"/>
+          <w:tab w:val="left" w:pos="6412"/>
+          <w:tab w:val="left" w:pos="7328"/>
+          <w:tab w:val="left" w:pos="8244"/>
+          <w:tab w:val="left" w:pos="9160"/>
+          <w:tab w:val="left" w:pos="10076"/>
+          <w:tab w:val="left" w:pos="10992"/>
+          <w:tab w:val="left" w:pos="11908"/>
+          <w:tab w:val="left" w:pos="12824"/>
+          <w:tab w:val="left" w:pos="13740"/>
+          <w:tab w:val="left" w:pos="14656"/>
+        </w:tabs>
+        <w:spacing w:after="0" w:line="240" w:lineRule="auto"/>
+        <w:rPr>
+          <w:rFonts w:ascii="Times New Roman" w:eastAsia="Times New Roman" w:hAnsi="Times New Roman" w:cs="Times New Roman"/>
+          <w:sz w:val="28"/>
+          <w:szCs w:val="28"/>
+        </w:rPr>
+      </w:pPr>
+      <w:r>
+        <w:rPr>
+          <w:rFonts w:ascii="Times New Roman" w:eastAsia="Times New Roman" w:hAnsi="Times New Roman" w:cs="Times New Roman"/>
+          <w:sz w:val="28"/>
+          <w:szCs w:val="28"/>
+        </w:rPr>
+        <w:t>│</w:t>
+      </w:r>
+    </w:p>
+    <w:p>
+      <w:pPr>
+        <w:tabs>
+          <w:tab w:val="left" w:pos="916"/>
+          <w:tab w:val="left" w:pos="1832"/>
+          <w:tab w:val="left" w:pos="2748"/>
+          <w:tab w:val="left" w:pos="3664"/>
+          <w:tab w:val="left" w:pos="4580"/>
+          <w:tab w:val="left" w:pos="5496"/>
+          <w:tab w:val="left" w:pos="6412"/>
+          <w:tab w:val="left" w:pos="7328"/>
+          <w:tab w:val="left" w:pos="8244"/>
+          <w:tab w:val="left" w:pos="9160"/>
+          <w:tab w:val="left" w:pos="10076"/>
+          <w:tab w:val="left" w:pos="10992"/>
+          <w:tab w:val="left" w:pos="11908"/>
+          <w:tab w:val="left" w:pos="12824"/>
+          <w:tab w:val="left" w:pos="13740"/>
+          <w:tab w:val="left" w:pos="14656"/>
+        </w:tabs>
+        <w:spacing w:after="0" w:line="240" w:lineRule="auto"/>
+        <w:rPr>
+          <w:rFonts w:ascii="Times New Roman" w:eastAsia="Times New Roman" w:hAnsi="Times New Roman" w:cs="Times New Roman"/>
+          <w:sz w:val="28"/>
+          <w:szCs w:val="28"/>
+        </w:rPr>
+      </w:pPr>
+      <w:r>
+        <w:rPr>
+          <w:rFonts w:ascii="Times New Roman" w:eastAsia="Times New Roman" w:hAnsi="Times New Roman" w:cs="Times New Roman"/>
+          <w:sz w:val="28"/>
+          <w:szCs w:val="28"/>
+        </w:rPr>
+        <w:t>├── return-list</w:t>
+      </w:r>
+    </w:p>
+    <w:p>
+      <w:pPr>
+        <w:tabs>
+          <w:tab w:val="left" w:pos="916"/>
+          <w:tab w:val="left" w:pos="1832"/>
+          <w:tab w:val="left" w:pos="2748"/>
+          <w:tab w:val="left" w:pos="3664"/>
+          <w:tab w:val="left" w:pos="4580"/>
+          <w:tab w:val="left" w:pos="5496"/>
+          <w:tab w:val="left" w:pos="6412"/>
+          <w:tab w:val="left" w:pos="7328"/>
+          <w:tab w:val="left" w:pos="8244"/>
+          <w:tab w:val="left" w:pos="9160"/>
+          <w:tab w:val="left" w:pos="10076"/>
+          <w:tab w:val="left" w:pos="10992"/>
+          <w:tab w:val="left" w:pos="11908"/>
+          <w:tab w:val="left" w:pos="12824"/>
+          <w:tab w:val="left" w:pos="13740"/>
+          <w:tab w:val="left" w:pos="14656"/>
+        </w:tabs>
+        <w:spacing w:after="0" w:line="240" w:lineRule="auto"/>
+        <w:rPr>
+          <w:rFonts w:ascii="Times New Roman" w:eastAsia="Times New Roman" w:hAnsi="Times New Roman" w:cs="Times New Roman"/>
+          <w:sz w:val="28"/>
+          <w:szCs w:val="28"/>
+        </w:rPr>
+      </w:pPr>
+      <w:r>
+        <w:rPr>
+          <w:rFonts w:ascii="Times New Roman" w:eastAsia="Times New Roman" w:hAnsi="Times New Roman" w:cs="Times New Roman"/>
+          <w:sz w:val="28"/>
+          <w:szCs w:val="28"/>
+        </w:rPr>
+        <w:t>├── create-return</w:t>
+      </w:r>
+    </w:p>
+    <w:p>
+      <w:pPr>
+        <w:tabs>
+          <w:tab w:val="left" w:pos="916"/>
+          <w:tab w:val="left" w:pos="1832"/>
+          <w:tab w:val="left" w:pos="2748"/>
+          <w:tab w:val="left" w:pos="3664"/>
+          <w:tab w:val="left" w:pos="4580"/>
+          <w:tab w:val="left" w:pos="5496"/>
+          <w:tab w:val="left" w:pos="6412"/>
+          <w:tab w:val="left" w:pos="7328"/>
+          <w:tab w:val="left" w:pos="8244"/>
+          <w:tab w:val="left" w:pos="9160"/>
+          <w:tab w:val="left" w:pos="10076"/>
+          <w:tab w:val="left" w:pos="10992"/>
+          <w:tab w:val="left" w:pos="11908"/>
+          <w:tab w:val="left" w:pos="12824"/>
+          <w:tab w:val="left" w:pos="13740"/>
+          <w:tab w:val="left" w:pos="14656"/>
+        </w:tabs>
+        <w:spacing w:after="0" w:line="240" w:lineRule="auto"/>
+        <w:rPr>
+          <w:rFonts w:ascii="Times New Roman" w:eastAsia="Times New Roman" w:hAnsi="Times New Roman" w:cs="Times New Roman"/>
+          <w:sz w:val="28"/>
+          <w:szCs w:val="28"/>
+        </w:rPr>
+      </w:pPr>
+      <w:r>
+        <w:rPr>
+          <w:rFonts w:ascii="Times New Roman" w:eastAsia="Times New Roman" w:hAnsi="Times New Roman" w:cs="Times New Roman"/>
+          <w:sz w:val="28"/>
+          <w:szCs w:val="28"/>
+        </w:rPr>
+        <w:t>├── return-details</w:t>
+      </w:r>
+    </w:p>
+    <w:p>
+      <w:pPr>
+        <w:tabs>
+          <w:tab w:val="left" w:pos="916"/>
+          <w:tab w:val="left" w:pos="1832"/>
+          <w:tab w:val="left" w:pos="2748"/>
+          <w:tab w:val="left" w:pos="3664"/>
+          <w:tab w:val="left" w:pos="4580"/>
+          <w:tab w:val="left" w:pos="5496"/>
+          <w:tab w:val="left" w:pos="6412"/>
+          <w:tab w:val="left" w:pos="7328"/>
+          <w:tab w:val="left" w:pos="8244"/>
+          <w:tab w:val="left" w:pos="9160"/>
+          <w:tab w:val="left" w:pos="10076"/>
+          <w:tab w:val="left" w:pos="10992"/>
+          <w:tab w:val="left" w:pos="11908"/>
+          <w:tab w:val="left" w:pos="12824"/>
+          <w:tab w:val="left" w:pos="13740"/>
+          <w:tab w:val="left" w:pos="14656"/>
+        </w:tabs>
+        <w:spacing w:after="0" w:line="240" w:lineRule="auto"/>
+        <w:rPr>
+          <w:rFonts w:ascii="Times New Roman" w:eastAsia="Times New Roman" w:hAnsi="Times New Roman" w:cs="Times New Roman"/>
+          <w:sz w:val="28"/>
+          <w:szCs w:val="28"/>
+        </w:rPr>
+      </w:pPr>
+      <w:r>
+        <w:rPr>
+          <w:rFonts w:ascii="Times New Roman" w:eastAsia="Times New Roman" w:hAnsi="Times New Roman" w:cs="Times New Roman"/>
+          <w:sz w:val="28"/>
+          <w:szCs w:val="28"/>
+        </w:rPr>
+        <w:t>│</w:t>
+      </w:r>
+    </w:p>
+    <w:p>
+      <w:pPr>
+        <w:tabs>
+          <w:tab w:val="left" w:pos="916"/>
+          <w:tab w:val="left" w:pos="1832"/>
+          <w:tab w:val="left" w:pos="2748"/>
+          <w:tab w:val="left" w:pos="3664"/>
+          <w:tab w:val="left" w:pos="4580"/>
+          <w:tab w:val="left" w:pos="5496"/>
+          <w:tab w:val="left" w:pos="6412"/>
+          <w:tab w:val="left" w:pos="7328"/>
+          <w:tab w:val="left" w:pos="8244"/>
+          <w:tab w:val="left" w:pos="9160"/>
+          <w:tab w:val="left" w:pos="10076"/>
+          <w:tab w:val="left" w:pos="10992"/>
+          <w:tab w:val="left" w:pos="11908"/>
+          <w:tab w:val="left" w:pos="12824"/>
+          <w:tab w:val="left" w:pos="13740"/>
+          <w:tab w:val="left" w:pos="14656"/>
+        </w:tabs>
+        <w:spacing w:after="0" w:line="240" w:lineRule="auto"/>
+        <w:rPr>
+          <w:rFonts w:ascii="Times New Roman" w:eastAsia="Times New Roman" w:hAnsi="Times New Roman" w:cs="Times New Roman"/>
+          <w:sz w:val="28"/>
+          <w:szCs w:val="28"/>
+        </w:rPr>
+      </w:pPr>
+      <w:r>
+        <w:rPr>
+          <w:rFonts w:ascii="Times New Roman" w:eastAsia="Times New Roman" w:hAnsi="Times New Roman" w:cs="Times New Roman"/>
+          <w:sz w:val="28"/>
+          <w:szCs w:val="28"/>
+        </w:rPr>
+        <w:t>├── purchase-</w:t>
+      </w:r>
+      <w:proofErr w:type="spellStart"/>
+      <w:proofErr w:type="gramStart"/>
+      <w:r>
+        <w:rPr>
+          <w:rFonts w:ascii="Times New Roman" w:eastAsia="Times New Roman" w:hAnsi="Times New Roman" w:cs="Times New Roman"/>
+          <w:sz w:val="28"/>
+          <w:szCs w:val="28"/>
+        </w:rPr>
+        <w:t>return.service</w:t>
+      </w:r>
+      <w:proofErr w:type="gramEnd"/>
+      <w:r>
+        <w:rPr>
+          <w:rFonts w:ascii="Times New Roman" w:eastAsia="Times New Roman" w:hAnsi="Times New Roman" w:cs="Times New Roman"/>
+          <w:sz w:val="28"/>
+          <w:szCs w:val="28"/>
+        </w:rPr>
+        <w:t>.ts</w:t>
+      </w:r>
+      <w:proofErr w:type="spellEnd"/>
+    </w:p>
+    <w:p>
+      <w:pPr>
+        <w:tabs>
+          <w:tab w:val="left" w:pos="916"/>
+          <w:tab w:val="left" w:pos="1832"/>
+          <w:tab w:val="left" w:pos="2748"/>
+          <w:tab w:val="left" w:pos="3664"/>
+          <w:tab w:val="left" w:pos="4580"/>
+          <w:tab w:val="left" w:pos="5496"/>
+          <w:tab w:val="left" w:pos="6412"/>
+          <w:tab w:val="left" w:pos="7328"/>
+          <w:tab w:val="left" w:pos="8244"/>
+          <w:tab w:val="left" w:pos="9160"/>
+          <w:tab w:val="left" w:pos="10076"/>
+          <w:tab w:val="left" w:pos="10992"/>
+          <w:tab w:val="left" w:pos="11908"/>
+          <w:tab w:val="left" w:pos="12824"/>
+          <w:tab w:val="left" w:pos="13740"/>
+          <w:tab w:val="left" w:pos="14656"/>
+        </w:tabs>
+        <w:spacing w:after="0" w:line="240" w:lineRule="auto"/>
+        <w:rPr>
+          <w:rFonts w:ascii="Times New Roman" w:eastAsia="Times New Roman" w:hAnsi="Times New Roman" w:cs="Times New Roman"/>
+          <w:sz w:val="28"/>
+          <w:szCs w:val="28"/>
+        </w:rPr>
+      </w:pPr>
+      <w:r>
+        <w:rPr>
+          <w:rFonts w:ascii="Times New Roman" w:eastAsia="Times New Roman" w:hAnsi="Times New Roman" w:cs="Times New Roman"/>
+          <w:sz w:val="28"/>
+          <w:szCs w:val="28"/>
+        </w:rPr>
+        <w:t>├── purchase-</w:t>
+      </w:r>
+      <w:proofErr w:type="spellStart"/>
+      <w:proofErr w:type="gramStart"/>
+      <w:r>
+        <w:rPr>
+          <w:rFonts w:ascii="Times New Roman" w:eastAsia="Times New Roman" w:hAnsi="Times New Roman" w:cs="Times New Roman"/>
+          <w:sz w:val="28"/>
+          <w:szCs w:val="28"/>
+        </w:rPr>
+        <w:t>return.model</w:t>
+      </w:r>
+      <w:proofErr w:type="gramEnd"/>
+      <w:r>
+        <w:rPr>
+          <w:rFonts w:ascii="Times New Roman" w:eastAsia="Times New Roman" w:hAnsi="Times New Roman" w:cs="Times New Roman"/>
+          <w:sz w:val="28"/>
+          <w:szCs w:val="28"/>
+        </w:rPr>
+        <w:t>.ts</w:t>
+      </w:r>
+      <w:proofErr w:type="spellEnd"/>
+    </w:p>
+    <w:p>
+      <w:pPr>
+        <w:tabs>
+          <w:tab w:val="left" w:pos="916"/>
+          <w:tab w:val="left" w:pos="1832"/>
+          <w:tab w:val="left" w:pos="2748"/>
+          <w:tab w:val="left" w:pos="3664"/>
+          <w:tab w:val="left" w:pos="4580"/>
+          <w:tab w:val="left" w:pos="5496"/>
+          <w:tab w:val="left" w:pos="6412"/>
+          <w:tab w:val="left" w:pos="7328"/>
+          <w:tab w:val="left" w:pos="8244"/>
+          <w:tab w:val="left" w:pos="9160"/>
+          <w:tab w:val="left" w:pos="10076"/>
+          <w:tab w:val="left" w:pos="10992"/>
+          <w:tab w:val="left" w:pos="11908"/>
+          <w:tab w:val="left" w:pos="12824"/>
+          <w:tab w:val="left" w:pos="13740"/>
+          <w:tab w:val="left" w:pos="14656"/>
+        </w:tabs>
+        <w:spacing w:after="0" w:line="240" w:lineRule="auto"/>
+        <w:rPr>
+          <w:rFonts w:ascii="Times New Roman" w:eastAsia="Times New Roman" w:hAnsi="Times New Roman" w:cs="Times New Roman"/>
+          <w:sz w:val="28"/>
+          <w:szCs w:val="28"/>
+        </w:rPr>
+      </w:pPr>
+      <w:r>
+        <w:rPr>
+          <w:rFonts w:ascii="Times New Roman" w:eastAsia="Times New Roman" w:hAnsi="Times New Roman" w:cs="Times New Roman"/>
+          <w:sz w:val="28"/>
+          <w:szCs w:val="28"/>
+        </w:rPr>
+        <w:t>└── purchase-</w:t>
+      </w:r>
+      <w:proofErr w:type="spellStart"/>
+      <w:proofErr w:type="gramStart"/>
+      <w:r>
+        <w:rPr>
+          <w:rFonts w:ascii="Times New Roman" w:eastAsia="Times New Roman" w:hAnsi="Times New Roman" w:cs="Times New Roman"/>
+          <w:sz w:val="28"/>
+          <w:szCs w:val="28"/>
+        </w:rPr>
+        <w:t>return.routes</w:t>
+      </w:r>
+      <w:proofErr w:type="gramEnd"/>
+      <w:r>
+        <w:rPr>
+          <w:rFonts w:ascii="Times New Roman" w:eastAsia="Times New Roman" w:hAnsi="Times New Roman" w:cs="Times New Roman"/>
+          <w:sz w:val="28"/>
+          <w:szCs w:val="28"/>
+        </w:rPr>
+        <w:t>.ts</w:t>
+      </w:r>
+      <w:proofErr w:type="spellEnd"/>
+    </w:p>
+    <w:p>
+      <w:pPr>
+        <w:spacing w:after="0" w:line="240" w:lineRule="auto"/>
+        <w:rPr>
+          <w:rFonts w:ascii="Times New Roman" w:eastAsia="Times New Roman" w:hAnsi="Times New Roman" w:cs="Times New Roman"/>
+          <w:sz w:val="28"/>
+          <w:szCs w:val="28"/>
+        </w:rPr>
+      </w:pPr>
+      <w:r>
+        <w:rPr>
+          <w:rFonts w:ascii="Times New Roman" w:eastAsia="Times New Roman" w:hAnsi="Times New Roman" w:cs="Times New Roman"/>
+          <w:sz w:val="28"/>
+          <w:szCs w:val="28"/>
+        </w:rPr>
+        <w:pict>
+          <v:rect id="_x0000_i1043" style="width:0;height:1.5pt" o:hralign="center" o:hrstd="t" o:hr="t" fillcolor="#a0a0a0" stroked="f"/>
         </w:pict>
       </w:r>
     </w:p>
@@ -10722,7 +11589,7 @@
           <w:sz w:val="28"/>
           <w:szCs w:val="28"/>
         </w:rPr>
-        <w:t>📥</w:t>
+        <w:t>💰</w:t>
       </w:r>
       <w:r>
         <w:rPr>
@@ -10733,44 +11600,43 @@
           <w:sz w:val="28"/>
           <w:szCs w:val="28"/>
         </w:rPr>
-        <w:t xml:space="preserve"> Goods Received Note (GRN)</w:t>
-      </w:r>
-    </w:p>
-    <w:p>
-      <w:pPr>
-        <w:tabs>
-          <w:tab w:val="left" w:pos="916"/>
-          <w:tab w:val="left" w:pos="1832"/>
-          <w:tab w:val="left" w:pos="2748"/>
-          <w:tab w:val="left" w:pos="3664"/>
-          <w:tab w:val="left" w:pos="4580"/>
-          <w:tab w:val="left" w:pos="5496"/>
-          <w:tab w:val="left" w:pos="6412"/>
-          <w:tab w:val="left" w:pos="7328"/>
-          <w:tab w:val="left" w:pos="8244"/>
-          <w:tab w:val="left" w:pos="9160"/>
-          <w:tab w:val="left" w:pos="10076"/>
-          <w:tab w:val="left" w:pos="10992"/>
-          <w:tab w:val="left" w:pos="11908"/>
-          <w:tab w:val="left" w:pos="12824"/>
-          <w:tab w:val="left" w:pos="13740"/>
-          <w:tab w:val="left" w:pos="14656"/>
-        </w:tabs>
-        <w:spacing w:after="0" w:line="240" w:lineRule="auto"/>
-        <w:rPr>
-          <w:rFonts w:ascii="Times New Roman" w:eastAsia="Times New Roman" w:hAnsi="Times New Roman" w:cs="Times New Roman"/>
-          <w:sz w:val="28"/>
-          <w:szCs w:val="28"/>
-        </w:rPr>
-      </w:pPr>
-      <w:r>
-        <w:rPr>
-          <w:rFonts w:ascii="Times New Roman" w:eastAsia="Times New Roman" w:hAnsi="Times New Roman" w:cs="Times New Roman"/>
-          <w:sz w:val="28"/>
-          <w:szCs w:val="28"/>
-        </w:rPr>
-        <w:lastRenderedPageBreak/>
-        <w:t>goods-received-note</w:t>
+        <w:t xml:space="preserve"> Sales Management</w:t>
+      </w:r>
+    </w:p>
+    <w:p>
+      <w:pPr>
+        <w:tabs>
+          <w:tab w:val="left" w:pos="916"/>
+          <w:tab w:val="left" w:pos="1832"/>
+          <w:tab w:val="left" w:pos="2748"/>
+          <w:tab w:val="left" w:pos="3664"/>
+          <w:tab w:val="left" w:pos="4580"/>
+          <w:tab w:val="left" w:pos="5496"/>
+          <w:tab w:val="left" w:pos="6412"/>
+          <w:tab w:val="left" w:pos="7328"/>
+          <w:tab w:val="left" w:pos="8244"/>
+          <w:tab w:val="left" w:pos="9160"/>
+          <w:tab w:val="left" w:pos="10076"/>
+          <w:tab w:val="left" w:pos="10992"/>
+          <w:tab w:val="left" w:pos="11908"/>
+          <w:tab w:val="left" w:pos="12824"/>
+          <w:tab w:val="left" w:pos="13740"/>
+          <w:tab w:val="left" w:pos="14656"/>
+        </w:tabs>
+        <w:spacing w:after="0" w:line="240" w:lineRule="auto"/>
+        <w:rPr>
+          <w:rFonts w:ascii="Times New Roman" w:eastAsia="Times New Roman" w:hAnsi="Times New Roman" w:cs="Times New Roman"/>
+          <w:sz w:val="28"/>
+          <w:szCs w:val="28"/>
+        </w:rPr>
+      </w:pPr>
+      <w:r>
+        <w:rPr>
+          <w:rFonts w:ascii="Times New Roman" w:eastAsia="Times New Roman" w:hAnsi="Times New Roman" w:cs="Times New Roman"/>
+          <w:sz w:val="28"/>
+          <w:szCs w:val="28"/>
+        </w:rPr>
+        <w:t>sales-management</w:t>
       </w:r>
     </w:p>
     <w:p>
@@ -10842,320 +11708,80 @@
           <w:sz w:val="28"/>
           <w:szCs w:val="28"/>
         </w:rPr>
-        <w:t xml:space="preserve">├── </w:t>
-      </w:r>
-      <w:proofErr w:type="spellStart"/>
-      <w:r>
-        <w:rPr>
-          <w:rFonts w:ascii="Times New Roman" w:eastAsia="Times New Roman" w:hAnsi="Times New Roman" w:cs="Times New Roman"/>
-          <w:sz w:val="28"/>
-          <w:szCs w:val="28"/>
-        </w:rPr>
-        <w:t>grn</w:t>
-      </w:r>
-      <w:proofErr w:type="spellEnd"/>
-      <w:r>
-        <w:rPr>
-          <w:rFonts w:ascii="Times New Roman" w:eastAsia="Times New Roman" w:hAnsi="Times New Roman" w:cs="Times New Roman"/>
-          <w:sz w:val="28"/>
-          <w:szCs w:val="28"/>
-        </w:rPr>
-        <w:t>-list</w:t>
-      </w:r>
-    </w:p>
-    <w:p>
-      <w:pPr>
-        <w:tabs>
-          <w:tab w:val="left" w:pos="916"/>
-          <w:tab w:val="left" w:pos="1832"/>
-          <w:tab w:val="left" w:pos="2748"/>
-          <w:tab w:val="left" w:pos="3664"/>
-          <w:tab w:val="left" w:pos="4580"/>
-          <w:tab w:val="left" w:pos="5496"/>
-          <w:tab w:val="left" w:pos="6412"/>
-          <w:tab w:val="left" w:pos="7328"/>
-          <w:tab w:val="left" w:pos="8244"/>
-          <w:tab w:val="left" w:pos="9160"/>
-          <w:tab w:val="left" w:pos="10076"/>
-          <w:tab w:val="left" w:pos="10992"/>
-          <w:tab w:val="left" w:pos="11908"/>
-          <w:tab w:val="left" w:pos="12824"/>
-          <w:tab w:val="left" w:pos="13740"/>
-          <w:tab w:val="left" w:pos="14656"/>
-        </w:tabs>
-        <w:spacing w:after="0" w:line="240" w:lineRule="auto"/>
-        <w:rPr>
-          <w:rFonts w:ascii="Times New Roman" w:eastAsia="Times New Roman" w:hAnsi="Times New Roman" w:cs="Times New Roman"/>
-          <w:sz w:val="28"/>
-          <w:szCs w:val="28"/>
-        </w:rPr>
-      </w:pPr>
-      <w:r>
-        <w:rPr>
-          <w:rFonts w:ascii="Times New Roman" w:eastAsia="Times New Roman" w:hAnsi="Times New Roman" w:cs="Times New Roman"/>
-          <w:sz w:val="28"/>
-          <w:szCs w:val="28"/>
-        </w:rPr>
-        <w:t>├── receive-goods</w:t>
-      </w:r>
-    </w:p>
-    <w:p>
-      <w:pPr>
-        <w:tabs>
-          <w:tab w:val="left" w:pos="916"/>
-          <w:tab w:val="left" w:pos="1832"/>
-          <w:tab w:val="left" w:pos="2748"/>
-          <w:tab w:val="left" w:pos="3664"/>
-          <w:tab w:val="left" w:pos="4580"/>
-          <w:tab w:val="left" w:pos="5496"/>
-          <w:tab w:val="left" w:pos="6412"/>
-          <w:tab w:val="left" w:pos="7328"/>
-          <w:tab w:val="left" w:pos="8244"/>
-          <w:tab w:val="left" w:pos="9160"/>
-          <w:tab w:val="left" w:pos="10076"/>
-          <w:tab w:val="left" w:pos="10992"/>
-          <w:tab w:val="left" w:pos="11908"/>
-          <w:tab w:val="left" w:pos="12824"/>
-          <w:tab w:val="left" w:pos="13740"/>
-          <w:tab w:val="left" w:pos="14656"/>
-        </w:tabs>
-        <w:spacing w:after="0" w:line="240" w:lineRule="auto"/>
-        <w:rPr>
-          <w:rFonts w:ascii="Times New Roman" w:eastAsia="Times New Roman" w:hAnsi="Times New Roman" w:cs="Times New Roman"/>
-          <w:sz w:val="28"/>
-          <w:szCs w:val="28"/>
-        </w:rPr>
-      </w:pPr>
-      <w:r>
-        <w:rPr>
-          <w:rFonts w:ascii="Times New Roman" w:eastAsia="Times New Roman" w:hAnsi="Times New Roman" w:cs="Times New Roman"/>
-          <w:sz w:val="28"/>
-          <w:szCs w:val="28"/>
-        </w:rPr>
-        <w:t xml:space="preserve">├── </w:t>
-      </w:r>
-      <w:proofErr w:type="spellStart"/>
-      <w:r>
-        <w:rPr>
-          <w:rFonts w:ascii="Times New Roman" w:eastAsia="Times New Roman" w:hAnsi="Times New Roman" w:cs="Times New Roman"/>
-          <w:sz w:val="28"/>
-          <w:szCs w:val="28"/>
-        </w:rPr>
-        <w:t>grn</w:t>
-      </w:r>
-      <w:proofErr w:type="spellEnd"/>
-      <w:r>
-        <w:rPr>
-          <w:rFonts w:ascii="Times New Roman" w:eastAsia="Times New Roman" w:hAnsi="Times New Roman" w:cs="Times New Roman"/>
-          <w:sz w:val="28"/>
-          <w:szCs w:val="28"/>
-        </w:rPr>
-        <w:t>-details</w:t>
-      </w:r>
-    </w:p>
-    <w:p>
-      <w:pPr>
-        <w:tabs>
-          <w:tab w:val="left" w:pos="916"/>
-          <w:tab w:val="left" w:pos="1832"/>
-          <w:tab w:val="left" w:pos="2748"/>
-          <w:tab w:val="left" w:pos="3664"/>
-          <w:tab w:val="left" w:pos="4580"/>
-          <w:tab w:val="left" w:pos="5496"/>
-          <w:tab w:val="left" w:pos="6412"/>
-          <w:tab w:val="left" w:pos="7328"/>
-          <w:tab w:val="left" w:pos="8244"/>
-          <w:tab w:val="left" w:pos="9160"/>
-          <w:tab w:val="left" w:pos="10076"/>
-          <w:tab w:val="left" w:pos="10992"/>
-          <w:tab w:val="left" w:pos="11908"/>
-          <w:tab w:val="left" w:pos="12824"/>
-          <w:tab w:val="left" w:pos="13740"/>
-          <w:tab w:val="left" w:pos="14656"/>
-        </w:tabs>
-        <w:spacing w:after="0" w:line="240" w:lineRule="auto"/>
-        <w:rPr>
-          <w:rFonts w:ascii="Times New Roman" w:eastAsia="Times New Roman" w:hAnsi="Times New Roman" w:cs="Times New Roman"/>
-          <w:sz w:val="28"/>
-          <w:szCs w:val="28"/>
-        </w:rPr>
-      </w:pPr>
-      <w:r>
-        <w:rPr>
-          <w:rFonts w:ascii="Times New Roman" w:eastAsia="Times New Roman" w:hAnsi="Times New Roman" w:cs="Times New Roman"/>
-          <w:sz w:val="28"/>
-          <w:szCs w:val="28"/>
-        </w:rPr>
-        <w:t>│</w:t>
-      </w:r>
-    </w:p>
-    <w:p>
-      <w:pPr>
-        <w:tabs>
-          <w:tab w:val="left" w:pos="916"/>
-          <w:tab w:val="left" w:pos="1832"/>
-          <w:tab w:val="left" w:pos="2748"/>
-          <w:tab w:val="left" w:pos="3664"/>
-          <w:tab w:val="left" w:pos="4580"/>
-          <w:tab w:val="left" w:pos="5496"/>
-          <w:tab w:val="left" w:pos="6412"/>
-          <w:tab w:val="left" w:pos="7328"/>
-          <w:tab w:val="left" w:pos="8244"/>
-          <w:tab w:val="left" w:pos="9160"/>
-          <w:tab w:val="left" w:pos="10076"/>
-          <w:tab w:val="left" w:pos="10992"/>
-          <w:tab w:val="left" w:pos="11908"/>
-          <w:tab w:val="left" w:pos="12824"/>
-          <w:tab w:val="left" w:pos="13740"/>
-          <w:tab w:val="left" w:pos="14656"/>
-        </w:tabs>
-        <w:spacing w:after="0" w:line="240" w:lineRule="auto"/>
-        <w:rPr>
-          <w:rFonts w:ascii="Times New Roman" w:eastAsia="Times New Roman" w:hAnsi="Times New Roman" w:cs="Times New Roman"/>
-          <w:sz w:val="28"/>
-          <w:szCs w:val="28"/>
-        </w:rPr>
-      </w:pPr>
-      <w:r>
-        <w:rPr>
-          <w:rFonts w:ascii="Times New Roman" w:eastAsia="Times New Roman" w:hAnsi="Times New Roman" w:cs="Times New Roman"/>
-          <w:sz w:val="28"/>
-          <w:szCs w:val="28"/>
-        </w:rPr>
-        <w:t>├── goods-received-</w:t>
-      </w:r>
-      <w:proofErr w:type="spellStart"/>
-      <w:proofErr w:type="gramStart"/>
-      <w:r>
-        <w:rPr>
-          <w:rFonts w:ascii="Times New Roman" w:eastAsia="Times New Roman" w:hAnsi="Times New Roman" w:cs="Times New Roman"/>
-          <w:sz w:val="28"/>
-          <w:szCs w:val="28"/>
-        </w:rPr>
-        <w:t>note.service</w:t>
-      </w:r>
-      <w:proofErr w:type="gramEnd"/>
-      <w:r>
-        <w:rPr>
-          <w:rFonts w:ascii="Times New Roman" w:eastAsia="Times New Roman" w:hAnsi="Times New Roman" w:cs="Times New Roman"/>
-          <w:sz w:val="28"/>
-          <w:szCs w:val="28"/>
-        </w:rPr>
-        <w:t>.ts</w:t>
-      </w:r>
-      <w:proofErr w:type="spellEnd"/>
-    </w:p>
-    <w:p>
-      <w:pPr>
-        <w:tabs>
-          <w:tab w:val="left" w:pos="916"/>
-          <w:tab w:val="left" w:pos="1832"/>
-          <w:tab w:val="left" w:pos="2748"/>
-          <w:tab w:val="left" w:pos="3664"/>
-          <w:tab w:val="left" w:pos="4580"/>
-          <w:tab w:val="left" w:pos="5496"/>
-          <w:tab w:val="left" w:pos="6412"/>
-          <w:tab w:val="left" w:pos="7328"/>
-          <w:tab w:val="left" w:pos="8244"/>
-          <w:tab w:val="left" w:pos="9160"/>
-          <w:tab w:val="left" w:pos="10076"/>
-          <w:tab w:val="left" w:pos="10992"/>
-          <w:tab w:val="left" w:pos="11908"/>
-          <w:tab w:val="left" w:pos="12824"/>
-          <w:tab w:val="left" w:pos="13740"/>
-          <w:tab w:val="left" w:pos="14656"/>
-        </w:tabs>
-        <w:spacing w:after="0" w:line="240" w:lineRule="auto"/>
-        <w:rPr>
-          <w:rFonts w:ascii="Times New Roman" w:eastAsia="Times New Roman" w:hAnsi="Times New Roman" w:cs="Times New Roman"/>
-          <w:sz w:val="28"/>
-          <w:szCs w:val="28"/>
-        </w:rPr>
-      </w:pPr>
-      <w:r>
-        <w:rPr>
-          <w:rFonts w:ascii="Times New Roman" w:eastAsia="Times New Roman" w:hAnsi="Times New Roman" w:cs="Times New Roman"/>
-          <w:sz w:val="28"/>
-          <w:szCs w:val="28"/>
-        </w:rPr>
-        <w:t>├── goods-received-</w:t>
-      </w:r>
-      <w:proofErr w:type="spellStart"/>
-      <w:proofErr w:type="gramStart"/>
-      <w:r>
-        <w:rPr>
-          <w:rFonts w:ascii="Times New Roman" w:eastAsia="Times New Roman" w:hAnsi="Times New Roman" w:cs="Times New Roman"/>
-          <w:sz w:val="28"/>
-          <w:szCs w:val="28"/>
-        </w:rPr>
-        <w:t>note.model</w:t>
-      </w:r>
-      <w:proofErr w:type="gramEnd"/>
-      <w:r>
-        <w:rPr>
-          <w:rFonts w:ascii="Times New Roman" w:eastAsia="Times New Roman" w:hAnsi="Times New Roman" w:cs="Times New Roman"/>
-          <w:sz w:val="28"/>
-          <w:szCs w:val="28"/>
-        </w:rPr>
-        <w:t>.ts</w:t>
-      </w:r>
-      <w:proofErr w:type="spellEnd"/>
-    </w:p>
-    <w:p>
-      <w:pPr>
-        <w:tabs>
-          <w:tab w:val="left" w:pos="916"/>
-          <w:tab w:val="left" w:pos="1832"/>
-          <w:tab w:val="left" w:pos="2748"/>
-          <w:tab w:val="left" w:pos="3664"/>
-          <w:tab w:val="left" w:pos="4580"/>
-          <w:tab w:val="left" w:pos="5496"/>
-          <w:tab w:val="left" w:pos="6412"/>
-          <w:tab w:val="left" w:pos="7328"/>
-          <w:tab w:val="left" w:pos="8244"/>
-          <w:tab w:val="left" w:pos="9160"/>
-          <w:tab w:val="left" w:pos="10076"/>
-          <w:tab w:val="left" w:pos="10992"/>
-          <w:tab w:val="left" w:pos="11908"/>
-          <w:tab w:val="left" w:pos="12824"/>
-          <w:tab w:val="left" w:pos="13740"/>
-          <w:tab w:val="left" w:pos="14656"/>
-        </w:tabs>
-        <w:spacing w:after="0" w:line="240" w:lineRule="auto"/>
-        <w:rPr>
-          <w:rFonts w:ascii="Times New Roman" w:eastAsia="Times New Roman" w:hAnsi="Times New Roman" w:cs="Times New Roman"/>
-          <w:sz w:val="28"/>
-          <w:szCs w:val="28"/>
-        </w:rPr>
-      </w:pPr>
-      <w:r>
-        <w:rPr>
-          <w:rFonts w:ascii="Times New Roman" w:eastAsia="Times New Roman" w:hAnsi="Times New Roman" w:cs="Times New Roman"/>
-          <w:sz w:val="28"/>
-          <w:szCs w:val="28"/>
-        </w:rPr>
-        <w:t>└── goods-received-</w:t>
-      </w:r>
-      <w:proofErr w:type="spellStart"/>
-      <w:proofErr w:type="gramStart"/>
-      <w:r>
-        <w:rPr>
-          <w:rFonts w:ascii="Times New Roman" w:eastAsia="Times New Roman" w:hAnsi="Times New Roman" w:cs="Times New Roman"/>
-          <w:sz w:val="28"/>
-          <w:szCs w:val="28"/>
-        </w:rPr>
-        <w:t>note.routes</w:t>
-      </w:r>
-      <w:proofErr w:type="gramEnd"/>
-      <w:r>
-        <w:rPr>
-          <w:rFonts w:ascii="Times New Roman" w:eastAsia="Times New Roman" w:hAnsi="Times New Roman" w:cs="Times New Roman"/>
-          <w:sz w:val="28"/>
-          <w:szCs w:val="28"/>
-        </w:rPr>
-        <w:t>.ts</w:t>
-      </w:r>
-      <w:proofErr w:type="spellEnd"/>
+        <w:t>├── sales-invoice</w:t>
+      </w:r>
+    </w:p>
+    <w:p>
+      <w:pPr>
+        <w:tabs>
+          <w:tab w:val="left" w:pos="916"/>
+          <w:tab w:val="left" w:pos="1832"/>
+          <w:tab w:val="left" w:pos="2748"/>
+          <w:tab w:val="left" w:pos="3664"/>
+          <w:tab w:val="left" w:pos="4580"/>
+          <w:tab w:val="left" w:pos="5496"/>
+          <w:tab w:val="left" w:pos="6412"/>
+          <w:tab w:val="left" w:pos="7328"/>
+          <w:tab w:val="left" w:pos="8244"/>
+          <w:tab w:val="left" w:pos="9160"/>
+          <w:tab w:val="left" w:pos="10076"/>
+          <w:tab w:val="left" w:pos="10992"/>
+          <w:tab w:val="left" w:pos="11908"/>
+          <w:tab w:val="left" w:pos="12824"/>
+          <w:tab w:val="left" w:pos="13740"/>
+          <w:tab w:val="left" w:pos="14656"/>
+        </w:tabs>
+        <w:spacing w:after="0" w:line="240" w:lineRule="auto"/>
+        <w:rPr>
+          <w:rFonts w:ascii="Times New Roman" w:eastAsia="Times New Roman" w:hAnsi="Times New Roman" w:cs="Times New Roman"/>
+          <w:sz w:val="28"/>
+          <w:szCs w:val="28"/>
+        </w:rPr>
+      </w:pPr>
+      <w:r>
+        <w:rPr>
+          <w:rFonts w:ascii="Times New Roman" w:eastAsia="Times New Roman" w:hAnsi="Times New Roman" w:cs="Times New Roman"/>
+          <w:sz w:val="28"/>
+          <w:szCs w:val="28"/>
+        </w:rPr>
+        <w:t>├── payment</w:t>
+      </w:r>
+    </w:p>
+    <w:p>
+      <w:pPr>
+        <w:tabs>
+          <w:tab w:val="left" w:pos="916"/>
+          <w:tab w:val="left" w:pos="1832"/>
+          <w:tab w:val="left" w:pos="2748"/>
+          <w:tab w:val="left" w:pos="3664"/>
+          <w:tab w:val="left" w:pos="4580"/>
+          <w:tab w:val="left" w:pos="5496"/>
+          <w:tab w:val="left" w:pos="6412"/>
+          <w:tab w:val="left" w:pos="7328"/>
+          <w:tab w:val="left" w:pos="8244"/>
+          <w:tab w:val="left" w:pos="9160"/>
+          <w:tab w:val="left" w:pos="10076"/>
+          <w:tab w:val="left" w:pos="10992"/>
+          <w:tab w:val="left" w:pos="11908"/>
+          <w:tab w:val="left" w:pos="12824"/>
+          <w:tab w:val="left" w:pos="13740"/>
+          <w:tab w:val="left" w:pos="14656"/>
+        </w:tabs>
+        <w:spacing w:after="0" w:line="240" w:lineRule="auto"/>
+        <w:rPr>
+          <w:rFonts w:ascii="Times New Roman" w:eastAsia="Times New Roman" w:hAnsi="Times New Roman" w:cs="Times New Roman"/>
+          <w:sz w:val="28"/>
+          <w:szCs w:val="28"/>
+        </w:rPr>
+      </w:pPr>
+      <w:r>
+        <w:rPr>
+          <w:rFonts w:ascii="Times New Roman" w:eastAsia="Times New Roman" w:hAnsi="Times New Roman" w:cs="Times New Roman"/>
+          <w:sz w:val="28"/>
+          <w:szCs w:val="28"/>
+        </w:rPr>
+        <w:t>└── sales-return</w:t>
+      </w:r>
     </w:p>
     <w:p>
       <w:pPr>
@@ -11173,7 +11799,7 @@
           <w:szCs w:val="28"/>
         </w:rPr>
         <w:pict>
-          <v:rect id="_x0000_i1042" style="width:0;height:1.5pt" o:hralign="center" o:hrstd="t" o:hr="t" fillcolor="#a0a0a0" stroked="f"/>
+          <v:rect id="_x0000_i1044" style="width:0;height:1.5pt" o:hralign="center" o:hrstd="t" o:hr="t" fillcolor="#a0a0a0" stroked="f"/>
         </w:pict>
       </w:r>
     </w:p>
@@ -11192,61 +11818,50 @@
       </w:pPr>
       <w:r>
         <w:rPr>
-          <w:rFonts w:ascii="Cambria Math" w:eastAsia="Times New Roman" w:hAnsi="Cambria Math" w:cs="Cambria Math"/>
+          <w:rFonts w:ascii="Times New Roman" w:eastAsia="Times New Roman" w:hAnsi="Times New Roman" w:cs="Times New Roman"/>
           <w:b/>
           <w:bCs/>
           <w:kern w:val="36"/>
           <w:sz w:val="28"/>
           <w:szCs w:val="28"/>
         </w:rPr>
-        <w:t>↩</w:t>
-      </w:r>
-      <w:r>
-        <w:rPr>
-          <w:rFonts w:ascii="Times New Roman" w:eastAsia="Times New Roman" w:hAnsi="Times New Roman" w:cs="Times New Roman"/>
-          <w:b/>
-          <w:bCs/>
-          <w:kern w:val="36"/>
-          <w:sz w:val="28"/>
-          <w:szCs w:val="28"/>
-        </w:rPr>
-        <w:t xml:space="preserve"> Purchase Return</w:t>
-      </w:r>
-    </w:p>
-    <w:p>
-      <w:pPr>
-        <w:tabs>
-          <w:tab w:val="left" w:pos="916"/>
-          <w:tab w:val="left" w:pos="1832"/>
-          <w:tab w:val="left" w:pos="2748"/>
-          <w:tab w:val="left" w:pos="3664"/>
-          <w:tab w:val="left" w:pos="4580"/>
-          <w:tab w:val="left" w:pos="5496"/>
-          <w:tab w:val="left" w:pos="6412"/>
-          <w:tab w:val="left" w:pos="7328"/>
-          <w:tab w:val="left" w:pos="8244"/>
-          <w:tab w:val="left" w:pos="9160"/>
-          <w:tab w:val="left" w:pos="10076"/>
-          <w:tab w:val="left" w:pos="10992"/>
-          <w:tab w:val="left" w:pos="11908"/>
-          <w:tab w:val="left" w:pos="12824"/>
-          <w:tab w:val="left" w:pos="13740"/>
-          <w:tab w:val="left" w:pos="14656"/>
-        </w:tabs>
-        <w:spacing w:after="0" w:line="240" w:lineRule="auto"/>
-        <w:rPr>
-          <w:rFonts w:ascii="Times New Roman" w:eastAsia="Times New Roman" w:hAnsi="Times New Roman" w:cs="Times New Roman"/>
-          <w:sz w:val="28"/>
-          <w:szCs w:val="28"/>
-        </w:rPr>
-      </w:pPr>
-      <w:r>
-        <w:rPr>
-          <w:rFonts w:ascii="Times New Roman" w:eastAsia="Times New Roman" w:hAnsi="Times New Roman" w:cs="Times New Roman"/>
-          <w:sz w:val="28"/>
-          <w:szCs w:val="28"/>
-        </w:rPr>
-        <w:t>purchase-return</w:t>
+        <w:t>🧾 Sales Invoice</w:t>
+      </w:r>
+    </w:p>
+    <w:p>
+      <w:pPr>
+        <w:tabs>
+          <w:tab w:val="left" w:pos="916"/>
+          <w:tab w:val="left" w:pos="1832"/>
+          <w:tab w:val="left" w:pos="2748"/>
+          <w:tab w:val="left" w:pos="3664"/>
+          <w:tab w:val="left" w:pos="4580"/>
+          <w:tab w:val="left" w:pos="5496"/>
+          <w:tab w:val="left" w:pos="6412"/>
+          <w:tab w:val="left" w:pos="7328"/>
+          <w:tab w:val="left" w:pos="8244"/>
+          <w:tab w:val="left" w:pos="9160"/>
+          <w:tab w:val="left" w:pos="10076"/>
+          <w:tab w:val="left" w:pos="10992"/>
+          <w:tab w:val="left" w:pos="11908"/>
+          <w:tab w:val="left" w:pos="12824"/>
+          <w:tab w:val="left" w:pos="13740"/>
+          <w:tab w:val="left" w:pos="14656"/>
+        </w:tabs>
+        <w:spacing w:after="0" w:line="240" w:lineRule="auto"/>
+        <w:rPr>
+          <w:rFonts w:ascii="Times New Roman" w:eastAsia="Times New Roman" w:hAnsi="Times New Roman" w:cs="Times New Roman"/>
+          <w:sz w:val="28"/>
+          <w:szCs w:val="28"/>
+        </w:rPr>
+      </w:pPr>
+      <w:r>
+        <w:rPr>
+          <w:rFonts w:ascii="Times New Roman" w:eastAsia="Times New Roman" w:hAnsi="Times New Roman" w:cs="Times New Roman"/>
+          <w:sz w:val="28"/>
+          <w:szCs w:val="28"/>
+        </w:rPr>
+        <w:t>sales-invoice</w:t>
       </w:r>
     </w:p>
     <w:p>
@@ -11318,79 +11933,151 @@
           <w:sz w:val="28"/>
           <w:szCs w:val="28"/>
         </w:rPr>
-        <w:t>├── return-list</w:t>
-      </w:r>
-    </w:p>
-    <w:p>
-      <w:pPr>
-        <w:tabs>
-          <w:tab w:val="left" w:pos="916"/>
-          <w:tab w:val="left" w:pos="1832"/>
-          <w:tab w:val="left" w:pos="2748"/>
-          <w:tab w:val="left" w:pos="3664"/>
-          <w:tab w:val="left" w:pos="4580"/>
-          <w:tab w:val="left" w:pos="5496"/>
-          <w:tab w:val="left" w:pos="6412"/>
-          <w:tab w:val="left" w:pos="7328"/>
-          <w:tab w:val="left" w:pos="8244"/>
-          <w:tab w:val="left" w:pos="9160"/>
-          <w:tab w:val="left" w:pos="10076"/>
-          <w:tab w:val="left" w:pos="10992"/>
-          <w:tab w:val="left" w:pos="11908"/>
-          <w:tab w:val="left" w:pos="12824"/>
-          <w:tab w:val="left" w:pos="13740"/>
-          <w:tab w:val="left" w:pos="14656"/>
-        </w:tabs>
-        <w:spacing w:after="0" w:line="240" w:lineRule="auto"/>
-        <w:rPr>
-          <w:rFonts w:ascii="Times New Roman" w:eastAsia="Times New Roman" w:hAnsi="Times New Roman" w:cs="Times New Roman"/>
-          <w:sz w:val="28"/>
-          <w:szCs w:val="28"/>
-        </w:rPr>
-      </w:pPr>
-      <w:r>
-        <w:rPr>
-          <w:rFonts w:ascii="Times New Roman" w:eastAsia="Times New Roman" w:hAnsi="Times New Roman" w:cs="Times New Roman"/>
-          <w:sz w:val="28"/>
-          <w:szCs w:val="28"/>
-        </w:rPr>
-        <w:t>├── create-return</w:t>
-      </w:r>
-    </w:p>
-    <w:p>
-      <w:pPr>
-        <w:tabs>
-          <w:tab w:val="left" w:pos="916"/>
-          <w:tab w:val="left" w:pos="1832"/>
-          <w:tab w:val="left" w:pos="2748"/>
-          <w:tab w:val="left" w:pos="3664"/>
-          <w:tab w:val="left" w:pos="4580"/>
-          <w:tab w:val="left" w:pos="5496"/>
-          <w:tab w:val="left" w:pos="6412"/>
-          <w:tab w:val="left" w:pos="7328"/>
-          <w:tab w:val="left" w:pos="8244"/>
-          <w:tab w:val="left" w:pos="9160"/>
-          <w:tab w:val="left" w:pos="10076"/>
-          <w:tab w:val="left" w:pos="10992"/>
-          <w:tab w:val="left" w:pos="11908"/>
-          <w:tab w:val="left" w:pos="12824"/>
-          <w:tab w:val="left" w:pos="13740"/>
-          <w:tab w:val="left" w:pos="14656"/>
-        </w:tabs>
-        <w:spacing w:after="0" w:line="240" w:lineRule="auto"/>
-        <w:rPr>
-          <w:rFonts w:ascii="Times New Roman" w:eastAsia="Times New Roman" w:hAnsi="Times New Roman" w:cs="Times New Roman"/>
-          <w:sz w:val="28"/>
-          <w:szCs w:val="28"/>
-        </w:rPr>
-      </w:pPr>
-      <w:r>
-        <w:rPr>
-          <w:rFonts w:ascii="Times New Roman" w:eastAsia="Times New Roman" w:hAnsi="Times New Roman" w:cs="Times New Roman"/>
-          <w:sz w:val="28"/>
-          <w:szCs w:val="28"/>
-        </w:rPr>
-        <w:t>├── return-details</w:t>
+        <w:t>├── invoice-list</w:t>
+      </w:r>
+    </w:p>
+    <w:p>
+      <w:pPr>
+        <w:tabs>
+          <w:tab w:val="left" w:pos="916"/>
+          <w:tab w:val="left" w:pos="1832"/>
+          <w:tab w:val="left" w:pos="2748"/>
+          <w:tab w:val="left" w:pos="3664"/>
+          <w:tab w:val="left" w:pos="4580"/>
+          <w:tab w:val="left" w:pos="5496"/>
+          <w:tab w:val="left" w:pos="6412"/>
+          <w:tab w:val="left" w:pos="7328"/>
+          <w:tab w:val="left" w:pos="8244"/>
+          <w:tab w:val="left" w:pos="9160"/>
+          <w:tab w:val="left" w:pos="10076"/>
+          <w:tab w:val="left" w:pos="10992"/>
+          <w:tab w:val="left" w:pos="11908"/>
+          <w:tab w:val="left" w:pos="12824"/>
+          <w:tab w:val="left" w:pos="13740"/>
+          <w:tab w:val="left" w:pos="14656"/>
+        </w:tabs>
+        <w:spacing w:after="0" w:line="240" w:lineRule="auto"/>
+        <w:rPr>
+          <w:rFonts w:ascii="Times New Roman" w:eastAsia="Times New Roman" w:hAnsi="Times New Roman" w:cs="Times New Roman"/>
+          <w:sz w:val="28"/>
+          <w:szCs w:val="28"/>
+        </w:rPr>
+      </w:pPr>
+      <w:r>
+        <w:rPr>
+          <w:rFonts w:ascii="Times New Roman" w:eastAsia="Times New Roman" w:hAnsi="Times New Roman" w:cs="Times New Roman"/>
+          <w:sz w:val="28"/>
+          <w:szCs w:val="28"/>
+        </w:rPr>
+        <w:t>├── create-invoice</w:t>
+      </w:r>
+    </w:p>
+    <w:p>
+      <w:pPr>
+        <w:tabs>
+          <w:tab w:val="left" w:pos="916"/>
+          <w:tab w:val="left" w:pos="1832"/>
+          <w:tab w:val="left" w:pos="2748"/>
+          <w:tab w:val="left" w:pos="3664"/>
+          <w:tab w:val="left" w:pos="4580"/>
+          <w:tab w:val="left" w:pos="5496"/>
+          <w:tab w:val="left" w:pos="6412"/>
+          <w:tab w:val="left" w:pos="7328"/>
+          <w:tab w:val="left" w:pos="8244"/>
+          <w:tab w:val="left" w:pos="9160"/>
+          <w:tab w:val="left" w:pos="10076"/>
+          <w:tab w:val="left" w:pos="10992"/>
+          <w:tab w:val="left" w:pos="11908"/>
+          <w:tab w:val="left" w:pos="12824"/>
+          <w:tab w:val="left" w:pos="13740"/>
+          <w:tab w:val="left" w:pos="14656"/>
+        </w:tabs>
+        <w:spacing w:after="0" w:line="240" w:lineRule="auto"/>
+        <w:rPr>
+          <w:rFonts w:ascii="Times New Roman" w:eastAsia="Times New Roman" w:hAnsi="Times New Roman" w:cs="Times New Roman"/>
+          <w:sz w:val="28"/>
+          <w:szCs w:val="28"/>
+        </w:rPr>
+      </w:pPr>
+      <w:r>
+        <w:rPr>
+          <w:rFonts w:ascii="Times New Roman" w:eastAsia="Times New Roman" w:hAnsi="Times New Roman" w:cs="Times New Roman"/>
+          <w:sz w:val="28"/>
+          <w:szCs w:val="28"/>
+        </w:rPr>
+        <w:t>├── edit-invoice</w:t>
+      </w:r>
+    </w:p>
+    <w:p>
+      <w:pPr>
+        <w:tabs>
+          <w:tab w:val="left" w:pos="916"/>
+          <w:tab w:val="left" w:pos="1832"/>
+          <w:tab w:val="left" w:pos="2748"/>
+          <w:tab w:val="left" w:pos="3664"/>
+          <w:tab w:val="left" w:pos="4580"/>
+          <w:tab w:val="left" w:pos="5496"/>
+          <w:tab w:val="left" w:pos="6412"/>
+          <w:tab w:val="left" w:pos="7328"/>
+          <w:tab w:val="left" w:pos="8244"/>
+          <w:tab w:val="left" w:pos="9160"/>
+          <w:tab w:val="left" w:pos="10076"/>
+          <w:tab w:val="left" w:pos="10992"/>
+          <w:tab w:val="left" w:pos="11908"/>
+          <w:tab w:val="left" w:pos="12824"/>
+          <w:tab w:val="left" w:pos="13740"/>
+          <w:tab w:val="left" w:pos="14656"/>
+        </w:tabs>
+        <w:spacing w:after="0" w:line="240" w:lineRule="auto"/>
+        <w:rPr>
+          <w:rFonts w:ascii="Times New Roman" w:eastAsia="Times New Roman" w:hAnsi="Times New Roman" w:cs="Times New Roman"/>
+          <w:sz w:val="28"/>
+          <w:szCs w:val="28"/>
+        </w:rPr>
+      </w:pPr>
+      <w:r>
+        <w:rPr>
+          <w:rFonts w:ascii="Times New Roman" w:eastAsia="Times New Roman" w:hAnsi="Times New Roman" w:cs="Times New Roman"/>
+          <w:sz w:val="28"/>
+          <w:szCs w:val="28"/>
+        </w:rPr>
+        <w:t>├── invoice-details</w:t>
+      </w:r>
+    </w:p>
+    <w:p>
+      <w:pPr>
+        <w:tabs>
+          <w:tab w:val="left" w:pos="916"/>
+          <w:tab w:val="left" w:pos="1832"/>
+          <w:tab w:val="left" w:pos="2748"/>
+          <w:tab w:val="left" w:pos="3664"/>
+          <w:tab w:val="left" w:pos="4580"/>
+          <w:tab w:val="left" w:pos="5496"/>
+          <w:tab w:val="left" w:pos="6412"/>
+          <w:tab w:val="left" w:pos="7328"/>
+          <w:tab w:val="left" w:pos="8244"/>
+          <w:tab w:val="left" w:pos="9160"/>
+          <w:tab w:val="left" w:pos="10076"/>
+          <w:tab w:val="left" w:pos="10992"/>
+          <w:tab w:val="left" w:pos="11908"/>
+          <w:tab w:val="left" w:pos="12824"/>
+          <w:tab w:val="left" w:pos="13740"/>
+          <w:tab w:val="left" w:pos="14656"/>
+        </w:tabs>
+        <w:spacing w:after="0" w:line="240" w:lineRule="auto"/>
+        <w:rPr>
+          <w:rFonts w:ascii="Times New Roman" w:eastAsia="Times New Roman" w:hAnsi="Times New Roman" w:cs="Times New Roman"/>
+          <w:sz w:val="28"/>
+          <w:szCs w:val="28"/>
+        </w:rPr>
+      </w:pPr>
+      <w:r>
+        <w:rPr>
+          <w:rFonts w:ascii="Times New Roman" w:eastAsia="Times New Roman" w:hAnsi="Times New Roman" w:cs="Times New Roman"/>
+          <w:sz w:val="28"/>
+          <w:szCs w:val="28"/>
+        </w:rPr>
+        <w:t>├── print-invoice</w:t>
       </w:r>
     </w:p>
     <w:p>
@@ -11462,7 +12149,7 @@
           <w:sz w:val="28"/>
           <w:szCs w:val="28"/>
         </w:rPr>
-        <w:t>├── purchase-</w:t>
+        <w:t>├── sales-</w:t>
       </w:r>
       <w:proofErr w:type="spellStart"/>
       <w:proofErr w:type="gramStart"/>
@@ -11472,7 +12159,7 @@
           <w:sz w:val="28"/>
           <w:szCs w:val="28"/>
         </w:rPr>
-        <w:t>return.service</w:t>
+        <w:t>invoice.service</w:t>
       </w:r>
       <w:proofErr w:type="gramEnd"/>
       <w:r>
@@ -11518,7 +12205,7 @@
           <w:sz w:val="28"/>
           <w:szCs w:val="28"/>
         </w:rPr>
-        <w:t>├── purchase-</w:t>
+        <w:t>├── sales-</w:t>
       </w:r>
       <w:proofErr w:type="spellStart"/>
       <w:proofErr w:type="gramStart"/>
@@ -11528,7 +12215,7 @@
           <w:sz w:val="28"/>
           <w:szCs w:val="28"/>
         </w:rPr>
-        <w:t>return.model</w:t>
+        <w:t>invoice.model</w:t>
       </w:r>
       <w:proofErr w:type="gramEnd"/>
       <w:r>
@@ -11574,7 +12261,8 @@
           <w:sz w:val="28"/>
           <w:szCs w:val="28"/>
         </w:rPr>
-        <w:t>└── purchase-</w:t>
+        <w:lastRenderedPageBreak/>
+        <w:t>└── sales-</w:t>
       </w:r>
       <w:proofErr w:type="spellStart"/>
       <w:proofErr w:type="gramStart"/>
@@ -11584,7 +12272,7 @@
           <w:sz w:val="28"/>
           <w:szCs w:val="28"/>
         </w:rPr>
-        <w:t>return.routes</w:t>
+        <w:t>invoice.routes</w:t>
       </w:r>
       <w:proofErr w:type="gramEnd"/>
       <w:r>
@@ -11613,7 +12301,7 @@
           <w:szCs w:val="28"/>
         </w:rPr>
         <w:pict>
-          <v:rect id="_x0000_i1043" style="width:0;height:1.5pt" o:hralign="center" o:hrstd="t" o:hr="t" fillcolor="#a0a0a0" stroked="f"/>
+          <v:rect id="_x0000_i1045" style="width:0;height:1.5pt" o:hralign="center" o:hrstd="t" o:hr="t" fillcolor="#a0a0a0" stroked="f"/>
         </w:pict>
       </w:r>
     </w:p>
@@ -11639,7 +12327,7 @@
           <w:sz w:val="28"/>
           <w:szCs w:val="28"/>
         </w:rPr>
-        <w:t>💰</w:t>
+        <w:t>💳</w:t>
       </w:r>
       <w:r>
         <w:rPr>
@@ -11650,43 +12338,43 @@
           <w:sz w:val="28"/>
           <w:szCs w:val="28"/>
         </w:rPr>
-        <w:t xml:space="preserve"> Sales Management</w:t>
-      </w:r>
-    </w:p>
-    <w:p>
-      <w:pPr>
-        <w:tabs>
-          <w:tab w:val="left" w:pos="916"/>
-          <w:tab w:val="left" w:pos="1832"/>
-          <w:tab w:val="left" w:pos="2748"/>
-          <w:tab w:val="left" w:pos="3664"/>
-          <w:tab w:val="left" w:pos="4580"/>
-          <w:tab w:val="left" w:pos="5496"/>
-          <w:tab w:val="left" w:pos="6412"/>
-          <w:tab w:val="left" w:pos="7328"/>
-          <w:tab w:val="left" w:pos="8244"/>
-          <w:tab w:val="left" w:pos="9160"/>
-          <w:tab w:val="left" w:pos="10076"/>
-          <w:tab w:val="left" w:pos="10992"/>
-          <w:tab w:val="left" w:pos="11908"/>
-          <w:tab w:val="left" w:pos="12824"/>
-          <w:tab w:val="left" w:pos="13740"/>
-          <w:tab w:val="left" w:pos="14656"/>
-        </w:tabs>
-        <w:spacing w:after="0" w:line="240" w:lineRule="auto"/>
-        <w:rPr>
-          <w:rFonts w:ascii="Times New Roman" w:eastAsia="Times New Roman" w:hAnsi="Times New Roman" w:cs="Times New Roman"/>
-          <w:sz w:val="28"/>
-          <w:szCs w:val="28"/>
-        </w:rPr>
-      </w:pPr>
-      <w:r>
-        <w:rPr>
-          <w:rFonts w:ascii="Times New Roman" w:eastAsia="Times New Roman" w:hAnsi="Times New Roman" w:cs="Times New Roman"/>
-          <w:sz w:val="28"/>
-          <w:szCs w:val="28"/>
-        </w:rPr>
-        <w:t>sales-management</w:t>
+        <w:t xml:space="preserve"> Payment</w:t>
+      </w:r>
+    </w:p>
+    <w:p>
+      <w:pPr>
+        <w:tabs>
+          <w:tab w:val="left" w:pos="916"/>
+          <w:tab w:val="left" w:pos="1832"/>
+          <w:tab w:val="left" w:pos="2748"/>
+          <w:tab w:val="left" w:pos="3664"/>
+          <w:tab w:val="left" w:pos="4580"/>
+          <w:tab w:val="left" w:pos="5496"/>
+          <w:tab w:val="left" w:pos="6412"/>
+          <w:tab w:val="left" w:pos="7328"/>
+          <w:tab w:val="left" w:pos="8244"/>
+          <w:tab w:val="left" w:pos="9160"/>
+          <w:tab w:val="left" w:pos="10076"/>
+          <w:tab w:val="left" w:pos="10992"/>
+          <w:tab w:val="left" w:pos="11908"/>
+          <w:tab w:val="left" w:pos="12824"/>
+          <w:tab w:val="left" w:pos="13740"/>
+          <w:tab w:val="left" w:pos="14656"/>
+        </w:tabs>
+        <w:spacing w:after="0" w:line="240" w:lineRule="auto"/>
+        <w:rPr>
+          <w:rFonts w:ascii="Times New Roman" w:eastAsia="Times New Roman" w:hAnsi="Times New Roman" w:cs="Times New Roman"/>
+          <w:sz w:val="28"/>
+          <w:szCs w:val="28"/>
+        </w:rPr>
+      </w:pPr>
+      <w:r>
+        <w:rPr>
+          <w:rFonts w:ascii="Times New Roman" w:eastAsia="Times New Roman" w:hAnsi="Times New Roman" w:cs="Times New Roman"/>
+          <w:sz w:val="28"/>
+          <w:szCs w:val="28"/>
+        </w:rPr>
+        <w:t>payment</w:t>
       </w:r>
     </w:p>
     <w:p>
@@ -11758,160 +12446,43 @@
           <w:sz w:val="28"/>
           <w:szCs w:val="28"/>
         </w:rPr>
-        <w:t>├── sales-invoice</w:t>
-      </w:r>
-    </w:p>
-    <w:p>
-      <w:pPr>
-        <w:tabs>
-          <w:tab w:val="left" w:pos="916"/>
-          <w:tab w:val="left" w:pos="1832"/>
-          <w:tab w:val="left" w:pos="2748"/>
-          <w:tab w:val="left" w:pos="3664"/>
-          <w:tab w:val="left" w:pos="4580"/>
-          <w:tab w:val="left" w:pos="5496"/>
-          <w:tab w:val="left" w:pos="6412"/>
-          <w:tab w:val="left" w:pos="7328"/>
-          <w:tab w:val="left" w:pos="8244"/>
-          <w:tab w:val="left" w:pos="9160"/>
-          <w:tab w:val="left" w:pos="10076"/>
-          <w:tab w:val="left" w:pos="10992"/>
-          <w:tab w:val="left" w:pos="11908"/>
-          <w:tab w:val="left" w:pos="12824"/>
-          <w:tab w:val="left" w:pos="13740"/>
-          <w:tab w:val="left" w:pos="14656"/>
-        </w:tabs>
-        <w:spacing w:after="0" w:line="240" w:lineRule="auto"/>
-        <w:rPr>
-          <w:rFonts w:ascii="Times New Roman" w:eastAsia="Times New Roman" w:hAnsi="Times New Roman" w:cs="Times New Roman"/>
-          <w:sz w:val="28"/>
-          <w:szCs w:val="28"/>
-        </w:rPr>
-      </w:pPr>
-      <w:r>
-        <w:rPr>
-          <w:rFonts w:ascii="Times New Roman" w:eastAsia="Times New Roman" w:hAnsi="Times New Roman" w:cs="Times New Roman"/>
-          <w:sz w:val="28"/>
-          <w:szCs w:val="28"/>
-        </w:rPr>
-        <w:t>├── payment</w:t>
-      </w:r>
-    </w:p>
-    <w:p>
-      <w:pPr>
-        <w:tabs>
-          <w:tab w:val="left" w:pos="916"/>
-          <w:tab w:val="left" w:pos="1832"/>
-          <w:tab w:val="left" w:pos="2748"/>
-          <w:tab w:val="left" w:pos="3664"/>
-          <w:tab w:val="left" w:pos="4580"/>
-          <w:tab w:val="left" w:pos="5496"/>
-          <w:tab w:val="left" w:pos="6412"/>
-          <w:tab w:val="left" w:pos="7328"/>
-          <w:tab w:val="left" w:pos="8244"/>
-          <w:tab w:val="left" w:pos="9160"/>
-          <w:tab w:val="left" w:pos="10076"/>
-          <w:tab w:val="left" w:pos="10992"/>
-          <w:tab w:val="left" w:pos="11908"/>
-          <w:tab w:val="left" w:pos="12824"/>
-          <w:tab w:val="left" w:pos="13740"/>
-          <w:tab w:val="left" w:pos="14656"/>
-        </w:tabs>
-        <w:spacing w:after="0" w:line="240" w:lineRule="auto"/>
-        <w:rPr>
-          <w:rFonts w:ascii="Times New Roman" w:eastAsia="Times New Roman" w:hAnsi="Times New Roman" w:cs="Times New Roman"/>
-          <w:sz w:val="28"/>
-          <w:szCs w:val="28"/>
-        </w:rPr>
-      </w:pPr>
-      <w:r>
-        <w:rPr>
-          <w:rFonts w:ascii="Times New Roman" w:eastAsia="Times New Roman" w:hAnsi="Times New Roman" w:cs="Times New Roman"/>
-          <w:sz w:val="28"/>
-          <w:szCs w:val="28"/>
-        </w:rPr>
-        <w:t>└── sales-return</w:t>
-      </w:r>
-    </w:p>
-    <w:p>
-      <w:pPr>
-        <w:spacing w:after="0" w:line="240" w:lineRule="auto"/>
-        <w:rPr>
-          <w:rFonts w:ascii="Times New Roman" w:eastAsia="Times New Roman" w:hAnsi="Times New Roman" w:cs="Times New Roman"/>
-          <w:sz w:val="28"/>
-          <w:szCs w:val="28"/>
-        </w:rPr>
-      </w:pPr>
-      <w:r>
-        <w:rPr>
-          <w:rFonts w:ascii="Times New Roman" w:eastAsia="Times New Roman" w:hAnsi="Times New Roman" w:cs="Times New Roman"/>
-          <w:sz w:val="28"/>
-          <w:szCs w:val="28"/>
-        </w:rPr>
-        <w:pict>
-          <v:rect id="_x0000_i1044" style="width:0;height:1.5pt" o:hralign="center" o:hrstd="t" o:hr="t" fillcolor="#a0a0a0" stroked="f"/>
-        </w:pict>
-      </w:r>
-    </w:p>
-    <w:p>
-      <w:pPr>
-        <w:spacing w:before="100" w:beforeAutospacing="1" w:after="100" w:afterAutospacing="1" w:line="240" w:lineRule="auto"/>
-        <w:outlineLvl w:val="0"/>
-        <w:rPr>
-          <w:rFonts w:ascii="Times New Roman" w:eastAsia="Times New Roman" w:hAnsi="Times New Roman" w:cs="Times New Roman"/>
-          <w:b/>
-          <w:bCs/>
-          <w:kern w:val="36"/>
-          <w:sz w:val="28"/>
-          <w:szCs w:val="28"/>
-        </w:rPr>
-      </w:pPr>
-      <w:r>
-        <w:rPr>
-          <w:rFonts w:ascii="Times New Roman" w:eastAsia="Times New Roman" w:hAnsi="Times New Roman" w:cs="Times New Roman"/>
-          <w:b/>
-          <w:bCs/>
-          <w:kern w:val="36"/>
-          <w:sz w:val="28"/>
-          <w:szCs w:val="28"/>
-        </w:rPr>
-        <w:t>🧾 Sales Invoice</w:t>
-      </w:r>
-    </w:p>
-    <w:p>
-      <w:pPr>
-        <w:tabs>
-          <w:tab w:val="left" w:pos="916"/>
-          <w:tab w:val="left" w:pos="1832"/>
-          <w:tab w:val="left" w:pos="2748"/>
-          <w:tab w:val="left" w:pos="3664"/>
-          <w:tab w:val="left" w:pos="4580"/>
-          <w:tab w:val="left" w:pos="5496"/>
-          <w:tab w:val="left" w:pos="6412"/>
-          <w:tab w:val="left" w:pos="7328"/>
-          <w:tab w:val="left" w:pos="8244"/>
-          <w:tab w:val="left" w:pos="9160"/>
-          <w:tab w:val="left" w:pos="10076"/>
-          <w:tab w:val="left" w:pos="10992"/>
-          <w:tab w:val="left" w:pos="11908"/>
-          <w:tab w:val="left" w:pos="12824"/>
-          <w:tab w:val="left" w:pos="13740"/>
-          <w:tab w:val="left" w:pos="14656"/>
-        </w:tabs>
-        <w:spacing w:after="0" w:line="240" w:lineRule="auto"/>
-        <w:rPr>
-          <w:rFonts w:ascii="Times New Roman" w:eastAsia="Times New Roman" w:hAnsi="Times New Roman" w:cs="Times New Roman"/>
-          <w:sz w:val="28"/>
-          <w:szCs w:val="28"/>
-        </w:rPr>
-      </w:pPr>
-      <w:r>
-        <w:rPr>
-          <w:rFonts w:ascii="Times New Roman" w:eastAsia="Times New Roman" w:hAnsi="Times New Roman" w:cs="Times New Roman"/>
-          <w:sz w:val="28"/>
-          <w:szCs w:val="28"/>
-        </w:rPr>
-        <w:t>sales-invoice</w:t>
+        <w:t>├── payment-list</w:t>
+      </w:r>
+    </w:p>
+    <w:p>
+      <w:pPr>
+        <w:tabs>
+          <w:tab w:val="left" w:pos="916"/>
+          <w:tab w:val="left" w:pos="1832"/>
+          <w:tab w:val="left" w:pos="2748"/>
+          <w:tab w:val="left" w:pos="3664"/>
+          <w:tab w:val="left" w:pos="4580"/>
+          <w:tab w:val="left" w:pos="5496"/>
+          <w:tab w:val="left" w:pos="6412"/>
+          <w:tab w:val="left" w:pos="7328"/>
+          <w:tab w:val="left" w:pos="8244"/>
+          <w:tab w:val="left" w:pos="9160"/>
+          <w:tab w:val="left" w:pos="10076"/>
+          <w:tab w:val="left" w:pos="10992"/>
+          <w:tab w:val="left" w:pos="11908"/>
+          <w:tab w:val="left" w:pos="12824"/>
+          <w:tab w:val="left" w:pos="13740"/>
+          <w:tab w:val="left" w:pos="14656"/>
+        </w:tabs>
+        <w:spacing w:after="0" w:line="240" w:lineRule="auto"/>
+        <w:rPr>
+          <w:rFonts w:ascii="Times New Roman" w:eastAsia="Times New Roman" w:hAnsi="Times New Roman" w:cs="Times New Roman"/>
+          <w:sz w:val="28"/>
+          <w:szCs w:val="28"/>
+        </w:rPr>
+      </w:pPr>
+      <w:r>
+        <w:rPr>
+          <w:rFonts w:ascii="Times New Roman" w:eastAsia="Times New Roman" w:hAnsi="Times New Roman" w:cs="Times New Roman"/>
+          <w:sz w:val="28"/>
+          <w:szCs w:val="28"/>
+        </w:rPr>
+        <w:t>├── payment-details</w:t>
       </w:r>
     </w:p>
     <w:p>
@@ -11983,224 +12554,7 @@
           <w:sz w:val="28"/>
           <w:szCs w:val="28"/>
         </w:rPr>
-        <w:t>├── invoice-list</w:t>
-      </w:r>
-    </w:p>
-    <w:p>
-      <w:pPr>
-        <w:tabs>
-          <w:tab w:val="left" w:pos="916"/>
-          <w:tab w:val="left" w:pos="1832"/>
-          <w:tab w:val="left" w:pos="2748"/>
-          <w:tab w:val="left" w:pos="3664"/>
-          <w:tab w:val="left" w:pos="4580"/>
-          <w:tab w:val="left" w:pos="5496"/>
-          <w:tab w:val="left" w:pos="6412"/>
-          <w:tab w:val="left" w:pos="7328"/>
-          <w:tab w:val="left" w:pos="8244"/>
-          <w:tab w:val="left" w:pos="9160"/>
-          <w:tab w:val="left" w:pos="10076"/>
-          <w:tab w:val="left" w:pos="10992"/>
-          <w:tab w:val="left" w:pos="11908"/>
-          <w:tab w:val="left" w:pos="12824"/>
-          <w:tab w:val="left" w:pos="13740"/>
-          <w:tab w:val="left" w:pos="14656"/>
-        </w:tabs>
-        <w:spacing w:after="0" w:line="240" w:lineRule="auto"/>
-        <w:rPr>
-          <w:rFonts w:ascii="Times New Roman" w:eastAsia="Times New Roman" w:hAnsi="Times New Roman" w:cs="Times New Roman"/>
-          <w:sz w:val="28"/>
-          <w:szCs w:val="28"/>
-        </w:rPr>
-      </w:pPr>
-      <w:r>
-        <w:rPr>
-          <w:rFonts w:ascii="Times New Roman" w:eastAsia="Times New Roman" w:hAnsi="Times New Roman" w:cs="Times New Roman"/>
-          <w:sz w:val="28"/>
-          <w:szCs w:val="28"/>
-        </w:rPr>
-        <w:t>├── create-invoice</w:t>
-      </w:r>
-    </w:p>
-    <w:p>
-      <w:pPr>
-        <w:tabs>
-          <w:tab w:val="left" w:pos="916"/>
-          <w:tab w:val="left" w:pos="1832"/>
-          <w:tab w:val="left" w:pos="2748"/>
-          <w:tab w:val="left" w:pos="3664"/>
-          <w:tab w:val="left" w:pos="4580"/>
-          <w:tab w:val="left" w:pos="5496"/>
-          <w:tab w:val="left" w:pos="6412"/>
-          <w:tab w:val="left" w:pos="7328"/>
-          <w:tab w:val="left" w:pos="8244"/>
-          <w:tab w:val="left" w:pos="9160"/>
-          <w:tab w:val="left" w:pos="10076"/>
-          <w:tab w:val="left" w:pos="10992"/>
-          <w:tab w:val="left" w:pos="11908"/>
-          <w:tab w:val="left" w:pos="12824"/>
-          <w:tab w:val="left" w:pos="13740"/>
-          <w:tab w:val="left" w:pos="14656"/>
-        </w:tabs>
-        <w:spacing w:after="0" w:line="240" w:lineRule="auto"/>
-        <w:rPr>
-          <w:rFonts w:ascii="Times New Roman" w:eastAsia="Times New Roman" w:hAnsi="Times New Roman" w:cs="Times New Roman"/>
-          <w:sz w:val="28"/>
-          <w:szCs w:val="28"/>
-        </w:rPr>
-      </w:pPr>
-      <w:r>
-        <w:rPr>
-          <w:rFonts w:ascii="Times New Roman" w:eastAsia="Times New Roman" w:hAnsi="Times New Roman" w:cs="Times New Roman"/>
-          <w:sz w:val="28"/>
-          <w:szCs w:val="28"/>
-        </w:rPr>
-        <w:t>├── edit-invoice</w:t>
-      </w:r>
-    </w:p>
-    <w:p>
-      <w:pPr>
-        <w:tabs>
-          <w:tab w:val="left" w:pos="916"/>
-          <w:tab w:val="left" w:pos="1832"/>
-          <w:tab w:val="left" w:pos="2748"/>
-          <w:tab w:val="left" w:pos="3664"/>
-          <w:tab w:val="left" w:pos="4580"/>
-          <w:tab w:val="left" w:pos="5496"/>
-          <w:tab w:val="left" w:pos="6412"/>
-          <w:tab w:val="left" w:pos="7328"/>
-          <w:tab w:val="left" w:pos="8244"/>
-          <w:tab w:val="left" w:pos="9160"/>
-          <w:tab w:val="left" w:pos="10076"/>
-          <w:tab w:val="left" w:pos="10992"/>
-          <w:tab w:val="left" w:pos="11908"/>
-          <w:tab w:val="left" w:pos="12824"/>
-          <w:tab w:val="left" w:pos="13740"/>
-          <w:tab w:val="left" w:pos="14656"/>
-        </w:tabs>
-        <w:spacing w:after="0" w:line="240" w:lineRule="auto"/>
-        <w:rPr>
-          <w:rFonts w:ascii="Times New Roman" w:eastAsia="Times New Roman" w:hAnsi="Times New Roman" w:cs="Times New Roman"/>
-          <w:sz w:val="28"/>
-          <w:szCs w:val="28"/>
-        </w:rPr>
-      </w:pPr>
-      <w:r>
-        <w:rPr>
-          <w:rFonts w:ascii="Times New Roman" w:eastAsia="Times New Roman" w:hAnsi="Times New Roman" w:cs="Times New Roman"/>
-          <w:sz w:val="28"/>
-          <w:szCs w:val="28"/>
-        </w:rPr>
-        <w:lastRenderedPageBreak/>
-        <w:t>├── invoice-details</w:t>
-      </w:r>
-    </w:p>
-    <w:p>
-      <w:pPr>
-        <w:tabs>
-          <w:tab w:val="left" w:pos="916"/>
-          <w:tab w:val="left" w:pos="1832"/>
-          <w:tab w:val="left" w:pos="2748"/>
-          <w:tab w:val="left" w:pos="3664"/>
-          <w:tab w:val="left" w:pos="4580"/>
-          <w:tab w:val="left" w:pos="5496"/>
-          <w:tab w:val="left" w:pos="6412"/>
-          <w:tab w:val="left" w:pos="7328"/>
-          <w:tab w:val="left" w:pos="8244"/>
-          <w:tab w:val="left" w:pos="9160"/>
-          <w:tab w:val="left" w:pos="10076"/>
-          <w:tab w:val="left" w:pos="10992"/>
-          <w:tab w:val="left" w:pos="11908"/>
-          <w:tab w:val="left" w:pos="12824"/>
-          <w:tab w:val="left" w:pos="13740"/>
-          <w:tab w:val="left" w:pos="14656"/>
-        </w:tabs>
-        <w:spacing w:after="0" w:line="240" w:lineRule="auto"/>
-        <w:rPr>
-          <w:rFonts w:ascii="Times New Roman" w:eastAsia="Times New Roman" w:hAnsi="Times New Roman" w:cs="Times New Roman"/>
-          <w:sz w:val="28"/>
-          <w:szCs w:val="28"/>
-        </w:rPr>
-      </w:pPr>
-      <w:r>
-        <w:rPr>
-          <w:rFonts w:ascii="Times New Roman" w:eastAsia="Times New Roman" w:hAnsi="Times New Roman" w:cs="Times New Roman"/>
-          <w:sz w:val="28"/>
-          <w:szCs w:val="28"/>
-        </w:rPr>
-        <w:t>├── print-invoice</w:t>
-      </w:r>
-    </w:p>
-    <w:p>
-      <w:pPr>
-        <w:tabs>
-          <w:tab w:val="left" w:pos="916"/>
-          <w:tab w:val="left" w:pos="1832"/>
-          <w:tab w:val="left" w:pos="2748"/>
-          <w:tab w:val="left" w:pos="3664"/>
-          <w:tab w:val="left" w:pos="4580"/>
-          <w:tab w:val="left" w:pos="5496"/>
-          <w:tab w:val="left" w:pos="6412"/>
-          <w:tab w:val="left" w:pos="7328"/>
-          <w:tab w:val="left" w:pos="8244"/>
-          <w:tab w:val="left" w:pos="9160"/>
-          <w:tab w:val="left" w:pos="10076"/>
-          <w:tab w:val="left" w:pos="10992"/>
-          <w:tab w:val="left" w:pos="11908"/>
-          <w:tab w:val="left" w:pos="12824"/>
-          <w:tab w:val="left" w:pos="13740"/>
-          <w:tab w:val="left" w:pos="14656"/>
-        </w:tabs>
-        <w:spacing w:after="0" w:line="240" w:lineRule="auto"/>
-        <w:rPr>
-          <w:rFonts w:ascii="Times New Roman" w:eastAsia="Times New Roman" w:hAnsi="Times New Roman" w:cs="Times New Roman"/>
-          <w:sz w:val="28"/>
-          <w:szCs w:val="28"/>
-        </w:rPr>
-      </w:pPr>
-      <w:r>
-        <w:rPr>
-          <w:rFonts w:ascii="Times New Roman" w:eastAsia="Times New Roman" w:hAnsi="Times New Roman" w:cs="Times New Roman"/>
-          <w:sz w:val="28"/>
-          <w:szCs w:val="28"/>
-        </w:rPr>
-        <w:t>│</w:t>
-      </w:r>
-    </w:p>
-    <w:p>
-      <w:pPr>
-        <w:tabs>
-          <w:tab w:val="left" w:pos="916"/>
-          <w:tab w:val="left" w:pos="1832"/>
-          <w:tab w:val="left" w:pos="2748"/>
-          <w:tab w:val="left" w:pos="3664"/>
-          <w:tab w:val="left" w:pos="4580"/>
-          <w:tab w:val="left" w:pos="5496"/>
-          <w:tab w:val="left" w:pos="6412"/>
-          <w:tab w:val="left" w:pos="7328"/>
-          <w:tab w:val="left" w:pos="8244"/>
-          <w:tab w:val="left" w:pos="9160"/>
-          <w:tab w:val="left" w:pos="10076"/>
-          <w:tab w:val="left" w:pos="10992"/>
-          <w:tab w:val="left" w:pos="11908"/>
-          <w:tab w:val="left" w:pos="12824"/>
-          <w:tab w:val="left" w:pos="13740"/>
-          <w:tab w:val="left" w:pos="14656"/>
-        </w:tabs>
-        <w:spacing w:after="0" w:line="240" w:lineRule="auto"/>
-        <w:rPr>
-          <w:rFonts w:ascii="Times New Roman" w:eastAsia="Times New Roman" w:hAnsi="Times New Roman" w:cs="Times New Roman"/>
-          <w:sz w:val="28"/>
-          <w:szCs w:val="28"/>
-        </w:rPr>
-      </w:pPr>
-      <w:r>
-        <w:rPr>
-          <w:rFonts w:ascii="Times New Roman" w:eastAsia="Times New Roman" w:hAnsi="Times New Roman" w:cs="Times New Roman"/>
-          <w:sz w:val="28"/>
-          <w:szCs w:val="28"/>
-        </w:rPr>
-        <w:t>├── sales-</w:t>
+        <w:t xml:space="preserve">├── </w:t>
       </w:r>
       <w:proofErr w:type="spellStart"/>
       <w:proofErr w:type="gramStart"/>
@@ -12210,7 +12564,7 @@
           <w:sz w:val="28"/>
           <w:szCs w:val="28"/>
         </w:rPr>
-        <w:t>invoice.service</w:t>
+        <w:t>payment.service</w:t>
       </w:r>
       <w:proofErr w:type="gramEnd"/>
       <w:r>
@@ -12256,7 +12610,7 @@
           <w:sz w:val="28"/>
           <w:szCs w:val="28"/>
         </w:rPr>
-        <w:t>├── sales-</w:t>
+        <w:t xml:space="preserve">├── </w:t>
       </w:r>
       <w:proofErr w:type="spellStart"/>
       <w:proofErr w:type="gramStart"/>
@@ -12266,7 +12620,7 @@
           <w:sz w:val="28"/>
           <w:szCs w:val="28"/>
         </w:rPr>
-        <w:t>invoice.model</w:t>
+        <w:t>payment.model</w:t>
       </w:r>
       <w:proofErr w:type="gramEnd"/>
       <w:r>
@@ -12312,7 +12666,7 @@
           <w:sz w:val="28"/>
           <w:szCs w:val="28"/>
         </w:rPr>
-        <w:t>└── sales-</w:t>
+        <w:t xml:space="preserve">└── </w:t>
       </w:r>
       <w:proofErr w:type="spellStart"/>
       <w:proofErr w:type="gramStart"/>
@@ -12322,7 +12676,7 @@
           <w:sz w:val="28"/>
           <w:szCs w:val="28"/>
         </w:rPr>
-        <w:t>invoice.routes</w:t>
+        <w:t>payment.routes</w:t>
       </w:r>
       <w:proofErr w:type="gramEnd"/>
       <w:r>
@@ -12351,7 +12705,7 @@
           <w:szCs w:val="28"/>
         </w:rPr>
         <w:pict>
-          <v:rect id="_x0000_i1045" style="width:0;height:1.5pt" o:hralign="center" o:hrstd="t" o:hr="t" fillcolor="#a0a0a0" stroked="f"/>
+          <v:rect id="_x0000_i1046" style="width:0;height:1.5pt" o:hralign="center" o:hrstd="t" o:hr="t" fillcolor="#a0a0a0" stroked="f"/>
         </w:pict>
       </w:r>
     </w:p>
@@ -12377,7 +12731,7 @@
           <w:sz w:val="28"/>
           <w:szCs w:val="28"/>
         </w:rPr>
-        <w:t>💳</w:t>
+        <w:t>🔄</w:t>
       </w:r>
       <w:r>
         <w:rPr>
@@ -12388,43 +12742,43 @@
           <w:sz w:val="28"/>
           <w:szCs w:val="28"/>
         </w:rPr>
-        <w:t xml:space="preserve"> Payment</w:t>
-      </w:r>
-    </w:p>
-    <w:p>
-      <w:pPr>
-        <w:tabs>
-          <w:tab w:val="left" w:pos="916"/>
-          <w:tab w:val="left" w:pos="1832"/>
-          <w:tab w:val="left" w:pos="2748"/>
-          <w:tab w:val="left" w:pos="3664"/>
-          <w:tab w:val="left" w:pos="4580"/>
-          <w:tab w:val="left" w:pos="5496"/>
-          <w:tab w:val="left" w:pos="6412"/>
-          <w:tab w:val="left" w:pos="7328"/>
-          <w:tab w:val="left" w:pos="8244"/>
-          <w:tab w:val="left" w:pos="9160"/>
-          <w:tab w:val="left" w:pos="10076"/>
-          <w:tab w:val="left" w:pos="10992"/>
-          <w:tab w:val="left" w:pos="11908"/>
-          <w:tab w:val="left" w:pos="12824"/>
-          <w:tab w:val="left" w:pos="13740"/>
-          <w:tab w:val="left" w:pos="14656"/>
-        </w:tabs>
-        <w:spacing w:after="0" w:line="240" w:lineRule="auto"/>
-        <w:rPr>
-          <w:rFonts w:ascii="Times New Roman" w:eastAsia="Times New Roman" w:hAnsi="Times New Roman" w:cs="Times New Roman"/>
-          <w:sz w:val="28"/>
-          <w:szCs w:val="28"/>
-        </w:rPr>
-      </w:pPr>
-      <w:r>
-        <w:rPr>
-          <w:rFonts w:ascii="Times New Roman" w:eastAsia="Times New Roman" w:hAnsi="Times New Roman" w:cs="Times New Roman"/>
-          <w:sz w:val="28"/>
-          <w:szCs w:val="28"/>
-        </w:rPr>
-        <w:t>payment</w:t>
+        <w:t xml:space="preserve"> Sales Return</w:t>
+      </w:r>
+    </w:p>
+    <w:p>
+      <w:pPr>
+        <w:tabs>
+          <w:tab w:val="left" w:pos="916"/>
+          <w:tab w:val="left" w:pos="1832"/>
+          <w:tab w:val="left" w:pos="2748"/>
+          <w:tab w:val="left" w:pos="3664"/>
+          <w:tab w:val="left" w:pos="4580"/>
+          <w:tab w:val="left" w:pos="5496"/>
+          <w:tab w:val="left" w:pos="6412"/>
+          <w:tab w:val="left" w:pos="7328"/>
+          <w:tab w:val="left" w:pos="8244"/>
+          <w:tab w:val="left" w:pos="9160"/>
+          <w:tab w:val="left" w:pos="10076"/>
+          <w:tab w:val="left" w:pos="10992"/>
+          <w:tab w:val="left" w:pos="11908"/>
+          <w:tab w:val="left" w:pos="12824"/>
+          <w:tab w:val="left" w:pos="13740"/>
+          <w:tab w:val="left" w:pos="14656"/>
+        </w:tabs>
+        <w:spacing w:after="0" w:line="240" w:lineRule="auto"/>
+        <w:rPr>
+          <w:rFonts w:ascii="Times New Roman" w:eastAsia="Times New Roman" w:hAnsi="Times New Roman" w:cs="Times New Roman"/>
+          <w:sz w:val="28"/>
+          <w:szCs w:val="28"/>
+        </w:rPr>
+      </w:pPr>
+      <w:r>
+        <w:rPr>
+          <w:rFonts w:ascii="Times New Roman" w:eastAsia="Times New Roman" w:hAnsi="Times New Roman" w:cs="Times New Roman"/>
+          <w:sz w:val="28"/>
+          <w:szCs w:val="28"/>
+        </w:rPr>
+        <w:t>sales-return</w:t>
       </w:r>
     </w:p>
     <w:p>
@@ -12496,43 +12850,79 @@
           <w:sz w:val="28"/>
           <w:szCs w:val="28"/>
         </w:rPr>
-        <w:t>├── payment-list</w:t>
-      </w:r>
-    </w:p>
-    <w:p>
-      <w:pPr>
-        <w:tabs>
-          <w:tab w:val="left" w:pos="916"/>
-          <w:tab w:val="left" w:pos="1832"/>
-          <w:tab w:val="left" w:pos="2748"/>
-          <w:tab w:val="left" w:pos="3664"/>
-          <w:tab w:val="left" w:pos="4580"/>
-          <w:tab w:val="left" w:pos="5496"/>
-          <w:tab w:val="left" w:pos="6412"/>
-          <w:tab w:val="left" w:pos="7328"/>
-          <w:tab w:val="left" w:pos="8244"/>
-          <w:tab w:val="left" w:pos="9160"/>
-          <w:tab w:val="left" w:pos="10076"/>
-          <w:tab w:val="left" w:pos="10992"/>
-          <w:tab w:val="left" w:pos="11908"/>
-          <w:tab w:val="left" w:pos="12824"/>
-          <w:tab w:val="left" w:pos="13740"/>
-          <w:tab w:val="left" w:pos="14656"/>
-        </w:tabs>
-        <w:spacing w:after="0" w:line="240" w:lineRule="auto"/>
-        <w:rPr>
-          <w:rFonts w:ascii="Times New Roman" w:eastAsia="Times New Roman" w:hAnsi="Times New Roman" w:cs="Times New Roman"/>
-          <w:sz w:val="28"/>
-          <w:szCs w:val="28"/>
-        </w:rPr>
-      </w:pPr>
-      <w:r>
-        <w:rPr>
-          <w:rFonts w:ascii="Times New Roman" w:eastAsia="Times New Roman" w:hAnsi="Times New Roman" w:cs="Times New Roman"/>
-          <w:sz w:val="28"/>
-          <w:szCs w:val="28"/>
-        </w:rPr>
-        <w:t>├── payment-details</w:t>
+        <w:t>├── sales-return-list</w:t>
+      </w:r>
+    </w:p>
+    <w:p>
+      <w:pPr>
+        <w:tabs>
+          <w:tab w:val="left" w:pos="916"/>
+          <w:tab w:val="left" w:pos="1832"/>
+          <w:tab w:val="left" w:pos="2748"/>
+          <w:tab w:val="left" w:pos="3664"/>
+          <w:tab w:val="left" w:pos="4580"/>
+          <w:tab w:val="left" w:pos="5496"/>
+          <w:tab w:val="left" w:pos="6412"/>
+          <w:tab w:val="left" w:pos="7328"/>
+          <w:tab w:val="left" w:pos="8244"/>
+          <w:tab w:val="left" w:pos="9160"/>
+          <w:tab w:val="left" w:pos="10076"/>
+          <w:tab w:val="left" w:pos="10992"/>
+          <w:tab w:val="left" w:pos="11908"/>
+          <w:tab w:val="left" w:pos="12824"/>
+          <w:tab w:val="left" w:pos="13740"/>
+          <w:tab w:val="left" w:pos="14656"/>
+        </w:tabs>
+        <w:spacing w:after="0" w:line="240" w:lineRule="auto"/>
+        <w:rPr>
+          <w:rFonts w:ascii="Times New Roman" w:eastAsia="Times New Roman" w:hAnsi="Times New Roman" w:cs="Times New Roman"/>
+          <w:sz w:val="28"/>
+          <w:szCs w:val="28"/>
+        </w:rPr>
+      </w:pPr>
+      <w:r>
+        <w:rPr>
+          <w:rFonts w:ascii="Times New Roman" w:eastAsia="Times New Roman" w:hAnsi="Times New Roman" w:cs="Times New Roman"/>
+          <w:sz w:val="28"/>
+          <w:szCs w:val="28"/>
+        </w:rPr>
+        <w:t>├── create-sales-return</w:t>
+      </w:r>
+    </w:p>
+    <w:p>
+      <w:pPr>
+        <w:tabs>
+          <w:tab w:val="left" w:pos="916"/>
+          <w:tab w:val="left" w:pos="1832"/>
+          <w:tab w:val="left" w:pos="2748"/>
+          <w:tab w:val="left" w:pos="3664"/>
+          <w:tab w:val="left" w:pos="4580"/>
+          <w:tab w:val="left" w:pos="5496"/>
+          <w:tab w:val="left" w:pos="6412"/>
+          <w:tab w:val="left" w:pos="7328"/>
+          <w:tab w:val="left" w:pos="8244"/>
+          <w:tab w:val="left" w:pos="9160"/>
+          <w:tab w:val="left" w:pos="10076"/>
+          <w:tab w:val="left" w:pos="10992"/>
+          <w:tab w:val="left" w:pos="11908"/>
+          <w:tab w:val="left" w:pos="12824"/>
+          <w:tab w:val="left" w:pos="13740"/>
+          <w:tab w:val="left" w:pos="14656"/>
+        </w:tabs>
+        <w:spacing w:after="0" w:line="240" w:lineRule="auto"/>
+        <w:rPr>
+          <w:rFonts w:ascii="Times New Roman" w:eastAsia="Times New Roman" w:hAnsi="Times New Roman" w:cs="Times New Roman"/>
+          <w:sz w:val="28"/>
+          <w:szCs w:val="28"/>
+        </w:rPr>
+      </w:pPr>
+      <w:r>
+        <w:rPr>
+          <w:rFonts w:ascii="Times New Roman" w:eastAsia="Times New Roman" w:hAnsi="Times New Roman" w:cs="Times New Roman"/>
+          <w:sz w:val="28"/>
+          <w:szCs w:val="28"/>
+        </w:rPr>
+        <w:t>├── sales-return-details</w:t>
       </w:r>
     </w:p>
     <w:p>
@@ -12604,7 +12994,7 @@
           <w:sz w:val="28"/>
           <w:szCs w:val="28"/>
         </w:rPr>
-        <w:t xml:space="preserve">├── </w:t>
+        <w:t>├── sales-</w:t>
       </w:r>
       <w:proofErr w:type="spellStart"/>
       <w:proofErr w:type="gramStart"/>
@@ -12614,7 +13004,7 @@
           <w:sz w:val="28"/>
           <w:szCs w:val="28"/>
         </w:rPr>
-        <w:t>payment.service</w:t>
+        <w:t>return.service</w:t>
       </w:r>
       <w:proofErr w:type="gramEnd"/>
       <w:r>
@@ -12660,7 +13050,7 @@
           <w:sz w:val="28"/>
           <w:szCs w:val="28"/>
         </w:rPr>
-        <w:t xml:space="preserve">├── </w:t>
+        <w:t>├── sales-</w:t>
       </w:r>
       <w:proofErr w:type="spellStart"/>
       <w:proofErr w:type="gramStart"/>
@@ -12670,7 +13060,7 @@
           <w:sz w:val="28"/>
           <w:szCs w:val="28"/>
         </w:rPr>
-        <w:t>payment.model</w:t>
+        <w:t>return.model</w:t>
       </w:r>
       <w:proofErr w:type="gramEnd"/>
       <w:r>
@@ -12716,7 +13106,7 @@
           <w:sz w:val="28"/>
           <w:szCs w:val="28"/>
         </w:rPr>
-        <w:t xml:space="preserve">└── </w:t>
+        <w:t>└── sales-</w:t>
       </w:r>
       <w:proofErr w:type="spellStart"/>
       <w:proofErr w:type="gramStart"/>
@@ -12726,7 +13116,7 @@
           <w:sz w:val="28"/>
           <w:szCs w:val="28"/>
         </w:rPr>
-        <w:t>payment.routes</w:t>
+        <w:t>return.routes</w:t>
       </w:r>
       <w:proofErr w:type="gramEnd"/>
       <w:r>
@@ -12755,7 +13145,7 @@
           <w:szCs w:val="28"/>
         </w:rPr>
         <w:pict>
-          <v:rect id="_x0000_i1046" style="width:0;height:1.5pt" o:hralign="center" o:hrstd="t" o:hr="t" fillcolor="#a0a0a0" stroked="f"/>
+          <v:rect id="_x0000_i1047" style="width:0;height:1.5pt" o:hralign="center" o:hrstd="t" o:hr="t" fillcolor="#a0a0a0" stroked="f"/>
         </w:pict>
       </w:r>
     </w:p>
@@ -12781,7 +13171,7 @@
           <w:sz w:val="28"/>
           <w:szCs w:val="28"/>
         </w:rPr>
-        <w:t>🔄</w:t>
+        <w:t>🌐</w:t>
       </w:r>
       <w:r>
         <w:rPr>
@@ -12792,43 +13182,43 @@
           <w:sz w:val="28"/>
           <w:szCs w:val="28"/>
         </w:rPr>
-        <w:t xml:space="preserve"> Sales Return</w:t>
-      </w:r>
-    </w:p>
-    <w:p>
-      <w:pPr>
-        <w:tabs>
-          <w:tab w:val="left" w:pos="916"/>
-          <w:tab w:val="left" w:pos="1832"/>
-          <w:tab w:val="left" w:pos="2748"/>
-          <w:tab w:val="left" w:pos="3664"/>
-          <w:tab w:val="left" w:pos="4580"/>
-          <w:tab w:val="left" w:pos="5496"/>
-          <w:tab w:val="left" w:pos="6412"/>
-          <w:tab w:val="left" w:pos="7328"/>
-          <w:tab w:val="left" w:pos="8244"/>
-          <w:tab w:val="left" w:pos="9160"/>
-          <w:tab w:val="left" w:pos="10076"/>
-          <w:tab w:val="left" w:pos="10992"/>
-          <w:tab w:val="left" w:pos="11908"/>
-          <w:tab w:val="left" w:pos="12824"/>
-          <w:tab w:val="left" w:pos="13740"/>
-          <w:tab w:val="left" w:pos="14656"/>
-        </w:tabs>
-        <w:spacing w:after="0" w:line="240" w:lineRule="auto"/>
-        <w:rPr>
-          <w:rFonts w:ascii="Times New Roman" w:eastAsia="Times New Roman" w:hAnsi="Times New Roman" w:cs="Times New Roman"/>
-          <w:sz w:val="28"/>
-          <w:szCs w:val="28"/>
-        </w:rPr>
-      </w:pPr>
-      <w:r>
-        <w:rPr>
-          <w:rFonts w:ascii="Times New Roman" w:eastAsia="Times New Roman" w:hAnsi="Times New Roman" w:cs="Times New Roman"/>
-          <w:sz w:val="28"/>
-          <w:szCs w:val="28"/>
-        </w:rPr>
-        <w:t>sales-return</w:t>
+        <w:t xml:space="preserve"> Online Order</w:t>
+      </w:r>
+    </w:p>
+    <w:p>
+      <w:pPr>
+        <w:tabs>
+          <w:tab w:val="left" w:pos="916"/>
+          <w:tab w:val="left" w:pos="1832"/>
+          <w:tab w:val="left" w:pos="2748"/>
+          <w:tab w:val="left" w:pos="3664"/>
+          <w:tab w:val="left" w:pos="4580"/>
+          <w:tab w:val="left" w:pos="5496"/>
+          <w:tab w:val="left" w:pos="6412"/>
+          <w:tab w:val="left" w:pos="7328"/>
+          <w:tab w:val="left" w:pos="8244"/>
+          <w:tab w:val="left" w:pos="9160"/>
+          <w:tab w:val="left" w:pos="10076"/>
+          <w:tab w:val="left" w:pos="10992"/>
+          <w:tab w:val="left" w:pos="11908"/>
+          <w:tab w:val="left" w:pos="12824"/>
+          <w:tab w:val="left" w:pos="13740"/>
+          <w:tab w:val="left" w:pos="14656"/>
+        </w:tabs>
+        <w:spacing w:after="0" w:line="240" w:lineRule="auto"/>
+        <w:rPr>
+          <w:rFonts w:ascii="Times New Roman" w:eastAsia="Times New Roman" w:hAnsi="Times New Roman" w:cs="Times New Roman"/>
+          <w:sz w:val="28"/>
+          <w:szCs w:val="28"/>
+        </w:rPr>
+      </w:pPr>
+      <w:r>
+        <w:rPr>
+          <w:rFonts w:ascii="Times New Roman" w:eastAsia="Times New Roman" w:hAnsi="Times New Roman" w:cs="Times New Roman"/>
+          <w:sz w:val="28"/>
+          <w:szCs w:val="28"/>
+        </w:rPr>
+        <w:t>online-order</w:t>
       </w:r>
     </w:p>
     <w:p>
@@ -12900,79 +13290,79 @@
           <w:sz w:val="28"/>
           <w:szCs w:val="28"/>
         </w:rPr>
-        <w:t>├── sales-return-list</w:t>
-      </w:r>
-    </w:p>
-    <w:p>
-      <w:pPr>
-        <w:tabs>
-          <w:tab w:val="left" w:pos="916"/>
-          <w:tab w:val="left" w:pos="1832"/>
-          <w:tab w:val="left" w:pos="2748"/>
-          <w:tab w:val="left" w:pos="3664"/>
-          <w:tab w:val="left" w:pos="4580"/>
-          <w:tab w:val="left" w:pos="5496"/>
-          <w:tab w:val="left" w:pos="6412"/>
-          <w:tab w:val="left" w:pos="7328"/>
-          <w:tab w:val="left" w:pos="8244"/>
-          <w:tab w:val="left" w:pos="9160"/>
-          <w:tab w:val="left" w:pos="10076"/>
-          <w:tab w:val="left" w:pos="10992"/>
-          <w:tab w:val="left" w:pos="11908"/>
-          <w:tab w:val="left" w:pos="12824"/>
-          <w:tab w:val="left" w:pos="13740"/>
-          <w:tab w:val="left" w:pos="14656"/>
-        </w:tabs>
-        <w:spacing w:after="0" w:line="240" w:lineRule="auto"/>
-        <w:rPr>
-          <w:rFonts w:ascii="Times New Roman" w:eastAsia="Times New Roman" w:hAnsi="Times New Roman" w:cs="Times New Roman"/>
-          <w:sz w:val="28"/>
-          <w:szCs w:val="28"/>
-        </w:rPr>
-      </w:pPr>
-      <w:r>
-        <w:rPr>
-          <w:rFonts w:ascii="Times New Roman" w:eastAsia="Times New Roman" w:hAnsi="Times New Roman" w:cs="Times New Roman"/>
-          <w:sz w:val="28"/>
-          <w:szCs w:val="28"/>
-        </w:rPr>
-        <w:t>├── create-sales-return</w:t>
-      </w:r>
-    </w:p>
-    <w:p>
-      <w:pPr>
-        <w:tabs>
-          <w:tab w:val="left" w:pos="916"/>
-          <w:tab w:val="left" w:pos="1832"/>
-          <w:tab w:val="left" w:pos="2748"/>
-          <w:tab w:val="left" w:pos="3664"/>
-          <w:tab w:val="left" w:pos="4580"/>
-          <w:tab w:val="left" w:pos="5496"/>
-          <w:tab w:val="left" w:pos="6412"/>
-          <w:tab w:val="left" w:pos="7328"/>
-          <w:tab w:val="left" w:pos="8244"/>
-          <w:tab w:val="left" w:pos="9160"/>
-          <w:tab w:val="left" w:pos="10076"/>
-          <w:tab w:val="left" w:pos="10992"/>
-          <w:tab w:val="left" w:pos="11908"/>
-          <w:tab w:val="left" w:pos="12824"/>
-          <w:tab w:val="left" w:pos="13740"/>
-          <w:tab w:val="left" w:pos="14656"/>
-        </w:tabs>
-        <w:spacing w:after="0" w:line="240" w:lineRule="auto"/>
-        <w:rPr>
-          <w:rFonts w:ascii="Times New Roman" w:eastAsia="Times New Roman" w:hAnsi="Times New Roman" w:cs="Times New Roman"/>
-          <w:sz w:val="28"/>
-          <w:szCs w:val="28"/>
-        </w:rPr>
-      </w:pPr>
-      <w:r>
-        <w:rPr>
-          <w:rFonts w:ascii="Times New Roman" w:eastAsia="Times New Roman" w:hAnsi="Times New Roman" w:cs="Times New Roman"/>
-          <w:sz w:val="28"/>
-          <w:szCs w:val="28"/>
-        </w:rPr>
-        <w:t>├── sales-return-details</w:t>
+        <w:t>├── order-list</w:t>
+      </w:r>
+    </w:p>
+    <w:p>
+      <w:pPr>
+        <w:tabs>
+          <w:tab w:val="left" w:pos="916"/>
+          <w:tab w:val="left" w:pos="1832"/>
+          <w:tab w:val="left" w:pos="2748"/>
+          <w:tab w:val="left" w:pos="3664"/>
+          <w:tab w:val="left" w:pos="4580"/>
+          <w:tab w:val="left" w:pos="5496"/>
+          <w:tab w:val="left" w:pos="6412"/>
+          <w:tab w:val="left" w:pos="7328"/>
+          <w:tab w:val="left" w:pos="8244"/>
+          <w:tab w:val="left" w:pos="9160"/>
+          <w:tab w:val="left" w:pos="10076"/>
+          <w:tab w:val="left" w:pos="10992"/>
+          <w:tab w:val="left" w:pos="11908"/>
+          <w:tab w:val="left" w:pos="12824"/>
+          <w:tab w:val="left" w:pos="13740"/>
+          <w:tab w:val="left" w:pos="14656"/>
+        </w:tabs>
+        <w:spacing w:after="0" w:line="240" w:lineRule="auto"/>
+        <w:rPr>
+          <w:rFonts w:ascii="Times New Roman" w:eastAsia="Times New Roman" w:hAnsi="Times New Roman" w:cs="Times New Roman"/>
+          <w:sz w:val="28"/>
+          <w:szCs w:val="28"/>
+        </w:rPr>
+      </w:pPr>
+      <w:r>
+        <w:rPr>
+          <w:rFonts w:ascii="Times New Roman" w:eastAsia="Times New Roman" w:hAnsi="Times New Roman" w:cs="Times New Roman"/>
+          <w:sz w:val="28"/>
+          <w:szCs w:val="28"/>
+        </w:rPr>
+        <w:t>├── order-details</w:t>
+      </w:r>
+    </w:p>
+    <w:p>
+      <w:pPr>
+        <w:tabs>
+          <w:tab w:val="left" w:pos="916"/>
+          <w:tab w:val="left" w:pos="1832"/>
+          <w:tab w:val="left" w:pos="2748"/>
+          <w:tab w:val="left" w:pos="3664"/>
+          <w:tab w:val="left" w:pos="4580"/>
+          <w:tab w:val="left" w:pos="5496"/>
+          <w:tab w:val="left" w:pos="6412"/>
+          <w:tab w:val="left" w:pos="7328"/>
+          <w:tab w:val="left" w:pos="8244"/>
+          <w:tab w:val="left" w:pos="9160"/>
+          <w:tab w:val="left" w:pos="10076"/>
+          <w:tab w:val="left" w:pos="10992"/>
+          <w:tab w:val="left" w:pos="11908"/>
+          <w:tab w:val="left" w:pos="12824"/>
+          <w:tab w:val="left" w:pos="13740"/>
+          <w:tab w:val="left" w:pos="14656"/>
+        </w:tabs>
+        <w:spacing w:after="0" w:line="240" w:lineRule="auto"/>
+        <w:rPr>
+          <w:rFonts w:ascii="Times New Roman" w:eastAsia="Times New Roman" w:hAnsi="Times New Roman" w:cs="Times New Roman"/>
+          <w:sz w:val="28"/>
+          <w:szCs w:val="28"/>
+        </w:rPr>
+      </w:pPr>
+      <w:r>
+        <w:rPr>
+          <w:rFonts w:ascii="Times New Roman" w:eastAsia="Times New Roman" w:hAnsi="Times New Roman" w:cs="Times New Roman"/>
+          <w:sz w:val="28"/>
+          <w:szCs w:val="28"/>
+        </w:rPr>
+        <w:t>├── assign-delivery</w:t>
       </w:r>
     </w:p>
     <w:p>
@@ -13044,7 +13434,7 @@
           <w:sz w:val="28"/>
           <w:szCs w:val="28"/>
         </w:rPr>
-        <w:t>├── sales-</w:t>
+        <w:t>├── online-</w:t>
       </w:r>
       <w:proofErr w:type="spellStart"/>
       <w:proofErr w:type="gramStart"/>
@@ -13054,7 +13444,7 @@
           <w:sz w:val="28"/>
           <w:szCs w:val="28"/>
         </w:rPr>
-        <w:t>return.service</w:t>
+        <w:t>order.service</w:t>
       </w:r>
       <w:proofErr w:type="gramEnd"/>
       <w:r>
@@ -13100,7 +13490,7 @@
           <w:sz w:val="28"/>
           <w:szCs w:val="28"/>
         </w:rPr>
-        <w:t>├── sales-</w:t>
+        <w:t>├── online-</w:t>
       </w:r>
       <w:proofErr w:type="spellStart"/>
       <w:proofErr w:type="gramStart"/>
@@ -13110,7 +13500,7 @@
           <w:sz w:val="28"/>
           <w:szCs w:val="28"/>
         </w:rPr>
-        <w:t>return.model</w:t>
+        <w:t>order.model</w:t>
       </w:r>
       <w:proofErr w:type="gramEnd"/>
       <w:r>
@@ -13156,7 +13546,7 @@
           <w:sz w:val="28"/>
           <w:szCs w:val="28"/>
         </w:rPr>
-        <w:t>└── sales-</w:t>
+        <w:t>└── online-</w:t>
       </w:r>
       <w:proofErr w:type="spellStart"/>
       <w:proofErr w:type="gramStart"/>
@@ -13166,7 +13556,7 @@
           <w:sz w:val="28"/>
           <w:szCs w:val="28"/>
         </w:rPr>
-        <w:t>return.routes</w:t>
+        <w:t>order.routes</w:t>
       </w:r>
       <w:proofErr w:type="gramEnd"/>
       <w:r>
@@ -13195,7 +13585,7 @@
           <w:szCs w:val="28"/>
         </w:rPr>
         <w:pict>
-          <v:rect id="_x0000_i1047" style="width:0;height:1.5pt" o:hralign="center" o:hrstd="t" o:hr="t" fillcolor="#a0a0a0" stroked="f"/>
+          <v:rect id="_x0000_i1048" style="width:0;height:1.5pt" o:hralign="center" o:hrstd="t" o:hr="t" fillcolor="#a0a0a0" stroked="f"/>
         </w:pict>
       </w:r>
     </w:p>
@@ -13221,7 +13611,8 @@
           <w:sz w:val="28"/>
           <w:szCs w:val="28"/>
         </w:rPr>
-        <w:t>🌐</w:t>
+        <w:lastRenderedPageBreak/>
+        <w:t>🚛</w:t>
       </w:r>
       <w:r>
         <w:rPr>
@@ -13232,43 +13623,43 @@
           <w:sz w:val="28"/>
           <w:szCs w:val="28"/>
         </w:rPr>
-        <w:t xml:space="preserve"> Online Order</w:t>
-      </w:r>
-    </w:p>
-    <w:p>
-      <w:pPr>
-        <w:tabs>
-          <w:tab w:val="left" w:pos="916"/>
-          <w:tab w:val="left" w:pos="1832"/>
-          <w:tab w:val="left" w:pos="2748"/>
-          <w:tab w:val="left" w:pos="3664"/>
-          <w:tab w:val="left" w:pos="4580"/>
-          <w:tab w:val="left" w:pos="5496"/>
-          <w:tab w:val="left" w:pos="6412"/>
-          <w:tab w:val="left" w:pos="7328"/>
-          <w:tab w:val="left" w:pos="8244"/>
-          <w:tab w:val="left" w:pos="9160"/>
-          <w:tab w:val="left" w:pos="10076"/>
-          <w:tab w:val="left" w:pos="10992"/>
-          <w:tab w:val="left" w:pos="11908"/>
-          <w:tab w:val="left" w:pos="12824"/>
-          <w:tab w:val="left" w:pos="13740"/>
-          <w:tab w:val="left" w:pos="14656"/>
-        </w:tabs>
-        <w:spacing w:after="0" w:line="240" w:lineRule="auto"/>
-        <w:rPr>
-          <w:rFonts w:ascii="Times New Roman" w:eastAsia="Times New Roman" w:hAnsi="Times New Roman" w:cs="Times New Roman"/>
-          <w:sz w:val="28"/>
-          <w:szCs w:val="28"/>
-        </w:rPr>
-      </w:pPr>
-      <w:r>
-        <w:rPr>
-          <w:rFonts w:ascii="Times New Roman" w:eastAsia="Times New Roman" w:hAnsi="Times New Roman" w:cs="Times New Roman"/>
-          <w:sz w:val="28"/>
-          <w:szCs w:val="28"/>
-        </w:rPr>
-        <w:t>online-order</w:t>
+        <w:t xml:space="preserve"> Delivery</w:t>
+      </w:r>
+    </w:p>
+    <w:p>
+      <w:pPr>
+        <w:tabs>
+          <w:tab w:val="left" w:pos="916"/>
+          <w:tab w:val="left" w:pos="1832"/>
+          <w:tab w:val="left" w:pos="2748"/>
+          <w:tab w:val="left" w:pos="3664"/>
+          <w:tab w:val="left" w:pos="4580"/>
+          <w:tab w:val="left" w:pos="5496"/>
+          <w:tab w:val="left" w:pos="6412"/>
+          <w:tab w:val="left" w:pos="7328"/>
+          <w:tab w:val="left" w:pos="8244"/>
+          <w:tab w:val="left" w:pos="9160"/>
+          <w:tab w:val="left" w:pos="10076"/>
+          <w:tab w:val="left" w:pos="10992"/>
+          <w:tab w:val="left" w:pos="11908"/>
+          <w:tab w:val="left" w:pos="12824"/>
+          <w:tab w:val="left" w:pos="13740"/>
+          <w:tab w:val="left" w:pos="14656"/>
+        </w:tabs>
+        <w:spacing w:after="0" w:line="240" w:lineRule="auto"/>
+        <w:rPr>
+          <w:rFonts w:ascii="Times New Roman" w:eastAsia="Times New Roman" w:hAnsi="Times New Roman" w:cs="Times New Roman"/>
+          <w:sz w:val="28"/>
+          <w:szCs w:val="28"/>
+        </w:rPr>
+      </w:pPr>
+      <w:r>
+        <w:rPr>
+          <w:rFonts w:ascii="Times New Roman" w:eastAsia="Times New Roman" w:hAnsi="Times New Roman" w:cs="Times New Roman"/>
+          <w:sz w:val="28"/>
+          <w:szCs w:val="28"/>
+        </w:rPr>
+        <w:t>delivery-management</w:t>
       </w:r>
     </w:p>
     <w:p>
@@ -13340,285 +13731,44 @@
           <w:sz w:val="28"/>
           <w:szCs w:val="28"/>
         </w:rPr>
-        <w:t>├── order-list</w:t>
-      </w:r>
-    </w:p>
-    <w:p>
-      <w:pPr>
-        <w:tabs>
-          <w:tab w:val="left" w:pos="916"/>
-          <w:tab w:val="left" w:pos="1832"/>
-          <w:tab w:val="left" w:pos="2748"/>
-          <w:tab w:val="left" w:pos="3664"/>
-          <w:tab w:val="left" w:pos="4580"/>
-          <w:tab w:val="left" w:pos="5496"/>
-          <w:tab w:val="left" w:pos="6412"/>
-          <w:tab w:val="left" w:pos="7328"/>
-          <w:tab w:val="left" w:pos="8244"/>
-          <w:tab w:val="left" w:pos="9160"/>
-          <w:tab w:val="left" w:pos="10076"/>
-          <w:tab w:val="left" w:pos="10992"/>
-          <w:tab w:val="left" w:pos="11908"/>
-          <w:tab w:val="left" w:pos="12824"/>
-          <w:tab w:val="left" w:pos="13740"/>
-          <w:tab w:val="left" w:pos="14656"/>
-        </w:tabs>
-        <w:spacing w:after="0" w:line="240" w:lineRule="auto"/>
-        <w:rPr>
-          <w:rFonts w:ascii="Times New Roman" w:eastAsia="Times New Roman" w:hAnsi="Times New Roman" w:cs="Times New Roman"/>
-          <w:sz w:val="28"/>
-          <w:szCs w:val="28"/>
-        </w:rPr>
-      </w:pPr>
-      <w:r>
-        <w:rPr>
-          <w:rFonts w:ascii="Times New Roman" w:eastAsia="Times New Roman" w:hAnsi="Times New Roman" w:cs="Times New Roman"/>
-          <w:sz w:val="28"/>
-          <w:szCs w:val="28"/>
-        </w:rPr>
-        <w:t>├── order-details</w:t>
-      </w:r>
-    </w:p>
-    <w:p>
-      <w:pPr>
-        <w:tabs>
-          <w:tab w:val="left" w:pos="916"/>
-          <w:tab w:val="left" w:pos="1832"/>
-          <w:tab w:val="left" w:pos="2748"/>
-          <w:tab w:val="left" w:pos="3664"/>
-          <w:tab w:val="left" w:pos="4580"/>
-          <w:tab w:val="left" w:pos="5496"/>
-          <w:tab w:val="left" w:pos="6412"/>
-          <w:tab w:val="left" w:pos="7328"/>
-          <w:tab w:val="left" w:pos="8244"/>
-          <w:tab w:val="left" w:pos="9160"/>
-          <w:tab w:val="left" w:pos="10076"/>
-          <w:tab w:val="left" w:pos="10992"/>
-          <w:tab w:val="left" w:pos="11908"/>
-          <w:tab w:val="left" w:pos="12824"/>
-          <w:tab w:val="left" w:pos="13740"/>
-          <w:tab w:val="left" w:pos="14656"/>
-        </w:tabs>
-        <w:spacing w:after="0" w:line="240" w:lineRule="auto"/>
-        <w:rPr>
-          <w:rFonts w:ascii="Times New Roman" w:eastAsia="Times New Roman" w:hAnsi="Times New Roman" w:cs="Times New Roman"/>
-          <w:sz w:val="28"/>
-          <w:szCs w:val="28"/>
-        </w:rPr>
-      </w:pPr>
-      <w:r>
-        <w:rPr>
-          <w:rFonts w:ascii="Times New Roman" w:eastAsia="Times New Roman" w:hAnsi="Times New Roman" w:cs="Times New Roman"/>
-          <w:sz w:val="28"/>
-          <w:szCs w:val="28"/>
-        </w:rPr>
-        <w:t>├── assign-delivery</w:t>
-      </w:r>
-    </w:p>
-    <w:p>
-      <w:pPr>
-        <w:tabs>
-          <w:tab w:val="left" w:pos="916"/>
-          <w:tab w:val="left" w:pos="1832"/>
-          <w:tab w:val="left" w:pos="2748"/>
-          <w:tab w:val="left" w:pos="3664"/>
-          <w:tab w:val="left" w:pos="4580"/>
-          <w:tab w:val="left" w:pos="5496"/>
-          <w:tab w:val="left" w:pos="6412"/>
-          <w:tab w:val="left" w:pos="7328"/>
-          <w:tab w:val="left" w:pos="8244"/>
-          <w:tab w:val="left" w:pos="9160"/>
-          <w:tab w:val="left" w:pos="10076"/>
-          <w:tab w:val="left" w:pos="10992"/>
-          <w:tab w:val="left" w:pos="11908"/>
-          <w:tab w:val="left" w:pos="12824"/>
-          <w:tab w:val="left" w:pos="13740"/>
-          <w:tab w:val="left" w:pos="14656"/>
-        </w:tabs>
-        <w:spacing w:after="0" w:line="240" w:lineRule="auto"/>
-        <w:rPr>
-          <w:rFonts w:ascii="Times New Roman" w:eastAsia="Times New Roman" w:hAnsi="Times New Roman" w:cs="Times New Roman"/>
-          <w:sz w:val="28"/>
-          <w:szCs w:val="28"/>
-        </w:rPr>
-      </w:pPr>
-      <w:r>
-        <w:rPr>
-          <w:rFonts w:ascii="Times New Roman" w:eastAsia="Times New Roman" w:hAnsi="Times New Roman" w:cs="Times New Roman"/>
-          <w:sz w:val="28"/>
-          <w:szCs w:val="28"/>
-        </w:rPr>
-        <w:lastRenderedPageBreak/>
-        <w:t>│</w:t>
-      </w:r>
-    </w:p>
-    <w:p>
-      <w:pPr>
-        <w:tabs>
-          <w:tab w:val="left" w:pos="916"/>
-          <w:tab w:val="left" w:pos="1832"/>
-          <w:tab w:val="left" w:pos="2748"/>
-          <w:tab w:val="left" w:pos="3664"/>
-          <w:tab w:val="left" w:pos="4580"/>
-          <w:tab w:val="left" w:pos="5496"/>
-          <w:tab w:val="left" w:pos="6412"/>
-          <w:tab w:val="left" w:pos="7328"/>
-          <w:tab w:val="left" w:pos="8244"/>
-          <w:tab w:val="left" w:pos="9160"/>
-          <w:tab w:val="left" w:pos="10076"/>
-          <w:tab w:val="left" w:pos="10992"/>
-          <w:tab w:val="left" w:pos="11908"/>
-          <w:tab w:val="left" w:pos="12824"/>
-          <w:tab w:val="left" w:pos="13740"/>
-          <w:tab w:val="left" w:pos="14656"/>
-        </w:tabs>
-        <w:spacing w:after="0" w:line="240" w:lineRule="auto"/>
-        <w:rPr>
-          <w:rFonts w:ascii="Times New Roman" w:eastAsia="Times New Roman" w:hAnsi="Times New Roman" w:cs="Times New Roman"/>
-          <w:sz w:val="28"/>
-          <w:szCs w:val="28"/>
-        </w:rPr>
-      </w:pPr>
-      <w:r>
-        <w:rPr>
-          <w:rFonts w:ascii="Times New Roman" w:eastAsia="Times New Roman" w:hAnsi="Times New Roman" w:cs="Times New Roman"/>
-          <w:sz w:val="28"/>
-          <w:szCs w:val="28"/>
-        </w:rPr>
-        <w:t>├── online-</w:t>
-      </w:r>
-      <w:proofErr w:type="spellStart"/>
-      <w:proofErr w:type="gramStart"/>
-      <w:r>
-        <w:rPr>
-          <w:rFonts w:ascii="Times New Roman" w:eastAsia="Times New Roman" w:hAnsi="Times New Roman" w:cs="Times New Roman"/>
-          <w:sz w:val="28"/>
-          <w:szCs w:val="28"/>
-        </w:rPr>
-        <w:t>order.service</w:t>
-      </w:r>
-      <w:proofErr w:type="gramEnd"/>
-      <w:r>
-        <w:rPr>
-          <w:rFonts w:ascii="Times New Roman" w:eastAsia="Times New Roman" w:hAnsi="Times New Roman" w:cs="Times New Roman"/>
-          <w:sz w:val="28"/>
-          <w:szCs w:val="28"/>
-        </w:rPr>
-        <w:t>.ts</w:t>
-      </w:r>
-      <w:proofErr w:type="spellEnd"/>
-    </w:p>
-    <w:p>
-      <w:pPr>
-        <w:tabs>
-          <w:tab w:val="left" w:pos="916"/>
-          <w:tab w:val="left" w:pos="1832"/>
-          <w:tab w:val="left" w:pos="2748"/>
-          <w:tab w:val="left" w:pos="3664"/>
-          <w:tab w:val="left" w:pos="4580"/>
-          <w:tab w:val="left" w:pos="5496"/>
-          <w:tab w:val="left" w:pos="6412"/>
-          <w:tab w:val="left" w:pos="7328"/>
-          <w:tab w:val="left" w:pos="8244"/>
-          <w:tab w:val="left" w:pos="9160"/>
-          <w:tab w:val="left" w:pos="10076"/>
-          <w:tab w:val="left" w:pos="10992"/>
-          <w:tab w:val="left" w:pos="11908"/>
-          <w:tab w:val="left" w:pos="12824"/>
-          <w:tab w:val="left" w:pos="13740"/>
-          <w:tab w:val="left" w:pos="14656"/>
-        </w:tabs>
-        <w:spacing w:after="0" w:line="240" w:lineRule="auto"/>
-        <w:rPr>
-          <w:rFonts w:ascii="Times New Roman" w:eastAsia="Times New Roman" w:hAnsi="Times New Roman" w:cs="Times New Roman"/>
-          <w:sz w:val="28"/>
-          <w:szCs w:val="28"/>
-        </w:rPr>
-      </w:pPr>
-      <w:r>
-        <w:rPr>
-          <w:rFonts w:ascii="Times New Roman" w:eastAsia="Times New Roman" w:hAnsi="Times New Roman" w:cs="Times New Roman"/>
-          <w:sz w:val="28"/>
-          <w:szCs w:val="28"/>
-        </w:rPr>
-        <w:t>├── online-</w:t>
-      </w:r>
-      <w:proofErr w:type="spellStart"/>
-      <w:proofErr w:type="gramStart"/>
-      <w:r>
-        <w:rPr>
-          <w:rFonts w:ascii="Times New Roman" w:eastAsia="Times New Roman" w:hAnsi="Times New Roman" w:cs="Times New Roman"/>
-          <w:sz w:val="28"/>
-          <w:szCs w:val="28"/>
-        </w:rPr>
-        <w:t>order.model</w:t>
-      </w:r>
-      <w:proofErr w:type="gramEnd"/>
-      <w:r>
-        <w:rPr>
-          <w:rFonts w:ascii="Times New Roman" w:eastAsia="Times New Roman" w:hAnsi="Times New Roman" w:cs="Times New Roman"/>
-          <w:sz w:val="28"/>
-          <w:szCs w:val="28"/>
-        </w:rPr>
-        <w:t>.ts</w:t>
-      </w:r>
-      <w:proofErr w:type="spellEnd"/>
-    </w:p>
-    <w:p>
-      <w:pPr>
-        <w:tabs>
-          <w:tab w:val="left" w:pos="916"/>
-          <w:tab w:val="left" w:pos="1832"/>
-          <w:tab w:val="left" w:pos="2748"/>
-          <w:tab w:val="left" w:pos="3664"/>
-          <w:tab w:val="left" w:pos="4580"/>
-          <w:tab w:val="left" w:pos="5496"/>
-          <w:tab w:val="left" w:pos="6412"/>
-          <w:tab w:val="left" w:pos="7328"/>
-          <w:tab w:val="left" w:pos="8244"/>
-          <w:tab w:val="left" w:pos="9160"/>
-          <w:tab w:val="left" w:pos="10076"/>
-          <w:tab w:val="left" w:pos="10992"/>
-          <w:tab w:val="left" w:pos="11908"/>
-          <w:tab w:val="left" w:pos="12824"/>
-          <w:tab w:val="left" w:pos="13740"/>
-          <w:tab w:val="left" w:pos="14656"/>
-        </w:tabs>
-        <w:spacing w:after="0" w:line="240" w:lineRule="auto"/>
-        <w:rPr>
-          <w:rFonts w:ascii="Times New Roman" w:eastAsia="Times New Roman" w:hAnsi="Times New Roman" w:cs="Times New Roman"/>
-          <w:sz w:val="28"/>
-          <w:szCs w:val="28"/>
-        </w:rPr>
-      </w:pPr>
-      <w:r>
-        <w:rPr>
-          <w:rFonts w:ascii="Times New Roman" w:eastAsia="Times New Roman" w:hAnsi="Times New Roman" w:cs="Times New Roman"/>
-          <w:sz w:val="28"/>
-          <w:szCs w:val="28"/>
-        </w:rPr>
-        <w:t>└── online-</w:t>
-      </w:r>
-      <w:proofErr w:type="spellStart"/>
-      <w:proofErr w:type="gramStart"/>
-      <w:r>
-        <w:rPr>
-          <w:rFonts w:ascii="Times New Roman" w:eastAsia="Times New Roman" w:hAnsi="Times New Roman" w:cs="Times New Roman"/>
-          <w:sz w:val="28"/>
-          <w:szCs w:val="28"/>
-        </w:rPr>
-        <w:t>order.routes</w:t>
-      </w:r>
-      <w:proofErr w:type="gramEnd"/>
-      <w:r>
-        <w:rPr>
-          <w:rFonts w:ascii="Times New Roman" w:eastAsia="Times New Roman" w:hAnsi="Times New Roman" w:cs="Times New Roman"/>
-          <w:sz w:val="28"/>
-          <w:szCs w:val="28"/>
-        </w:rPr>
-        <w:t>.ts</w:t>
-      </w:r>
-      <w:proofErr w:type="spellEnd"/>
+        <w:t>├── delivery-company</w:t>
+      </w:r>
+    </w:p>
+    <w:p>
+      <w:pPr>
+        <w:tabs>
+          <w:tab w:val="left" w:pos="916"/>
+          <w:tab w:val="left" w:pos="1832"/>
+          <w:tab w:val="left" w:pos="2748"/>
+          <w:tab w:val="left" w:pos="3664"/>
+          <w:tab w:val="left" w:pos="4580"/>
+          <w:tab w:val="left" w:pos="5496"/>
+          <w:tab w:val="left" w:pos="6412"/>
+          <w:tab w:val="left" w:pos="7328"/>
+          <w:tab w:val="left" w:pos="8244"/>
+          <w:tab w:val="left" w:pos="9160"/>
+          <w:tab w:val="left" w:pos="10076"/>
+          <w:tab w:val="left" w:pos="10992"/>
+          <w:tab w:val="left" w:pos="11908"/>
+          <w:tab w:val="left" w:pos="12824"/>
+          <w:tab w:val="left" w:pos="13740"/>
+          <w:tab w:val="left" w:pos="14656"/>
+        </w:tabs>
+        <w:spacing w:after="0" w:line="240" w:lineRule="auto"/>
+        <w:rPr>
+          <w:rFonts w:ascii="Times New Roman" w:eastAsia="Times New Roman" w:hAnsi="Times New Roman" w:cs="Times New Roman"/>
+          <w:sz w:val="28"/>
+          <w:szCs w:val="28"/>
+        </w:rPr>
+      </w:pPr>
+      <w:r>
+        <w:rPr>
+          <w:rFonts w:ascii="Times New Roman" w:eastAsia="Times New Roman" w:hAnsi="Times New Roman" w:cs="Times New Roman"/>
+          <w:sz w:val="28"/>
+          <w:szCs w:val="28"/>
+        </w:rPr>
+        <w:t>└── delivery-assignment</w:t>
+      </w:r>
     </w:p>
     <w:p>
       <w:pPr>
@@ -13636,7 +13786,7 @@
           <w:szCs w:val="28"/>
         </w:rPr>
         <w:pict>
-          <v:rect id="_x0000_i1048" style="width:0;height:1.5pt" o:hralign="center" o:hrstd="t" o:hr="t" fillcolor="#a0a0a0" stroked="f"/>
+          <v:rect id="_x0000_i1049" style="width:0;height:1.5pt" o:hralign="center" o:hrstd="t" o:hr="t" fillcolor="#a0a0a0" stroked="f"/>
         </w:pict>
       </w:r>
     </w:p>
@@ -13662,7 +13812,7 @@
           <w:sz w:val="28"/>
           <w:szCs w:val="28"/>
         </w:rPr>
-        <w:t>🚛</w:t>
+        <w:t>🚚</w:t>
       </w:r>
       <w:r>
         <w:rPr>
@@ -13673,43 +13823,43 @@
           <w:sz w:val="28"/>
           <w:szCs w:val="28"/>
         </w:rPr>
-        <w:t xml:space="preserve"> Delivery</w:t>
-      </w:r>
-    </w:p>
-    <w:p>
-      <w:pPr>
-        <w:tabs>
-          <w:tab w:val="left" w:pos="916"/>
-          <w:tab w:val="left" w:pos="1832"/>
-          <w:tab w:val="left" w:pos="2748"/>
-          <w:tab w:val="left" w:pos="3664"/>
-          <w:tab w:val="left" w:pos="4580"/>
-          <w:tab w:val="left" w:pos="5496"/>
-          <w:tab w:val="left" w:pos="6412"/>
-          <w:tab w:val="left" w:pos="7328"/>
-          <w:tab w:val="left" w:pos="8244"/>
-          <w:tab w:val="left" w:pos="9160"/>
-          <w:tab w:val="left" w:pos="10076"/>
-          <w:tab w:val="left" w:pos="10992"/>
-          <w:tab w:val="left" w:pos="11908"/>
-          <w:tab w:val="left" w:pos="12824"/>
-          <w:tab w:val="left" w:pos="13740"/>
-          <w:tab w:val="left" w:pos="14656"/>
-        </w:tabs>
-        <w:spacing w:after="0" w:line="240" w:lineRule="auto"/>
-        <w:rPr>
-          <w:rFonts w:ascii="Times New Roman" w:eastAsia="Times New Roman" w:hAnsi="Times New Roman" w:cs="Times New Roman"/>
-          <w:sz w:val="28"/>
-          <w:szCs w:val="28"/>
-        </w:rPr>
-      </w:pPr>
-      <w:r>
-        <w:rPr>
-          <w:rFonts w:ascii="Times New Roman" w:eastAsia="Times New Roman" w:hAnsi="Times New Roman" w:cs="Times New Roman"/>
-          <w:sz w:val="28"/>
-          <w:szCs w:val="28"/>
-        </w:rPr>
-        <w:t>delivery-management</w:t>
+        <w:t xml:space="preserve"> Delivery Company</w:t>
+      </w:r>
+    </w:p>
+    <w:p>
+      <w:pPr>
+        <w:tabs>
+          <w:tab w:val="left" w:pos="916"/>
+          <w:tab w:val="left" w:pos="1832"/>
+          <w:tab w:val="left" w:pos="2748"/>
+          <w:tab w:val="left" w:pos="3664"/>
+          <w:tab w:val="left" w:pos="4580"/>
+          <w:tab w:val="left" w:pos="5496"/>
+          <w:tab w:val="left" w:pos="6412"/>
+          <w:tab w:val="left" w:pos="7328"/>
+          <w:tab w:val="left" w:pos="8244"/>
+          <w:tab w:val="left" w:pos="9160"/>
+          <w:tab w:val="left" w:pos="10076"/>
+          <w:tab w:val="left" w:pos="10992"/>
+          <w:tab w:val="left" w:pos="11908"/>
+          <w:tab w:val="left" w:pos="12824"/>
+          <w:tab w:val="left" w:pos="13740"/>
+          <w:tab w:val="left" w:pos="14656"/>
+        </w:tabs>
+        <w:spacing w:after="0" w:line="240" w:lineRule="auto"/>
+        <w:rPr>
+          <w:rFonts w:ascii="Times New Roman" w:eastAsia="Times New Roman" w:hAnsi="Times New Roman" w:cs="Times New Roman"/>
+          <w:sz w:val="28"/>
+          <w:szCs w:val="28"/>
+        </w:rPr>
+      </w:pPr>
+      <w:r>
+        <w:rPr>
+          <w:rFonts w:ascii="Times New Roman" w:eastAsia="Times New Roman" w:hAnsi="Times New Roman" w:cs="Times New Roman"/>
+          <w:sz w:val="28"/>
+          <w:szCs w:val="28"/>
+        </w:rPr>
+        <w:t>delivery-company</w:t>
       </w:r>
     </w:p>
     <w:p>
@@ -13781,44 +13931,320 @@
           <w:sz w:val="28"/>
           <w:szCs w:val="28"/>
         </w:rPr>
-        <w:t>├── delivery-company</w:t>
-      </w:r>
-    </w:p>
-    <w:p>
-      <w:pPr>
-        <w:tabs>
-          <w:tab w:val="left" w:pos="916"/>
-          <w:tab w:val="left" w:pos="1832"/>
-          <w:tab w:val="left" w:pos="2748"/>
-          <w:tab w:val="left" w:pos="3664"/>
-          <w:tab w:val="left" w:pos="4580"/>
-          <w:tab w:val="left" w:pos="5496"/>
-          <w:tab w:val="left" w:pos="6412"/>
-          <w:tab w:val="left" w:pos="7328"/>
-          <w:tab w:val="left" w:pos="8244"/>
-          <w:tab w:val="left" w:pos="9160"/>
-          <w:tab w:val="left" w:pos="10076"/>
-          <w:tab w:val="left" w:pos="10992"/>
-          <w:tab w:val="left" w:pos="11908"/>
-          <w:tab w:val="left" w:pos="12824"/>
-          <w:tab w:val="left" w:pos="13740"/>
-          <w:tab w:val="left" w:pos="14656"/>
-        </w:tabs>
-        <w:spacing w:after="0" w:line="240" w:lineRule="auto"/>
-        <w:rPr>
-          <w:rFonts w:ascii="Times New Roman" w:eastAsia="Times New Roman" w:hAnsi="Times New Roman" w:cs="Times New Roman"/>
-          <w:sz w:val="28"/>
-          <w:szCs w:val="28"/>
-        </w:rPr>
-      </w:pPr>
-      <w:r>
-        <w:rPr>
-          <w:rFonts w:ascii="Times New Roman" w:eastAsia="Times New Roman" w:hAnsi="Times New Roman" w:cs="Times New Roman"/>
-          <w:sz w:val="28"/>
-          <w:szCs w:val="28"/>
-        </w:rPr>
-        <w:t>└── delivery-assignment</w:t>
-      </w:r>
+        <w:t>├── company-list</w:t>
+      </w:r>
+    </w:p>
+    <w:p>
+      <w:pPr>
+        <w:tabs>
+          <w:tab w:val="left" w:pos="916"/>
+          <w:tab w:val="left" w:pos="1832"/>
+          <w:tab w:val="left" w:pos="2748"/>
+          <w:tab w:val="left" w:pos="3664"/>
+          <w:tab w:val="left" w:pos="4580"/>
+          <w:tab w:val="left" w:pos="5496"/>
+          <w:tab w:val="left" w:pos="6412"/>
+          <w:tab w:val="left" w:pos="7328"/>
+          <w:tab w:val="left" w:pos="8244"/>
+          <w:tab w:val="left" w:pos="9160"/>
+          <w:tab w:val="left" w:pos="10076"/>
+          <w:tab w:val="left" w:pos="10992"/>
+          <w:tab w:val="left" w:pos="11908"/>
+          <w:tab w:val="left" w:pos="12824"/>
+          <w:tab w:val="left" w:pos="13740"/>
+          <w:tab w:val="left" w:pos="14656"/>
+        </w:tabs>
+        <w:spacing w:after="0" w:line="240" w:lineRule="auto"/>
+        <w:rPr>
+          <w:rFonts w:ascii="Times New Roman" w:eastAsia="Times New Roman" w:hAnsi="Times New Roman" w:cs="Times New Roman"/>
+          <w:sz w:val="28"/>
+          <w:szCs w:val="28"/>
+        </w:rPr>
+      </w:pPr>
+      <w:r>
+        <w:rPr>
+          <w:rFonts w:ascii="Times New Roman" w:eastAsia="Times New Roman" w:hAnsi="Times New Roman" w:cs="Times New Roman"/>
+          <w:sz w:val="28"/>
+          <w:szCs w:val="28"/>
+        </w:rPr>
+        <w:t>├── company-add</w:t>
+      </w:r>
+    </w:p>
+    <w:p>
+      <w:pPr>
+        <w:tabs>
+          <w:tab w:val="left" w:pos="916"/>
+          <w:tab w:val="left" w:pos="1832"/>
+          <w:tab w:val="left" w:pos="2748"/>
+          <w:tab w:val="left" w:pos="3664"/>
+          <w:tab w:val="left" w:pos="4580"/>
+          <w:tab w:val="left" w:pos="5496"/>
+          <w:tab w:val="left" w:pos="6412"/>
+          <w:tab w:val="left" w:pos="7328"/>
+          <w:tab w:val="left" w:pos="8244"/>
+          <w:tab w:val="left" w:pos="9160"/>
+          <w:tab w:val="left" w:pos="10076"/>
+          <w:tab w:val="left" w:pos="10992"/>
+          <w:tab w:val="left" w:pos="11908"/>
+          <w:tab w:val="left" w:pos="12824"/>
+          <w:tab w:val="left" w:pos="13740"/>
+          <w:tab w:val="left" w:pos="14656"/>
+        </w:tabs>
+        <w:spacing w:after="0" w:line="240" w:lineRule="auto"/>
+        <w:rPr>
+          <w:rFonts w:ascii="Times New Roman" w:eastAsia="Times New Roman" w:hAnsi="Times New Roman" w:cs="Times New Roman"/>
+          <w:sz w:val="28"/>
+          <w:szCs w:val="28"/>
+        </w:rPr>
+      </w:pPr>
+      <w:r>
+        <w:rPr>
+          <w:rFonts w:ascii="Times New Roman" w:eastAsia="Times New Roman" w:hAnsi="Times New Roman" w:cs="Times New Roman"/>
+          <w:sz w:val="28"/>
+          <w:szCs w:val="28"/>
+        </w:rPr>
+        <w:t>├── company-edit</w:t>
+      </w:r>
+    </w:p>
+    <w:p>
+      <w:pPr>
+        <w:tabs>
+          <w:tab w:val="left" w:pos="916"/>
+          <w:tab w:val="left" w:pos="1832"/>
+          <w:tab w:val="left" w:pos="2748"/>
+          <w:tab w:val="left" w:pos="3664"/>
+          <w:tab w:val="left" w:pos="4580"/>
+          <w:tab w:val="left" w:pos="5496"/>
+          <w:tab w:val="left" w:pos="6412"/>
+          <w:tab w:val="left" w:pos="7328"/>
+          <w:tab w:val="left" w:pos="8244"/>
+          <w:tab w:val="left" w:pos="9160"/>
+          <w:tab w:val="left" w:pos="10076"/>
+          <w:tab w:val="left" w:pos="10992"/>
+          <w:tab w:val="left" w:pos="11908"/>
+          <w:tab w:val="left" w:pos="12824"/>
+          <w:tab w:val="left" w:pos="13740"/>
+          <w:tab w:val="left" w:pos="14656"/>
+        </w:tabs>
+        <w:spacing w:after="0" w:line="240" w:lineRule="auto"/>
+        <w:rPr>
+          <w:rFonts w:ascii="Times New Roman" w:eastAsia="Times New Roman" w:hAnsi="Times New Roman" w:cs="Times New Roman"/>
+          <w:sz w:val="28"/>
+          <w:szCs w:val="28"/>
+        </w:rPr>
+      </w:pPr>
+      <w:r>
+        <w:rPr>
+          <w:rFonts w:ascii="Times New Roman" w:eastAsia="Times New Roman" w:hAnsi="Times New Roman" w:cs="Times New Roman"/>
+          <w:sz w:val="28"/>
+          <w:szCs w:val="28"/>
+        </w:rPr>
+        <w:t>├── company-details</w:t>
+      </w:r>
+    </w:p>
+    <w:p>
+      <w:pPr>
+        <w:tabs>
+          <w:tab w:val="left" w:pos="916"/>
+          <w:tab w:val="left" w:pos="1832"/>
+          <w:tab w:val="left" w:pos="2748"/>
+          <w:tab w:val="left" w:pos="3664"/>
+          <w:tab w:val="left" w:pos="4580"/>
+          <w:tab w:val="left" w:pos="5496"/>
+          <w:tab w:val="left" w:pos="6412"/>
+          <w:tab w:val="left" w:pos="7328"/>
+          <w:tab w:val="left" w:pos="8244"/>
+          <w:tab w:val="left" w:pos="9160"/>
+          <w:tab w:val="left" w:pos="10076"/>
+          <w:tab w:val="left" w:pos="10992"/>
+          <w:tab w:val="left" w:pos="11908"/>
+          <w:tab w:val="left" w:pos="12824"/>
+          <w:tab w:val="left" w:pos="13740"/>
+          <w:tab w:val="left" w:pos="14656"/>
+        </w:tabs>
+        <w:spacing w:after="0" w:line="240" w:lineRule="auto"/>
+        <w:rPr>
+          <w:rFonts w:ascii="Times New Roman" w:eastAsia="Times New Roman" w:hAnsi="Times New Roman" w:cs="Times New Roman"/>
+          <w:sz w:val="28"/>
+          <w:szCs w:val="28"/>
+        </w:rPr>
+      </w:pPr>
+      <w:r>
+        <w:rPr>
+          <w:rFonts w:ascii="Times New Roman" w:eastAsia="Times New Roman" w:hAnsi="Times New Roman" w:cs="Times New Roman"/>
+          <w:sz w:val="28"/>
+          <w:szCs w:val="28"/>
+        </w:rPr>
+        <w:t>│</w:t>
+      </w:r>
+    </w:p>
+    <w:p>
+      <w:pPr>
+        <w:tabs>
+          <w:tab w:val="left" w:pos="916"/>
+          <w:tab w:val="left" w:pos="1832"/>
+          <w:tab w:val="left" w:pos="2748"/>
+          <w:tab w:val="left" w:pos="3664"/>
+          <w:tab w:val="left" w:pos="4580"/>
+          <w:tab w:val="left" w:pos="5496"/>
+          <w:tab w:val="left" w:pos="6412"/>
+          <w:tab w:val="left" w:pos="7328"/>
+          <w:tab w:val="left" w:pos="8244"/>
+          <w:tab w:val="left" w:pos="9160"/>
+          <w:tab w:val="left" w:pos="10076"/>
+          <w:tab w:val="left" w:pos="10992"/>
+          <w:tab w:val="left" w:pos="11908"/>
+          <w:tab w:val="left" w:pos="12824"/>
+          <w:tab w:val="left" w:pos="13740"/>
+          <w:tab w:val="left" w:pos="14656"/>
+        </w:tabs>
+        <w:spacing w:after="0" w:line="240" w:lineRule="auto"/>
+        <w:rPr>
+          <w:rFonts w:ascii="Times New Roman" w:eastAsia="Times New Roman" w:hAnsi="Times New Roman" w:cs="Times New Roman"/>
+          <w:sz w:val="28"/>
+          <w:szCs w:val="28"/>
+        </w:rPr>
+      </w:pPr>
+      <w:r>
+        <w:rPr>
+          <w:rFonts w:ascii="Times New Roman" w:eastAsia="Times New Roman" w:hAnsi="Times New Roman" w:cs="Times New Roman"/>
+          <w:sz w:val="28"/>
+          <w:szCs w:val="28"/>
+        </w:rPr>
+        <w:t>├── delivery-</w:t>
+      </w:r>
+      <w:proofErr w:type="spellStart"/>
+      <w:proofErr w:type="gramStart"/>
+      <w:r>
+        <w:rPr>
+          <w:rFonts w:ascii="Times New Roman" w:eastAsia="Times New Roman" w:hAnsi="Times New Roman" w:cs="Times New Roman"/>
+          <w:sz w:val="28"/>
+          <w:szCs w:val="28"/>
+        </w:rPr>
+        <w:t>company.service</w:t>
+      </w:r>
+      <w:proofErr w:type="gramEnd"/>
+      <w:r>
+        <w:rPr>
+          <w:rFonts w:ascii="Times New Roman" w:eastAsia="Times New Roman" w:hAnsi="Times New Roman" w:cs="Times New Roman"/>
+          <w:sz w:val="28"/>
+          <w:szCs w:val="28"/>
+        </w:rPr>
+        <w:t>.ts</w:t>
+      </w:r>
+      <w:proofErr w:type="spellEnd"/>
+    </w:p>
+    <w:p>
+      <w:pPr>
+        <w:tabs>
+          <w:tab w:val="left" w:pos="916"/>
+          <w:tab w:val="left" w:pos="1832"/>
+          <w:tab w:val="left" w:pos="2748"/>
+          <w:tab w:val="left" w:pos="3664"/>
+          <w:tab w:val="left" w:pos="4580"/>
+          <w:tab w:val="left" w:pos="5496"/>
+          <w:tab w:val="left" w:pos="6412"/>
+          <w:tab w:val="left" w:pos="7328"/>
+          <w:tab w:val="left" w:pos="8244"/>
+          <w:tab w:val="left" w:pos="9160"/>
+          <w:tab w:val="left" w:pos="10076"/>
+          <w:tab w:val="left" w:pos="10992"/>
+          <w:tab w:val="left" w:pos="11908"/>
+          <w:tab w:val="left" w:pos="12824"/>
+          <w:tab w:val="left" w:pos="13740"/>
+          <w:tab w:val="left" w:pos="14656"/>
+        </w:tabs>
+        <w:spacing w:after="0" w:line="240" w:lineRule="auto"/>
+        <w:rPr>
+          <w:rFonts w:ascii="Times New Roman" w:eastAsia="Times New Roman" w:hAnsi="Times New Roman" w:cs="Times New Roman"/>
+          <w:sz w:val="28"/>
+          <w:szCs w:val="28"/>
+        </w:rPr>
+      </w:pPr>
+      <w:r>
+        <w:rPr>
+          <w:rFonts w:ascii="Times New Roman" w:eastAsia="Times New Roman" w:hAnsi="Times New Roman" w:cs="Times New Roman"/>
+          <w:sz w:val="28"/>
+          <w:szCs w:val="28"/>
+        </w:rPr>
+        <w:t>├── delivery-</w:t>
+      </w:r>
+      <w:proofErr w:type="spellStart"/>
+      <w:proofErr w:type="gramStart"/>
+      <w:r>
+        <w:rPr>
+          <w:rFonts w:ascii="Times New Roman" w:eastAsia="Times New Roman" w:hAnsi="Times New Roman" w:cs="Times New Roman"/>
+          <w:sz w:val="28"/>
+          <w:szCs w:val="28"/>
+        </w:rPr>
+        <w:t>company.model</w:t>
+      </w:r>
+      <w:proofErr w:type="gramEnd"/>
+      <w:r>
+        <w:rPr>
+          <w:rFonts w:ascii="Times New Roman" w:eastAsia="Times New Roman" w:hAnsi="Times New Roman" w:cs="Times New Roman"/>
+          <w:sz w:val="28"/>
+          <w:szCs w:val="28"/>
+        </w:rPr>
+        <w:t>.ts</w:t>
+      </w:r>
+      <w:proofErr w:type="spellEnd"/>
+    </w:p>
+    <w:p>
+      <w:pPr>
+        <w:tabs>
+          <w:tab w:val="left" w:pos="916"/>
+          <w:tab w:val="left" w:pos="1832"/>
+          <w:tab w:val="left" w:pos="2748"/>
+          <w:tab w:val="left" w:pos="3664"/>
+          <w:tab w:val="left" w:pos="4580"/>
+          <w:tab w:val="left" w:pos="5496"/>
+          <w:tab w:val="left" w:pos="6412"/>
+          <w:tab w:val="left" w:pos="7328"/>
+          <w:tab w:val="left" w:pos="8244"/>
+          <w:tab w:val="left" w:pos="9160"/>
+          <w:tab w:val="left" w:pos="10076"/>
+          <w:tab w:val="left" w:pos="10992"/>
+          <w:tab w:val="left" w:pos="11908"/>
+          <w:tab w:val="left" w:pos="12824"/>
+          <w:tab w:val="left" w:pos="13740"/>
+          <w:tab w:val="left" w:pos="14656"/>
+        </w:tabs>
+        <w:spacing w:after="0" w:line="240" w:lineRule="auto"/>
+        <w:rPr>
+          <w:rFonts w:ascii="Times New Roman" w:eastAsia="Times New Roman" w:hAnsi="Times New Roman" w:cs="Times New Roman"/>
+          <w:sz w:val="28"/>
+          <w:szCs w:val="28"/>
+        </w:rPr>
+      </w:pPr>
+      <w:r>
+        <w:rPr>
+          <w:rFonts w:ascii="Times New Roman" w:eastAsia="Times New Roman" w:hAnsi="Times New Roman" w:cs="Times New Roman"/>
+          <w:sz w:val="28"/>
+          <w:szCs w:val="28"/>
+        </w:rPr>
+        <w:t>└── delivery-</w:t>
+      </w:r>
+      <w:proofErr w:type="spellStart"/>
+      <w:proofErr w:type="gramStart"/>
+      <w:r>
+        <w:rPr>
+          <w:rFonts w:ascii="Times New Roman" w:eastAsia="Times New Roman" w:hAnsi="Times New Roman" w:cs="Times New Roman"/>
+          <w:sz w:val="28"/>
+          <w:szCs w:val="28"/>
+        </w:rPr>
+        <w:t>company.routes</w:t>
+      </w:r>
+      <w:proofErr w:type="gramEnd"/>
+      <w:r>
+        <w:rPr>
+          <w:rFonts w:ascii="Times New Roman" w:eastAsia="Times New Roman" w:hAnsi="Times New Roman" w:cs="Times New Roman"/>
+          <w:sz w:val="28"/>
+          <w:szCs w:val="28"/>
+        </w:rPr>
+        <w:t>.ts</w:t>
+      </w:r>
+      <w:proofErr w:type="spellEnd"/>
     </w:p>
     <w:p>
       <w:pPr>
@@ -13836,7 +14262,7 @@
           <w:szCs w:val="28"/>
         </w:rPr>
         <w:pict>
-          <v:rect id="_x0000_i1049" style="width:0;height:1.5pt" o:hralign="center" o:hrstd="t" o:hr="t" fillcolor="#a0a0a0" stroked="f"/>
+          <v:rect id="_x0000_i1050" style="width:0;height:1.5pt" o:hralign="center" o:hrstd="t" o:hr="t" fillcolor="#a0a0a0" stroked="f"/>
         </w:pict>
       </w:r>
     </w:p>
@@ -13862,7 +14288,7 @@
           <w:sz w:val="28"/>
           <w:szCs w:val="28"/>
         </w:rPr>
-        <w:t>🚚</w:t>
+        <w:t>📍</w:t>
       </w:r>
       <w:r>
         <w:rPr>
@@ -13873,43 +14299,43 @@
           <w:sz w:val="28"/>
           <w:szCs w:val="28"/>
         </w:rPr>
-        <w:t xml:space="preserve"> Delivery Company</w:t>
-      </w:r>
-    </w:p>
-    <w:p>
-      <w:pPr>
-        <w:tabs>
-          <w:tab w:val="left" w:pos="916"/>
-          <w:tab w:val="left" w:pos="1832"/>
-          <w:tab w:val="left" w:pos="2748"/>
-          <w:tab w:val="left" w:pos="3664"/>
-          <w:tab w:val="left" w:pos="4580"/>
-          <w:tab w:val="left" w:pos="5496"/>
-          <w:tab w:val="left" w:pos="6412"/>
-          <w:tab w:val="left" w:pos="7328"/>
-          <w:tab w:val="left" w:pos="8244"/>
-          <w:tab w:val="left" w:pos="9160"/>
-          <w:tab w:val="left" w:pos="10076"/>
-          <w:tab w:val="left" w:pos="10992"/>
-          <w:tab w:val="left" w:pos="11908"/>
-          <w:tab w:val="left" w:pos="12824"/>
-          <w:tab w:val="left" w:pos="13740"/>
-          <w:tab w:val="left" w:pos="14656"/>
-        </w:tabs>
-        <w:spacing w:after="0" w:line="240" w:lineRule="auto"/>
-        <w:rPr>
-          <w:rFonts w:ascii="Times New Roman" w:eastAsia="Times New Roman" w:hAnsi="Times New Roman" w:cs="Times New Roman"/>
-          <w:sz w:val="28"/>
-          <w:szCs w:val="28"/>
-        </w:rPr>
-      </w:pPr>
-      <w:r>
-        <w:rPr>
-          <w:rFonts w:ascii="Times New Roman" w:eastAsia="Times New Roman" w:hAnsi="Times New Roman" w:cs="Times New Roman"/>
-          <w:sz w:val="28"/>
-          <w:szCs w:val="28"/>
-        </w:rPr>
-        <w:t>delivery-company</w:t>
+        <w:t xml:space="preserve"> Delivery Assignment</w:t>
+      </w:r>
+    </w:p>
+    <w:p>
+      <w:pPr>
+        <w:tabs>
+          <w:tab w:val="left" w:pos="916"/>
+          <w:tab w:val="left" w:pos="1832"/>
+          <w:tab w:val="left" w:pos="2748"/>
+          <w:tab w:val="left" w:pos="3664"/>
+          <w:tab w:val="left" w:pos="4580"/>
+          <w:tab w:val="left" w:pos="5496"/>
+          <w:tab w:val="left" w:pos="6412"/>
+          <w:tab w:val="left" w:pos="7328"/>
+          <w:tab w:val="left" w:pos="8244"/>
+          <w:tab w:val="left" w:pos="9160"/>
+          <w:tab w:val="left" w:pos="10076"/>
+          <w:tab w:val="left" w:pos="10992"/>
+          <w:tab w:val="left" w:pos="11908"/>
+          <w:tab w:val="left" w:pos="12824"/>
+          <w:tab w:val="left" w:pos="13740"/>
+          <w:tab w:val="left" w:pos="14656"/>
+        </w:tabs>
+        <w:spacing w:after="0" w:line="240" w:lineRule="auto"/>
+        <w:rPr>
+          <w:rFonts w:ascii="Times New Roman" w:eastAsia="Times New Roman" w:hAnsi="Times New Roman" w:cs="Times New Roman"/>
+          <w:sz w:val="28"/>
+          <w:szCs w:val="28"/>
+        </w:rPr>
+      </w:pPr>
+      <w:r>
+        <w:rPr>
+          <w:rFonts w:ascii="Times New Roman" w:eastAsia="Times New Roman" w:hAnsi="Times New Roman" w:cs="Times New Roman"/>
+          <w:sz w:val="28"/>
+          <w:szCs w:val="28"/>
+        </w:rPr>
+        <w:t>delivery-assignment</w:t>
       </w:r>
     </w:p>
     <w:p>
@@ -13981,115 +14407,79 @@
           <w:sz w:val="28"/>
           <w:szCs w:val="28"/>
         </w:rPr>
-        <w:t>├── company-list</w:t>
-      </w:r>
-    </w:p>
-    <w:p>
-      <w:pPr>
-        <w:tabs>
-          <w:tab w:val="left" w:pos="916"/>
-          <w:tab w:val="left" w:pos="1832"/>
-          <w:tab w:val="left" w:pos="2748"/>
-          <w:tab w:val="left" w:pos="3664"/>
-          <w:tab w:val="left" w:pos="4580"/>
-          <w:tab w:val="left" w:pos="5496"/>
-          <w:tab w:val="left" w:pos="6412"/>
-          <w:tab w:val="left" w:pos="7328"/>
-          <w:tab w:val="left" w:pos="8244"/>
-          <w:tab w:val="left" w:pos="9160"/>
-          <w:tab w:val="left" w:pos="10076"/>
-          <w:tab w:val="left" w:pos="10992"/>
-          <w:tab w:val="left" w:pos="11908"/>
-          <w:tab w:val="left" w:pos="12824"/>
-          <w:tab w:val="left" w:pos="13740"/>
-          <w:tab w:val="left" w:pos="14656"/>
-        </w:tabs>
-        <w:spacing w:after="0" w:line="240" w:lineRule="auto"/>
-        <w:rPr>
-          <w:rFonts w:ascii="Times New Roman" w:eastAsia="Times New Roman" w:hAnsi="Times New Roman" w:cs="Times New Roman"/>
-          <w:sz w:val="28"/>
-          <w:szCs w:val="28"/>
-        </w:rPr>
-      </w:pPr>
-      <w:r>
-        <w:rPr>
-          <w:rFonts w:ascii="Times New Roman" w:eastAsia="Times New Roman" w:hAnsi="Times New Roman" w:cs="Times New Roman"/>
-          <w:sz w:val="28"/>
-          <w:szCs w:val="28"/>
-        </w:rPr>
-        <w:t>├── company-add</w:t>
-      </w:r>
-    </w:p>
-    <w:p>
-      <w:pPr>
-        <w:tabs>
-          <w:tab w:val="left" w:pos="916"/>
-          <w:tab w:val="left" w:pos="1832"/>
-          <w:tab w:val="left" w:pos="2748"/>
-          <w:tab w:val="left" w:pos="3664"/>
-          <w:tab w:val="left" w:pos="4580"/>
-          <w:tab w:val="left" w:pos="5496"/>
-          <w:tab w:val="left" w:pos="6412"/>
-          <w:tab w:val="left" w:pos="7328"/>
-          <w:tab w:val="left" w:pos="8244"/>
-          <w:tab w:val="left" w:pos="9160"/>
-          <w:tab w:val="left" w:pos="10076"/>
-          <w:tab w:val="left" w:pos="10992"/>
-          <w:tab w:val="left" w:pos="11908"/>
-          <w:tab w:val="left" w:pos="12824"/>
-          <w:tab w:val="left" w:pos="13740"/>
-          <w:tab w:val="left" w:pos="14656"/>
-        </w:tabs>
-        <w:spacing w:after="0" w:line="240" w:lineRule="auto"/>
-        <w:rPr>
-          <w:rFonts w:ascii="Times New Roman" w:eastAsia="Times New Roman" w:hAnsi="Times New Roman" w:cs="Times New Roman"/>
-          <w:sz w:val="28"/>
-          <w:szCs w:val="28"/>
-        </w:rPr>
-      </w:pPr>
-      <w:r>
-        <w:rPr>
-          <w:rFonts w:ascii="Times New Roman" w:eastAsia="Times New Roman" w:hAnsi="Times New Roman" w:cs="Times New Roman"/>
-          <w:sz w:val="28"/>
-          <w:szCs w:val="28"/>
-        </w:rPr>
-        <w:t>├── company-edit</w:t>
-      </w:r>
-    </w:p>
-    <w:p>
-      <w:pPr>
-        <w:tabs>
-          <w:tab w:val="left" w:pos="916"/>
-          <w:tab w:val="left" w:pos="1832"/>
-          <w:tab w:val="left" w:pos="2748"/>
-          <w:tab w:val="left" w:pos="3664"/>
-          <w:tab w:val="left" w:pos="4580"/>
-          <w:tab w:val="left" w:pos="5496"/>
-          <w:tab w:val="left" w:pos="6412"/>
-          <w:tab w:val="left" w:pos="7328"/>
-          <w:tab w:val="left" w:pos="8244"/>
-          <w:tab w:val="left" w:pos="9160"/>
-          <w:tab w:val="left" w:pos="10076"/>
-          <w:tab w:val="left" w:pos="10992"/>
-          <w:tab w:val="left" w:pos="11908"/>
-          <w:tab w:val="left" w:pos="12824"/>
-          <w:tab w:val="left" w:pos="13740"/>
-          <w:tab w:val="left" w:pos="14656"/>
-        </w:tabs>
-        <w:spacing w:after="0" w:line="240" w:lineRule="auto"/>
-        <w:rPr>
-          <w:rFonts w:ascii="Times New Roman" w:eastAsia="Times New Roman" w:hAnsi="Times New Roman" w:cs="Times New Roman"/>
-          <w:sz w:val="28"/>
-          <w:szCs w:val="28"/>
-        </w:rPr>
-      </w:pPr>
-      <w:r>
-        <w:rPr>
-          <w:rFonts w:ascii="Times New Roman" w:eastAsia="Times New Roman" w:hAnsi="Times New Roman" w:cs="Times New Roman"/>
-          <w:sz w:val="28"/>
-          <w:szCs w:val="28"/>
-        </w:rPr>
-        <w:t>├── company-details</w:t>
+        <w:t>├── assignment-list</w:t>
+      </w:r>
+    </w:p>
+    <w:p>
+      <w:pPr>
+        <w:tabs>
+          <w:tab w:val="left" w:pos="916"/>
+          <w:tab w:val="left" w:pos="1832"/>
+          <w:tab w:val="left" w:pos="2748"/>
+          <w:tab w:val="left" w:pos="3664"/>
+          <w:tab w:val="left" w:pos="4580"/>
+          <w:tab w:val="left" w:pos="5496"/>
+          <w:tab w:val="left" w:pos="6412"/>
+          <w:tab w:val="left" w:pos="7328"/>
+          <w:tab w:val="left" w:pos="8244"/>
+          <w:tab w:val="left" w:pos="9160"/>
+          <w:tab w:val="left" w:pos="10076"/>
+          <w:tab w:val="left" w:pos="10992"/>
+          <w:tab w:val="left" w:pos="11908"/>
+          <w:tab w:val="left" w:pos="12824"/>
+          <w:tab w:val="left" w:pos="13740"/>
+          <w:tab w:val="left" w:pos="14656"/>
+        </w:tabs>
+        <w:spacing w:after="0" w:line="240" w:lineRule="auto"/>
+        <w:rPr>
+          <w:rFonts w:ascii="Times New Roman" w:eastAsia="Times New Roman" w:hAnsi="Times New Roman" w:cs="Times New Roman"/>
+          <w:sz w:val="28"/>
+          <w:szCs w:val="28"/>
+        </w:rPr>
+      </w:pPr>
+      <w:r>
+        <w:rPr>
+          <w:rFonts w:ascii="Times New Roman" w:eastAsia="Times New Roman" w:hAnsi="Times New Roman" w:cs="Times New Roman"/>
+          <w:sz w:val="28"/>
+          <w:szCs w:val="28"/>
+        </w:rPr>
+        <w:t>├── create-assignment</w:t>
+      </w:r>
+    </w:p>
+    <w:p>
+      <w:pPr>
+        <w:tabs>
+          <w:tab w:val="left" w:pos="916"/>
+          <w:tab w:val="left" w:pos="1832"/>
+          <w:tab w:val="left" w:pos="2748"/>
+          <w:tab w:val="left" w:pos="3664"/>
+          <w:tab w:val="left" w:pos="4580"/>
+          <w:tab w:val="left" w:pos="5496"/>
+          <w:tab w:val="left" w:pos="6412"/>
+          <w:tab w:val="left" w:pos="7328"/>
+          <w:tab w:val="left" w:pos="8244"/>
+          <w:tab w:val="left" w:pos="9160"/>
+          <w:tab w:val="left" w:pos="10076"/>
+          <w:tab w:val="left" w:pos="10992"/>
+          <w:tab w:val="left" w:pos="11908"/>
+          <w:tab w:val="left" w:pos="12824"/>
+          <w:tab w:val="left" w:pos="13740"/>
+          <w:tab w:val="left" w:pos="14656"/>
+        </w:tabs>
+        <w:spacing w:after="0" w:line="240" w:lineRule="auto"/>
+        <w:rPr>
+          <w:rFonts w:ascii="Times New Roman" w:eastAsia="Times New Roman" w:hAnsi="Times New Roman" w:cs="Times New Roman"/>
+          <w:sz w:val="28"/>
+          <w:szCs w:val="28"/>
+        </w:rPr>
+      </w:pPr>
+      <w:r>
+        <w:rPr>
+          <w:rFonts w:ascii="Times New Roman" w:eastAsia="Times New Roman" w:hAnsi="Times New Roman" w:cs="Times New Roman"/>
+          <w:sz w:val="28"/>
+          <w:szCs w:val="28"/>
+        </w:rPr>
+        <w:t>├── assignment-details</w:t>
       </w:r>
     </w:p>
     <w:p>
@@ -14171,7 +14561,7 @@
           <w:sz w:val="28"/>
           <w:szCs w:val="28"/>
         </w:rPr>
-        <w:t>company.service</w:t>
+        <w:t>assignment.service</w:t>
       </w:r>
       <w:proofErr w:type="gramEnd"/>
       <w:r>
@@ -14227,7 +14617,7 @@
           <w:sz w:val="28"/>
           <w:szCs w:val="28"/>
         </w:rPr>
-        <w:t>company.model</w:t>
+        <w:t>assignment.model</w:t>
       </w:r>
       <w:proofErr w:type="gramEnd"/>
       <w:r>
@@ -14283,7 +14673,7 @@
           <w:sz w:val="28"/>
           <w:szCs w:val="28"/>
         </w:rPr>
-        <w:t>company.routes</w:t>
+        <w:t>assignment.routes</w:t>
       </w:r>
       <w:proofErr w:type="gramEnd"/>
       <w:r>
@@ -14312,7 +14702,7 @@
           <w:szCs w:val="28"/>
         </w:rPr>
         <w:pict>
-          <v:rect id="_x0000_i1050" style="width:0;height:1.5pt" o:hralign="center" o:hrstd="t" o:hr="t" fillcolor="#a0a0a0" stroked="f"/>
+          <v:rect id="_x0000_i1051" style="width:0;height:1.5pt" o:hralign="center" o:hrstd="t" o:hr="t" fillcolor="#a0a0a0" stroked="f"/>
         </w:pict>
       </w:r>
     </w:p>
@@ -14338,7 +14728,7 @@
           <w:sz w:val="28"/>
           <w:szCs w:val="28"/>
         </w:rPr>
-        <w:t>📍</w:t>
+        <w:t>📋</w:t>
       </w:r>
       <w:r>
         <w:rPr>
@@ -14349,43 +14739,43 @@
           <w:sz w:val="28"/>
           <w:szCs w:val="28"/>
         </w:rPr>
-        <w:t xml:space="preserve"> Delivery Assignment</w:t>
-      </w:r>
-    </w:p>
-    <w:p>
-      <w:pPr>
-        <w:tabs>
-          <w:tab w:val="left" w:pos="916"/>
-          <w:tab w:val="left" w:pos="1832"/>
-          <w:tab w:val="left" w:pos="2748"/>
-          <w:tab w:val="left" w:pos="3664"/>
-          <w:tab w:val="left" w:pos="4580"/>
-          <w:tab w:val="left" w:pos="5496"/>
-          <w:tab w:val="left" w:pos="6412"/>
-          <w:tab w:val="left" w:pos="7328"/>
-          <w:tab w:val="left" w:pos="8244"/>
-          <w:tab w:val="left" w:pos="9160"/>
-          <w:tab w:val="left" w:pos="10076"/>
-          <w:tab w:val="left" w:pos="10992"/>
-          <w:tab w:val="left" w:pos="11908"/>
-          <w:tab w:val="left" w:pos="12824"/>
-          <w:tab w:val="left" w:pos="13740"/>
-          <w:tab w:val="left" w:pos="14656"/>
-        </w:tabs>
-        <w:spacing w:after="0" w:line="240" w:lineRule="auto"/>
-        <w:rPr>
-          <w:rFonts w:ascii="Times New Roman" w:eastAsia="Times New Roman" w:hAnsi="Times New Roman" w:cs="Times New Roman"/>
-          <w:sz w:val="28"/>
-          <w:szCs w:val="28"/>
-        </w:rPr>
-      </w:pPr>
-      <w:r>
-        <w:rPr>
-          <w:rFonts w:ascii="Times New Roman" w:eastAsia="Times New Roman" w:hAnsi="Times New Roman" w:cs="Times New Roman"/>
-          <w:sz w:val="28"/>
-          <w:szCs w:val="28"/>
-        </w:rPr>
-        <w:t>delivery-assignment</w:t>
+        <w:t xml:space="preserve"> Requisition</w:t>
+      </w:r>
+    </w:p>
+    <w:p>
+      <w:pPr>
+        <w:tabs>
+          <w:tab w:val="left" w:pos="916"/>
+          <w:tab w:val="left" w:pos="1832"/>
+          <w:tab w:val="left" w:pos="2748"/>
+          <w:tab w:val="left" w:pos="3664"/>
+          <w:tab w:val="left" w:pos="4580"/>
+          <w:tab w:val="left" w:pos="5496"/>
+          <w:tab w:val="left" w:pos="6412"/>
+          <w:tab w:val="left" w:pos="7328"/>
+          <w:tab w:val="left" w:pos="8244"/>
+          <w:tab w:val="left" w:pos="9160"/>
+          <w:tab w:val="left" w:pos="10076"/>
+          <w:tab w:val="left" w:pos="10992"/>
+          <w:tab w:val="left" w:pos="11908"/>
+          <w:tab w:val="left" w:pos="12824"/>
+          <w:tab w:val="left" w:pos="13740"/>
+          <w:tab w:val="left" w:pos="14656"/>
+        </w:tabs>
+        <w:spacing w:after="0" w:line="240" w:lineRule="auto"/>
+        <w:rPr>
+          <w:rFonts w:ascii="Times New Roman" w:eastAsia="Times New Roman" w:hAnsi="Times New Roman" w:cs="Times New Roman"/>
+          <w:sz w:val="28"/>
+          <w:szCs w:val="28"/>
+        </w:rPr>
+      </w:pPr>
+      <w:r>
+        <w:rPr>
+          <w:rFonts w:ascii="Times New Roman" w:eastAsia="Times New Roman" w:hAnsi="Times New Roman" w:cs="Times New Roman"/>
+          <w:sz w:val="28"/>
+          <w:szCs w:val="28"/>
+        </w:rPr>
+        <w:t>requisition</w:t>
       </w:r>
     </w:p>
     <w:p>
@@ -14457,483 +14847,43 @@
           <w:sz w:val="28"/>
           <w:szCs w:val="28"/>
         </w:rPr>
-        <w:t>├── assignment-list</w:t>
-      </w:r>
-    </w:p>
-    <w:p>
-      <w:pPr>
-        <w:tabs>
-          <w:tab w:val="left" w:pos="916"/>
-          <w:tab w:val="left" w:pos="1832"/>
-          <w:tab w:val="left" w:pos="2748"/>
-          <w:tab w:val="left" w:pos="3664"/>
-          <w:tab w:val="left" w:pos="4580"/>
-          <w:tab w:val="left" w:pos="5496"/>
-          <w:tab w:val="left" w:pos="6412"/>
-          <w:tab w:val="left" w:pos="7328"/>
-          <w:tab w:val="left" w:pos="8244"/>
-          <w:tab w:val="left" w:pos="9160"/>
-          <w:tab w:val="left" w:pos="10076"/>
-          <w:tab w:val="left" w:pos="10992"/>
-          <w:tab w:val="left" w:pos="11908"/>
-          <w:tab w:val="left" w:pos="12824"/>
-          <w:tab w:val="left" w:pos="13740"/>
-          <w:tab w:val="left" w:pos="14656"/>
-        </w:tabs>
-        <w:spacing w:after="0" w:line="240" w:lineRule="auto"/>
-        <w:rPr>
-          <w:rFonts w:ascii="Times New Roman" w:eastAsia="Times New Roman" w:hAnsi="Times New Roman" w:cs="Times New Roman"/>
-          <w:sz w:val="28"/>
-          <w:szCs w:val="28"/>
-        </w:rPr>
-      </w:pPr>
-      <w:r>
-        <w:rPr>
-          <w:rFonts w:ascii="Times New Roman" w:eastAsia="Times New Roman" w:hAnsi="Times New Roman" w:cs="Times New Roman"/>
-          <w:sz w:val="28"/>
-          <w:szCs w:val="28"/>
-        </w:rPr>
-        <w:t>├── create-assignment</w:t>
-      </w:r>
-    </w:p>
-    <w:p>
-      <w:pPr>
-        <w:tabs>
-          <w:tab w:val="left" w:pos="916"/>
-          <w:tab w:val="left" w:pos="1832"/>
-          <w:tab w:val="left" w:pos="2748"/>
-          <w:tab w:val="left" w:pos="3664"/>
-          <w:tab w:val="left" w:pos="4580"/>
-          <w:tab w:val="left" w:pos="5496"/>
-          <w:tab w:val="left" w:pos="6412"/>
-          <w:tab w:val="left" w:pos="7328"/>
-          <w:tab w:val="left" w:pos="8244"/>
-          <w:tab w:val="left" w:pos="9160"/>
-          <w:tab w:val="left" w:pos="10076"/>
-          <w:tab w:val="left" w:pos="10992"/>
-          <w:tab w:val="left" w:pos="11908"/>
-          <w:tab w:val="left" w:pos="12824"/>
-          <w:tab w:val="left" w:pos="13740"/>
-          <w:tab w:val="left" w:pos="14656"/>
-        </w:tabs>
-        <w:spacing w:after="0" w:line="240" w:lineRule="auto"/>
-        <w:rPr>
-          <w:rFonts w:ascii="Times New Roman" w:eastAsia="Times New Roman" w:hAnsi="Times New Roman" w:cs="Times New Roman"/>
-          <w:sz w:val="28"/>
-          <w:szCs w:val="28"/>
-        </w:rPr>
-      </w:pPr>
-      <w:r>
-        <w:rPr>
-          <w:rFonts w:ascii="Times New Roman" w:eastAsia="Times New Roman" w:hAnsi="Times New Roman" w:cs="Times New Roman"/>
-          <w:sz w:val="28"/>
-          <w:szCs w:val="28"/>
-        </w:rPr>
-        <w:t>├── assignment-details</w:t>
-      </w:r>
-    </w:p>
-    <w:p>
-      <w:pPr>
-        <w:tabs>
-          <w:tab w:val="left" w:pos="916"/>
-          <w:tab w:val="left" w:pos="1832"/>
-          <w:tab w:val="left" w:pos="2748"/>
-          <w:tab w:val="left" w:pos="3664"/>
-          <w:tab w:val="left" w:pos="4580"/>
-          <w:tab w:val="left" w:pos="5496"/>
-          <w:tab w:val="left" w:pos="6412"/>
-          <w:tab w:val="left" w:pos="7328"/>
-          <w:tab w:val="left" w:pos="8244"/>
-          <w:tab w:val="left" w:pos="9160"/>
-          <w:tab w:val="left" w:pos="10076"/>
-          <w:tab w:val="left" w:pos="10992"/>
-          <w:tab w:val="left" w:pos="11908"/>
-          <w:tab w:val="left" w:pos="12824"/>
-          <w:tab w:val="left" w:pos="13740"/>
-          <w:tab w:val="left" w:pos="14656"/>
-        </w:tabs>
-        <w:spacing w:after="0" w:line="240" w:lineRule="auto"/>
-        <w:rPr>
-          <w:rFonts w:ascii="Times New Roman" w:eastAsia="Times New Roman" w:hAnsi="Times New Roman" w:cs="Times New Roman"/>
-          <w:sz w:val="28"/>
-          <w:szCs w:val="28"/>
-        </w:rPr>
-      </w:pPr>
-      <w:r>
-        <w:rPr>
-          <w:rFonts w:ascii="Times New Roman" w:eastAsia="Times New Roman" w:hAnsi="Times New Roman" w:cs="Times New Roman"/>
-          <w:sz w:val="28"/>
-          <w:szCs w:val="28"/>
-        </w:rPr>
-        <w:t>│</w:t>
-      </w:r>
-    </w:p>
-    <w:p>
-      <w:pPr>
-        <w:tabs>
-          <w:tab w:val="left" w:pos="916"/>
-          <w:tab w:val="left" w:pos="1832"/>
-          <w:tab w:val="left" w:pos="2748"/>
-          <w:tab w:val="left" w:pos="3664"/>
-          <w:tab w:val="left" w:pos="4580"/>
-          <w:tab w:val="left" w:pos="5496"/>
-          <w:tab w:val="left" w:pos="6412"/>
-          <w:tab w:val="left" w:pos="7328"/>
-          <w:tab w:val="left" w:pos="8244"/>
-          <w:tab w:val="left" w:pos="9160"/>
-          <w:tab w:val="left" w:pos="10076"/>
-          <w:tab w:val="left" w:pos="10992"/>
-          <w:tab w:val="left" w:pos="11908"/>
-          <w:tab w:val="left" w:pos="12824"/>
-          <w:tab w:val="left" w:pos="13740"/>
-          <w:tab w:val="left" w:pos="14656"/>
-        </w:tabs>
-        <w:spacing w:after="0" w:line="240" w:lineRule="auto"/>
-        <w:rPr>
-          <w:rFonts w:ascii="Times New Roman" w:eastAsia="Times New Roman" w:hAnsi="Times New Roman" w:cs="Times New Roman"/>
-          <w:sz w:val="28"/>
-          <w:szCs w:val="28"/>
-        </w:rPr>
-      </w:pPr>
-      <w:r>
-        <w:rPr>
-          <w:rFonts w:ascii="Times New Roman" w:eastAsia="Times New Roman" w:hAnsi="Times New Roman" w:cs="Times New Roman"/>
-          <w:sz w:val="28"/>
-          <w:szCs w:val="28"/>
-        </w:rPr>
-        <w:t>├── delivery-</w:t>
-      </w:r>
-      <w:proofErr w:type="spellStart"/>
-      <w:proofErr w:type="gramStart"/>
-      <w:r>
-        <w:rPr>
-          <w:rFonts w:ascii="Times New Roman" w:eastAsia="Times New Roman" w:hAnsi="Times New Roman" w:cs="Times New Roman"/>
-          <w:sz w:val="28"/>
-          <w:szCs w:val="28"/>
-        </w:rPr>
-        <w:t>assignment.service</w:t>
-      </w:r>
-      <w:proofErr w:type="gramEnd"/>
-      <w:r>
-        <w:rPr>
-          <w:rFonts w:ascii="Times New Roman" w:eastAsia="Times New Roman" w:hAnsi="Times New Roman" w:cs="Times New Roman"/>
-          <w:sz w:val="28"/>
-          <w:szCs w:val="28"/>
-        </w:rPr>
-        <w:t>.ts</w:t>
-      </w:r>
-      <w:proofErr w:type="spellEnd"/>
-    </w:p>
-    <w:p>
-      <w:pPr>
-        <w:tabs>
-          <w:tab w:val="left" w:pos="916"/>
-          <w:tab w:val="left" w:pos="1832"/>
-          <w:tab w:val="left" w:pos="2748"/>
-          <w:tab w:val="left" w:pos="3664"/>
-          <w:tab w:val="left" w:pos="4580"/>
-          <w:tab w:val="left" w:pos="5496"/>
-          <w:tab w:val="left" w:pos="6412"/>
-          <w:tab w:val="left" w:pos="7328"/>
-          <w:tab w:val="left" w:pos="8244"/>
-          <w:tab w:val="left" w:pos="9160"/>
-          <w:tab w:val="left" w:pos="10076"/>
-          <w:tab w:val="left" w:pos="10992"/>
-          <w:tab w:val="left" w:pos="11908"/>
-          <w:tab w:val="left" w:pos="12824"/>
-          <w:tab w:val="left" w:pos="13740"/>
-          <w:tab w:val="left" w:pos="14656"/>
-        </w:tabs>
-        <w:spacing w:after="0" w:line="240" w:lineRule="auto"/>
-        <w:rPr>
-          <w:rFonts w:ascii="Times New Roman" w:eastAsia="Times New Roman" w:hAnsi="Times New Roman" w:cs="Times New Roman"/>
-          <w:sz w:val="28"/>
-          <w:szCs w:val="28"/>
-        </w:rPr>
-      </w:pPr>
-      <w:r>
-        <w:rPr>
-          <w:rFonts w:ascii="Times New Roman" w:eastAsia="Times New Roman" w:hAnsi="Times New Roman" w:cs="Times New Roman"/>
-          <w:sz w:val="28"/>
-          <w:szCs w:val="28"/>
-        </w:rPr>
-        <w:t>├── delivery-</w:t>
-      </w:r>
-      <w:proofErr w:type="spellStart"/>
-      <w:proofErr w:type="gramStart"/>
-      <w:r>
-        <w:rPr>
-          <w:rFonts w:ascii="Times New Roman" w:eastAsia="Times New Roman" w:hAnsi="Times New Roman" w:cs="Times New Roman"/>
-          <w:sz w:val="28"/>
-          <w:szCs w:val="28"/>
-        </w:rPr>
-        <w:t>assignment.model</w:t>
-      </w:r>
-      <w:proofErr w:type="gramEnd"/>
-      <w:r>
-        <w:rPr>
-          <w:rFonts w:ascii="Times New Roman" w:eastAsia="Times New Roman" w:hAnsi="Times New Roman" w:cs="Times New Roman"/>
-          <w:sz w:val="28"/>
-          <w:szCs w:val="28"/>
-        </w:rPr>
-        <w:t>.ts</w:t>
-      </w:r>
-      <w:proofErr w:type="spellEnd"/>
-    </w:p>
-    <w:p>
-      <w:pPr>
-        <w:tabs>
-          <w:tab w:val="left" w:pos="916"/>
-          <w:tab w:val="left" w:pos="1832"/>
-          <w:tab w:val="left" w:pos="2748"/>
-          <w:tab w:val="left" w:pos="3664"/>
-          <w:tab w:val="left" w:pos="4580"/>
-          <w:tab w:val="left" w:pos="5496"/>
-          <w:tab w:val="left" w:pos="6412"/>
-          <w:tab w:val="left" w:pos="7328"/>
-          <w:tab w:val="left" w:pos="8244"/>
-          <w:tab w:val="left" w:pos="9160"/>
-          <w:tab w:val="left" w:pos="10076"/>
-          <w:tab w:val="left" w:pos="10992"/>
-          <w:tab w:val="left" w:pos="11908"/>
-          <w:tab w:val="left" w:pos="12824"/>
-          <w:tab w:val="left" w:pos="13740"/>
-          <w:tab w:val="left" w:pos="14656"/>
-        </w:tabs>
-        <w:spacing w:after="0" w:line="240" w:lineRule="auto"/>
-        <w:rPr>
-          <w:rFonts w:ascii="Times New Roman" w:eastAsia="Times New Roman" w:hAnsi="Times New Roman" w:cs="Times New Roman"/>
-          <w:sz w:val="28"/>
-          <w:szCs w:val="28"/>
-        </w:rPr>
-      </w:pPr>
-      <w:r>
-        <w:rPr>
-          <w:rFonts w:ascii="Times New Roman" w:eastAsia="Times New Roman" w:hAnsi="Times New Roman" w:cs="Times New Roman"/>
-          <w:sz w:val="28"/>
-          <w:szCs w:val="28"/>
-        </w:rPr>
-        <w:t>└── delivery-</w:t>
-      </w:r>
-      <w:proofErr w:type="spellStart"/>
-      <w:proofErr w:type="gramStart"/>
-      <w:r>
-        <w:rPr>
-          <w:rFonts w:ascii="Times New Roman" w:eastAsia="Times New Roman" w:hAnsi="Times New Roman" w:cs="Times New Roman"/>
-          <w:sz w:val="28"/>
-          <w:szCs w:val="28"/>
-        </w:rPr>
-        <w:t>assignment.routes</w:t>
-      </w:r>
-      <w:proofErr w:type="gramEnd"/>
-      <w:r>
-        <w:rPr>
-          <w:rFonts w:ascii="Times New Roman" w:eastAsia="Times New Roman" w:hAnsi="Times New Roman" w:cs="Times New Roman"/>
-          <w:sz w:val="28"/>
-          <w:szCs w:val="28"/>
-        </w:rPr>
-        <w:t>.ts</w:t>
-      </w:r>
-      <w:proofErr w:type="spellEnd"/>
-    </w:p>
-    <w:p>
-      <w:pPr>
-        <w:spacing w:after="0" w:line="240" w:lineRule="auto"/>
-        <w:rPr>
-          <w:rFonts w:ascii="Times New Roman" w:eastAsia="Times New Roman" w:hAnsi="Times New Roman" w:cs="Times New Roman"/>
-          <w:sz w:val="28"/>
-          <w:szCs w:val="28"/>
-        </w:rPr>
-      </w:pPr>
-      <w:r>
-        <w:rPr>
-          <w:rFonts w:ascii="Times New Roman" w:eastAsia="Times New Roman" w:hAnsi="Times New Roman" w:cs="Times New Roman"/>
-          <w:sz w:val="28"/>
-          <w:szCs w:val="28"/>
-        </w:rPr>
-        <w:pict>
-          <v:rect id="_x0000_i1051" style="width:0;height:1.5pt" o:hralign="center" o:hrstd="t" o:hr="t" fillcolor="#a0a0a0" stroked="f"/>
-        </w:pict>
-      </w:r>
-    </w:p>
-    <w:p>
-      <w:pPr>
-        <w:spacing w:before="100" w:beforeAutospacing="1" w:after="100" w:afterAutospacing="1" w:line="240" w:lineRule="auto"/>
-        <w:outlineLvl w:val="0"/>
-        <w:rPr>
-          <w:rFonts w:ascii="Times New Roman" w:eastAsia="Times New Roman" w:hAnsi="Times New Roman" w:cs="Times New Roman"/>
-          <w:b/>
-          <w:bCs/>
-          <w:kern w:val="36"/>
-          <w:sz w:val="28"/>
-          <w:szCs w:val="28"/>
-        </w:rPr>
-      </w:pPr>
-      <w:r>
-        <w:rPr>
-          <w:rFonts w:ascii="Segoe UI Symbol" w:eastAsia="Times New Roman" w:hAnsi="Segoe UI Symbol" w:cs="Segoe UI Symbol"/>
-          <w:b/>
-          <w:bCs/>
-          <w:kern w:val="36"/>
+        <w:t>├── requisition-list</w:t>
+      </w:r>
+    </w:p>
+    <w:p>
+      <w:pPr>
+        <w:tabs>
+          <w:tab w:val="left" w:pos="916"/>
+          <w:tab w:val="left" w:pos="1832"/>
+          <w:tab w:val="left" w:pos="2748"/>
+          <w:tab w:val="left" w:pos="3664"/>
+          <w:tab w:val="left" w:pos="4580"/>
+          <w:tab w:val="left" w:pos="5496"/>
+          <w:tab w:val="left" w:pos="6412"/>
+          <w:tab w:val="left" w:pos="7328"/>
+          <w:tab w:val="left" w:pos="8244"/>
+          <w:tab w:val="left" w:pos="9160"/>
+          <w:tab w:val="left" w:pos="10076"/>
+          <w:tab w:val="left" w:pos="10992"/>
+          <w:tab w:val="left" w:pos="11908"/>
+          <w:tab w:val="left" w:pos="12824"/>
+          <w:tab w:val="left" w:pos="13740"/>
+          <w:tab w:val="left" w:pos="14656"/>
+        </w:tabs>
+        <w:spacing w:after="0" w:line="240" w:lineRule="auto"/>
+        <w:rPr>
+          <w:rFonts w:ascii="Times New Roman" w:eastAsia="Times New Roman" w:hAnsi="Times New Roman" w:cs="Times New Roman"/>
+          <w:sz w:val="28"/>
+          <w:szCs w:val="28"/>
+        </w:rPr>
+      </w:pPr>
+      <w:r>
+        <w:rPr>
+          <w:rFonts w:ascii="Times New Roman" w:eastAsia="Times New Roman" w:hAnsi="Times New Roman" w:cs="Times New Roman"/>
           <w:sz w:val="28"/>
           <w:szCs w:val="28"/>
         </w:rPr>
         <w:lastRenderedPageBreak/>
-        <w:t>📋</w:t>
-      </w:r>
-      <w:r>
-        <w:rPr>
-          <w:rFonts w:ascii="Times New Roman" w:eastAsia="Times New Roman" w:hAnsi="Times New Roman" w:cs="Times New Roman"/>
-          <w:b/>
-          <w:bCs/>
-          <w:kern w:val="36"/>
-          <w:sz w:val="28"/>
-          <w:szCs w:val="28"/>
-        </w:rPr>
-        <w:t xml:space="preserve"> Requisition</w:t>
-      </w:r>
-    </w:p>
-    <w:p>
-      <w:pPr>
-        <w:tabs>
-          <w:tab w:val="left" w:pos="916"/>
-          <w:tab w:val="left" w:pos="1832"/>
-          <w:tab w:val="left" w:pos="2748"/>
-          <w:tab w:val="left" w:pos="3664"/>
-          <w:tab w:val="left" w:pos="4580"/>
-          <w:tab w:val="left" w:pos="5496"/>
-          <w:tab w:val="left" w:pos="6412"/>
-          <w:tab w:val="left" w:pos="7328"/>
-          <w:tab w:val="left" w:pos="8244"/>
-          <w:tab w:val="left" w:pos="9160"/>
-          <w:tab w:val="left" w:pos="10076"/>
-          <w:tab w:val="left" w:pos="10992"/>
-          <w:tab w:val="left" w:pos="11908"/>
-          <w:tab w:val="left" w:pos="12824"/>
-          <w:tab w:val="left" w:pos="13740"/>
-          <w:tab w:val="left" w:pos="14656"/>
-        </w:tabs>
-        <w:spacing w:after="0" w:line="240" w:lineRule="auto"/>
-        <w:rPr>
-          <w:rFonts w:ascii="Times New Roman" w:eastAsia="Times New Roman" w:hAnsi="Times New Roman" w:cs="Times New Roman"/>
-          <w:sz w:val="28"/>
-          <w:szCs w:val="28"/>
-        </w:rPr>
-      </w:pPr>
-      <w:r>
-        <w:rPr>
-          <w:rFonts w:ascii="Times New Roman" w:eastAsia="Times New Roman" w:hAnsi="Times New Roman" w:cs="Times New Roman"/>
-          <w:sz w:val="28"/>
-          <w:szCs w:val="28"/>
-        </w:rPr>
-        <w:t>requisition</w:t>
-      </w:r>
-    </w:p>
-    <w:p>
-      <w:pPr>
-        <w:tabs>
-          <w:tab w:val="left" w:pos="916"/>
-          <w:tab w:val="left" w:pos="1832"/>
-          <w:tab w:val="left" w:pos="2748"/>
-          <w:tab w:val="left" w:pos="3664"/>
-          <w:tab w:val="left" w:pos="4580"/>
-          <w:tab w:val="left" w:pos="5496"/>
-          <w:tab w:val="left" w:pos="6412"/>
-          <w:tab w:val="left" w:pos="7328"/>
-          <w:tab w:val="left" w:pos="8244"/>
-          <w:tab w:val="left" w:pos="9160"/>
-          <w:tab w:val="left" w:pos="10076"/>
-          <w:tab w:val="left" w:pos="10992"/>
-          <w:tab w:val="left" w:pos="11908"/>
-          <w:tab w:val="left" w:pos="12824"/>
-          <w:tab w:val="left" w:pos="13740"/>
-          <w:tab w:val="left" w:pos="14656"/>
-        </w:tabs>
-        <w:spacing w:after="0" w:line="240" w:lineRule="auto"/>
-        <w:rPr>
-          <w:rFonts w:ascii="Times New Roman" w:eastAsia="Times New Roman" w:hAnsi="Times New Roman" w:cs="Times New Roman"/>
-          <w:sz w:val="28"/>
-          <w:szCs w:val="28"/>
-        </w:rPr>
-      </w:pPr>
-      <w:r>
-        <w:rPr>
-          <w:rFonts w:ascii="Times New Roman" w:eastAsia="Times New Roman" w:hAnsi="Times New Roman" w:cs="Times New Roman"/>
-          <w:sz w:val="28"/>
-          <w:szCs w:val="28"/>
-        </w:rPr>
-        <w:t>│</w:t>
-      </w:r>
-    </w:p>
-    <w:p>
-      <w:pPr>
-        <w:tabs>
-          <w:tab w:val="left" w:pos="916"/>
-          <w:tab w:val="left" w:pos="1832"/>
-          <w:tab w:val="left" w:pos="2748"/>
-          <w:tab w:val="left" w:pos="3664"/>
-          <w:tab w:val="left" w:pos="4580"/>
-          <w:tab w:val="left" w:pos="5496"/>
-          <w:tab w:val="left" w:pos="6412"/>
-          <w:tab w:val="left" w:pos="7328"/>
-          <w:tab w:val="left" w:pos="8244"/>
-          <w:tab w:val="left" w:pos="9160"/>
-          <w:tab w:val="left" w:pos="10076"/>
-          <w:tab w:val="left" w:pos="10992"/>
-          <w:tab w:val="left" w:pos="11908"/>
-          <w:tab w:val="left" w:pos="12824"/>
-          <w:tab w:val="left" w:pos="13740"/>
-          <w:tab w:val="left" w:pos="14656"/>
-        </w:tabs>
-        <w:spacing w:after="0" w:line="240" w:lineRule="auto"/>
-        <w:rPr>
-          <w:rFonts w:ascii="Times New Roman" w:eastAsia="Times New Roman" w:hAnsi="Times New Roman" w:cs="Times New Roman"/>
-          <w:sz w:val="28"/>
-          <w:szCs w:val="28"/>
-        </w:rPr>
-      </w:pPr>
-      <w:r>
-        <w:rPr>
-          <w:rFonts w:ascii="Times New Roman" w:eastAsia="Times New Roman" w:hAnsi="Times New Roman" w:cs="Times New Roman"/>
-          <w:sz w:val="28"/>
-          <w:szCs w:val="28"/>
-        </w:rPr>
-        <w:t>├── requisition-list</w:t>
-      </w:r>
-    </w:p>
-    <w:p>
-      <w:pPr>
-        <w:tabs>
-          <w:tab w:val="left" w:pos="916"/>
-          <w:tab w:val="left" w:pos="1832"/>
-          <w:tab w:val="left" w:pos="2748"/>
-          <w:tab w:val="left" w:pos="3664"/>
-          <w:tab w:val="left" w:pos="4580"/>
-          <w:tab w:val="left" w:pos="5496"/>
-          <w:tab w:val="left" w:pos="6412"/>
-          <w:tab w:val="left" w:pos="7328"/>
-          <w:tab w:val="left" w:pos="8244"/>
-          <w:tab w:val="left" w:pos="9160"/>
-          <w:tab w:val="left" w:pos="10076"/>
-          <w:tab w:val="left" w:pos="10992"/>
-          <w:tab w:val="left" w:pos="11908"/>
-          <w:tab w:val="left" w:pos="12824"/>
-          <w:tab w:val="left" w:pos="13740"/>
-          <w:tab w:val="left" w:pos="14656"/>
-        </w:tabs>
-        <w:spacing w:after="0" w:line="240" w:lineRule="auto"/>
-        <w:rPr>
-          <w:rFonts w:ascii="Times New Roman" w:eastAsia="Times New Roman" w:hAnsi="Times New Roman" w:cs="Times New Roman"/>
-          <w:sz w:val="28"/>
-          <w:szCs w:val="28"/>
-        </w:rPr>
-      </w:pPr>
-      <w:r>
-        <w:rPr>
-          <w:rFonts w:ascii="Times New Roman" w:eastAsia="Times New Roman" w:hAnsi="Times New Roman" w:cs="Times New Roman"/>
-          <w:sz w:val="28"/>
-          <w:szCs w:val="28"/>
-        </w:rPr>
         <w:t>├── create-requisition</w:t>
       </w:r>
     </w:p>
@@ -16342,7 +16292,6 @@
           <w:sz w:val="28"/>
           <w:szCs w:val="28"/>
         </w:rPr>
-        <w:lastRenderedPageBreak/>
         <w:t xml:space="preserve">  </w:t>
       </w:r>
       <w:r>
@@ -17943,7 +17892,7 @@
           <w:szCs w:val="24"/>
         </w:rPr>
         <w:pict>
-          <v:rect id="_x0000_i1145" style="width:0;height:1.5pt" o:hralign="center" o:hrstd="t" o:hr="t" fillcolor="#a0a0a0" stroked="f"/>
+          <v:rect id="_x0000_i1053" style="width:0;height:1.5pt" o:hralign="center" o:hrstd="t" o:hr="t" fillcolor="#a0a0a0" stroked="f"/>
         </w:pict>
       </w:r>
     </w:p>
@@ -18633,7 +18582,6 @@
         <w:rPr>
           <w:rFonts w:ascii="Times New Roman" w:hAnsi="Times New Roman" w:cs="Times New Roman"/>
         </w:rPr>
-        <w:lastRenderedPageBreak/>
         <w:t xml:space="preserve">│ │ ├── </w:t>
       </w:r>
       <w:proofErr w:type="spellStart"/>
@@ -18984,6 +18932,7 @@
         <w:rPr>
           <w:rFonts w:ascii="Times New Roman" w:hAnsi="Times New Roman" w:cs="Times New Roman"/>
         </w:rPr>
+        <w:lastRenderedPageBreak/>
         <w:t xml:space="preserve">├── </w:t>
       </w:r>
       <w:proofErr w:type="spellStart"/>
@@ -19567,7 +19516,7 @@
           <w:szCs w:val="28"/>
         </w:rPr>
         <w:pict>
-          <v:rect id="_x0000_i1053" style="width:0;height:1.5pt" o:hralign="center" o:hrstd="t" o:hr="t" fillcolor="#a0a0a0" stroked="f"/>
+          <v:rect id="_x0000_i1054" style="width:0;height:1.5pt" o:hralign="center" o:hrstd="t" o:hr="t" fillcolor="#a0a0a0" stroked="f"/>
         </w:pict>
       </w:r>
     </w:p>
@@ -20396,315 +20345,315 @@
           <w:sz w:val="20"/>
           <w:szCs w:val="20"/>
         </w:rPr>
+        <w:t>Request DTO</w:t>
+      </w:r>
+    </w:p>
+    <w:p>
+      <w:pPr>
+        <w:tabs>
+          <w:tab w:val="left" w:pos="916"/>
+          <w:tab w:val="left" w:pos="1832"/>
+          <w:tab w:val="left" w:pos="2748"/>
+          <w:tab w:val="left" w:pos="3664"/>
+          <w:tab w:val="left" w:pos="4580"/>
+          <w:tab w:val="left" w:pos="5496"/>
+          <w:tab w:val="left" w:pos="6412"/>
+          <w:tab w:val="left" w:pos="7328"/>
+          <w:tab w:val="left" w:pos="8244"/>
+          <w:tab w:val="left" w:pos="9160"/>
+          <w:tab w:val="left" w:pos="10076"/>
+          <w:tab w:val="left" w:pos="10992"/>
+          <w:tab w:val="left" w:pos="11908"/>
+          <w:tab w:val="left" w:pos="12824"/>
+          <w:tab w:val="left" w:pos="13740"/>
+          <w:tab w:val="left" w:pos="14656"/>
+        </w:tabs>
+        <w:spacing w:after="0" w:line="240" w:lineRule="auto"/>
+        <w:rPr>
+          <w:rFonts w:ascii="Times New Roman" w:eastAsia="Times New Roman" w:hAnsi="Times New Roman" w:cs="Times New Roman"/>
+          <w:sz w:val="20"/>
+          <w:szCs w:val="20"/>
+        </w:rPr>
+      </w:pPr>
+      <w:r>
+        <w:rPr>
+          <w:rFonts w:ascii="Times New Roman" w:eastAsia="Times New Roman" w:hAnsi="Times New Roman" w:cs="Times New Roman"/>
+          <w:sz w:val="20"/>
+          <w:szCs w:val="20"/>
+        </w:rPr>
+        <w:t>│</w:t>
+      </w:r>
+    </w:p>
+    <w:p>
+      <w:pPr>
+        <w:tabs>
+          <w:tab w:val="left" w:pos="916"/>
+          <w:tab w:val="left" w:pos="1832"/>
+          <w:tab w:val="left" w:pos="2748"/>
+          <w:tab w:val="left" w:pos="3664"/>
+          <w:tab w:val="left" w:pos="4580"/>
+          <w:tab w:val="left" w:pos="5496"/>
+          <w:tab w:val="left" w:pos="6412"/>
+          <w:tab w:val="left" w:pos="7328"/>
+          <w:tab w:val="left" w:pos="8244"/>
+          <w:tab w:val="left" w:pos="9160"/>
+          <w:tab w:val="left" w:pos="10076"/>
+          <w:tab w:val="left" w:pos="10992"/>
+          <w:tab w:val="left" w:pos="11908"/>
+          <w:tab w:val="left" w:pos="12824"/>
+          <w:tab w:val="left" w:pos="13740"/>
+          <w:tab w:val="left" w:pos="14656"/>
+        </w:tabs>
+        <w:spacing w:after="0" w:line="240" w:lineRule="auto"/>
+        <w:rPr>
+          <w:rFonts w:ascii="Times New Roman" w:eastAsia="Times New Roman" w:hAnsi="Times New Roman" w:cs="Times New Roman"/>
+          <w:sz w:val="20"/>
+          <w:szCs w:val="20"/>
+        </w:rPr>
+      </w:pPr>
+      <w:r>
+        <w:rPr>
+          <w:rFonts w:ascii="Times New Roman" w:eastAsia="Times New Roman" w:hAnsi="Times New Roman" w:cs="Times New Roman"/>
+          <w:sz w:val="20"/>
+          <w:szCs w:val="20"/>
+        </w:rPr>
+        <w:t xml:space="preserve">└── </w:t>
+      </w:r>
+      <w:proofErr w:type="spellStart"/>
+      <w:r>
+        <w:rPr>
+          <w:rFonts w:ascii="Times New Roman" w:eastAsia="Times New Roman" w:hAnsi="Times New Roman" w:cs="Times New Roman"/>
+          <w:sz w:val="20"/>
+          <w:szCs w:val="20"/>
+        </w:rPr>
+        <w:t>UserRequestDto</w:t>
+      </w:r>
+      <w:proofErr w:type="spellEnd"/>
+    </w:p>
+    <w:p>
+      <w:pPr>
+        <w:tabs>
+          <w:tab w:val="left" w:pos="916"/>
+          <w:tab w:val="left" w:pos="1832"/>
+          <w:tab w:val="left" w:pos="2748"/>
+          <w:tab w:val="left" w:pos="3664"/>
+          <w:tab w:val="left" w:pos="4580"/>
+          <w:tab w:val="left" w:pos="5496"/>
+          <w:tab w:val="left" w:pos="6412"/>
+          <w:tab w:val="left" w:pos="7328"/>
+          <w:tab w:val="left" w:pos="8244"/>
+          <w:tab w:val="left" w:pos="9160"/>
+          <w:tab w:val="left" w:pos="10076"/>
+          <w:tab w:val="left" w:pos="10992"/>
+          <w:tab w:val="left" w:pos="11908"/>
+          <w:tab w:val="left" w:pos="12824"/>
+          <w:tab w:val="left" w:pos="13740"/>
+          <w:tab w:val="left" w:pos="14656"/>
+        </w:tabs>
+        <w:spacing w:after="0" w:line="240" w:lineRule="auto"/>
+        <w:rPr>
+          <w:rFonts w:ascii="Times New Roman" w:eastAsia="Times New Roman" w:hAnsi="Times New Roman" w:cs="Times New Roman"/>
+          <w:sz w:val="20"/>
+          <w:szCs w:val="20"/>
+        </w:rPr>
+      </w:pPr>
+      <w:r>
+        <w:rPr>
+          <w:rFonts w:ascii="Times New Roman" w:eastAsia="Times New Roman" w:hAnsi="Times New Roman" w:cs="Times New Roman"/>
+          <w:sz w:val="20"/>
+          <w:szCs w:val="20"/>
+        </w:rPr>
+        <w:t>Response DTO</w:t>
+      </w:r>
+    </w:p>
+    <w:p>
+      <w:pPr>
+        <w:tabs>
+          <w:tab w:val="left" w:pos="916"/>
+          <w:tab w:val="left" w:pos="1832"/>
+          <w:tab w:val="left" w:pos="2748"/>
+          <w:tab w:val="left" w:pos="3664"/>
+          <w:tab w:val="left" w:pos="4580"/>
+          <w:tab w:val="left" w:pos="5496"/>
+          <w:tab w:val="left" w:pos="6412"/>
+          <w:tab w:val="left" w:pos="7328"/>
+          <w:tab w:val="left" w:pos="8244"/>
+          <w:tab w:val="left" w:pos="9160"/>
+          <w:tab w:val="left" w:pos="10076"/>
+          <w:tab w:val="left" w:pos="10992"/>
+          <w:tab w:val="left" w:pos="11908"/>
+          <w:tab w:val="left" w:pos="12824"/>
+          <w:tab w:val="left" w:pos="13740"/>
+          <w:tab w:val="left" w:pos="14656"/>
+        </w:tabs>
+        <w:spacing w:after="0" w:line="240" w:lineRule="auto"/>
+        <w:rPr>
+          <w:rFonts w:ascii="Times New Roman" w:eastAsia="Times New Roman" w:hAnsi="Times New Roman" w:cs="Times New Roman"/>
+          <w:sz w:val="20"/>
+          <w:szCs w:val="20"/>
+        </w:rPr>
+      </w:pPr>
+      <w:r>
+        <w:rPr>
+          <w:rFonts w:ascii="Times New Roman" w:eastAsia="Times New Roman" w:hAnsi="Times New Roman" w:cs="Times New Roman"/>
+          <w:sz w:val="20"/>
+          <w:szCs w:val="20"/>
+        </w:rPr>
+        <w:t>│</w:t>
+      </w:r>
+    </w:p>
+    <w:p>
+      <w:pPr>
+        <w:tabs>
+          <w:tab w:val="left" w:pos="916"/>
+          <w:tab w:val="left" w:pos="1832"/>
+          <w:tab w:val="left" w:pos="2748"/>
+          <w:tab w:val="left" w:pos="3664"/>
+          <w:tab w:val="left" w:pos="4580"/>
+          <w:tab w:val="left" w:pos="5496"/>
+          <w:tab w:val="left" w:pos="6412"/>
+          <w:tab w:val="left" w:pos="7328"/>
+          <w:tab w:val="left" w:pos="8244"/>
+          <w:tab w:val="left" w:pos="9160"/>
+          <w:tab w:val="left" w:pos="10076"/>
+          <w:tab w:val="left" w:pos="10992"/>
+          <w:tab w:val="left" w:pos="11908"/>
+          <w:tab w:val="left" w:pos="12824"/>
+          <w:tab w:val="left" w:pos="13740"/>
+          <w:tab w:val="left" w:pos="14656"/>
+        </w:tabs>
+        <w:spacing w:after="0" w:line="240" w:lineRule="auto"/>
+        <w:rPr>
+          <w:rFonts w:ascii="Times New Roman" w:eastAsia="Times New Roman" w:hAnsi="Times New Roman" w:cs="Times New Roman"/>
+          <w:sz w:val="20"/>
+          <w:szCs w:val="20"/>
+        </w:rPr>
+      </w:pPr>
+      <w:r>
+        <w:rPr>
+          <w:rFonts w:ascii="Times New Roman" w:eastAsia="Times New Roman" w:hAnsi="Times New Roman" w:cs="Times New Roman"/>
+          <w:sz w:val="20"/>
+          <w:szCs w:val="20"/>
+        </w:rPr>
+        <w:t xml:space="preserve">└── </w:t>
+      </w:r>
+      <w:proofErr w:type="spellStart"/>
+      <w:r>
+        <w:rPr>
+          <w:rFonts w:ascii="Times New Roman" w:eastAsia="Times New Roman" w:hAnsi="Times New Roman" w:cs="Times New Roman"/>
+          <w:sz w:val="20"/>
+          <w:szCs w:val="20"/>
+        </w:rPr>
+        <w:t>UserResponseDto</w:t>
+      </w:r>
+      <w:proofErr w:type="spellEnd"/>
+    </w:p>
+    <w:p>
+      <w:pPr>
+        <w:tabs>
+          <w:tab w:val="left" w:pos="916"/>
+          <w:tab w:val="left" w:pos="1832"/>
+          <w:tab w:val="left" w:pos="2748"/>
+          <w:tab w:val="left" w:pos="3664"/>
+          <w:tab w:val="left" w:pos="4580"/>
+          <w:tab w:val="left" w:pos="5496"/>
+          <w:tab w:val="left" w:pos="6412"/>
+          <w:tab w:val="left" w:pos="7328"/>
+          <w:tab w:val="left" w:pos="8244"/>
+          <w:tab w:val="left" w:pos="9160"/>
+          <w:tab w:val="left" w:pos="10076"/>
+          <w:tab w:val="left" w:pos="10992"/>
+          <w:tab w:val="left" w:pos="11908"/>
+          <w:tab w:val="left" w:pos="12824"/>
+          <w:tab w:val="left" w:pos="13740"/>
+          <w:tab w:val="left" w:pos="14656"/>
+        </w:tabs>
+        <w:spacing w:after="0" w:line="240" w:lineRule="auto"/>
+        <w:rPr>
+          <w:rFonts w:ascii="Times New Roman" w:eastAsia="Times New Roman" w:hAnsi="Times New Roman" w:cs="Times New Roman"/>
+          <w:sz w:val="20"/>
+          <w:szCs w:val="20"/>
+        </w:rPr>
+      </w:pPr>
+      <w:r>
+        <w:rPr>
+          <w:rFonts w:ascii="Times New Roman" w:eastAsia="Times New Roman" w:hAnsi="Times New Roman" w:cs="Times New Roman"/>
+          <w:sz w:val="20"/>
+          <w:szCs w:val="20"/>
+        </w:rPr>
+        <w:t>Entity</w:t>
+      </w:r>
+    </w:p>
+    <w:p>
+      <w:pPr>
+        <w:tabs>
+          <w:tab w:val="left" w:pos="916"/>
+          <w:tab w:val="left" w:pos="1832"/>
+          <w:tab w:val="left" w:pos="2748"/>
+          <w:tab w:val="left" w:pos="3664"/>
+          <w:tab w:val="left" w:pos="4580"/>
+          <w:tab w:val="left" w:pos="5496"/>
+          <w:tab w:val="left" w:pos="6412"/>
+          <w:tab w:val="left" w:pos="7328"/>
+          <w:tab w:val="left" w:pos="8244"/>
+          <w:tab w:val="left" w:pos="9160"/>
+          <w:tab w:val="left" w:pos="10076"/>
+          <w:tab w:val="left" w:pos="10992"/>
+          <w:tab w:val="left" w:pos="11908"/>
+          <w:tab w:val="left" w:pos="12824"/>
+          <w:tab w:val="left" w:pos="13740"/>
+          <w:tab w:val="left" w:pos="14656"/>
+        </w:tabs>
+        <w:spacing w:after="0" w:line="240" w:lineRule="auto"/>
+        <w:rPr>
+          <w:rFonts w:ascii="Times New Roman" w:eastAsia="Times New Roman" w:hAnsi="Times New Roman" w:cs="Times New Roman"/>
+          <w:sz w:val="20"/>
+          <w:szCs w:val="20"/>
+        </w:rPr>
+      </w:pPr>
+      <w:r>
+        <w:rPr>
+          <w:rFonts w:ascii="Times New Roman" w:eastAsia="Times New Roman" w:hAnsi="Times New Roman" w:cs="Times New Roman"/>
+          <w:sz w:val="20"/>
+          <w:szCs w:val="20"/>
+        </w:rPr>
+        <w:t>│</w:t>
+      </w:r>
+    </w:p>
+    <w:p>
+      <w:pPr>
+        <w:tabs>
+          <w:tab w:val="left" w:pos="916"/>
+          <w:tab w:val="left" w:pos="1832"/>
+          <w:tab w:val="left" w:pos="2748"/>
+          <w:tab w:val="left" w:pos="3664"/>
+          <w:tab w:val="left" w:pos="4580"/>
+          <w:tab w:val="left" w:pos="5496"/>
+          <w:tab w:val="left" w:pos="6412"/>
+          <w:tab w:val="left" w:pos="7328"/>
+          <w:tab w:val="left" w:pos="8244"/>
+          <w:tab w:val="left" w:pos="9160"/>
+          <w:tab w:val="left" w:pos="10076"/>
+          <w:tab w:val="left" w:pos="10992"/>
+          <w:tab w:val="left" w:pos="11908"/>
+          <w:tab w:val="left" w:pos="12824"/>
+          <w:tab w:val="left" w:pos="13740"/>
+          <w:tab w:val="left" w:pos="14656"/>
+        </w:tabs>
+        <w:spacing w:after="0" w:line="240" w:lineRule="auto"/>
+        <w:rPr>
+          <w:rFonts w:ascii="Times New Roman" w:eastAsia="Times New Roman" w:hAnsi="Times New Roman" w:cs="Times New Roman"/>
+          <w:sz w:val="20"/>
+          <w:szCs w:val="20"/>
+        </w:rPr>
+      </w:pPr>
+      <w:r>
+        <w:rPr>
+          <w:rFonts w:ascii="Times New Roman" w:eastAsia="Times New Roman" w:hAnsi="Times New Roman" w:cs="Times New Roman"/>
+          <w:sz w:val="20"/>
+          <w:szCs w:val="20"/>
+        </w:rPr>
         <w:lastRenderedPageBreak/>
-        <w:t>Request DTO</w:t>
-      </w:r>
-    </w:p>
-    <w:p>
-      <w:pPr>
-        <w:tabs>
-          <w:tab w:val="left" w:pos="916"/>
-          <w:tab w:val="left" w:pos="1832"/>
-          <w:tab w:val="left" w:pos="2748"/>
-          <w:tab w:val="left" w:pos="3664"/>
-          <w:tab w:val="left" w:pos="4580"/>
-          <w:tab w:val="left" w:pos="5496"/>
-          <w:tab w:val="left" w:pos="6412"/>
-          <w:tab w:val="left" w:pos="7328"/>
-          <w:tab w:val="left" w:pos="8244"/>
-          <w:tab w:val="left" w:pos="9160"/>
-          <w:tab w:val="left" w:pos="10076"/>
-          <w:tab w:val="left" w:pos="10992"/>
-          <w:tab w:val="left" w:pos="11908"/>
-          <w:tab w:val="left" w:pos="12824"/>
-          <w:tab w:val="left" w:pos="13740"/>
-          <w:tab w:val="left" w:pos="14656"/>
-        </w:tabs>
-        <w:spacing w:after="0" w:line="240" w:lineRule="auto"/>
-        <w:rPr>
-          <w:rFonts w:ascii="Times New Roman" w:eastAsia="Times New Roman" w:hAnsi="Times New Roman" w:cs="Times New Roman"/>
-          <w:sz w:val="20"/>
-          <w:szCs w:val="20"/>
-        </w:rPr>
-      </w:pPr>
-      <w:r>
-        <w:rPr>
-          <w:rFonts w:ascii="Times New Roman" w:eastAsia="Times New Roman" w:hAnsi="Times New Roman" w:cs="Times New Roman"/>
-          <w:sz w:val="20"/>
-          <w:szCs w:val="20"/>
-        </w:rPr>
-        <w:t>│</w:t>
-      </w:r>
-    </w:p>
-    <w:p>
-      <w:pPr>
-        <w:tabs>
-          <w:tab w:val="left" w:pos="916"/>
-          <w:tab w:val="left" w:pos="1832"/>
-          <w:tab w:val="left" w:pos="2748"/>
-          <w:tab w:val="left" w:pos="3664"/>
-          <w:tab w:val="left" w:pos="4580"/>
-          <w:tab w:val="left" w:pos="5496"/>
-          <w:tab w:val="left" w:pos="6412"/>
-          <w:tab w:val="left" w:pos="7328"/>
-          <w:tab w:val="left" w:pos="8244"/>
-          <w:tab w:val="left" w:pos="9160"/>
-          <w:tab w:val="left" w:pos="10076"/>
-          <w:tab w:val="left" w:pos="10992"/>
-          <w:tab w:val="left" w:pos="11908"/>
-          <w:tab w:val="left" w:pos="12824"/>
-          <w:tab w:val="left" w:pos="13740"/>
-          <w:tab w:val="left" w:pos="14656"/>
-        </w:tabs>
-        <w:spacing w:after="0" w:line="240" w:lineRule="auto"/>
-        <w:rPr>
-          <w:rFonts w:ascii="Times New Roman" w:eastAsia="Times New Roman" w:hAnsi="Times New Roman" w:cs="Times New Roman"/>
-          <w:sz w:val="20"/>
-          <w:szCs w:val="20"/>
-        </w:rPr>
-      </w:pPr>
-      <w:r>
-        <w:rPr>
-          <w:rFonts w:ascii="Times New Roman" w:eastAsia="Times New Roman" w:hAnsi="Times New Roman" w:cs="Times New Roman"/>
-          <w:sz w:val="20"/>
-          <w:szCs w:val="20"/>
-        </w:rPr>
-        <w:t xml:space="preserve">└── </w:t>
-      </w:r>
-      <w:proofErr w:type="spellStart"/>
-      <w:r>
-        <w:rPr>
-          <w:rFonts w:ascii="Times New Roman" w:eastAsia="Times New Roman" w:hAnsi="Times New Roman" w:cs="Times New Roman"/>
-          <w:sz w:val="20"/>
-          <w:szCs w:val="20"/>
-        </w:rPr>
-        <w:t>UserRequestDto</w:t>
-      </w:r>
-      <w:proofErr w:type="spellEnd"/>
-    </w:p>
-    <w:p>
-      <w:pPr>
-        <w:tabs>
-          <w:tab w:val="left" w:pos="916"/>
-          <w:tab w:val="left" w:pos="1832"/>
-          <w:tab w:val="left" w:pos="2748"/>
-          <w:tab w:val="left" w:pos="3664"/>
-          <w:tab w:val="left" w:pos="4580"/>
-          <w:tab w:val="left" w:pos="5496"/>
-          <w:tab w:val="left" w:pos="6412"/>
-          <w:tab w:val="left" w:pos="7328"/>
-          <w:tab w:val="left" w:pos="8244"/>
-          <w:tab w:val="left" w:pos="9160"/>
-          <w:tab w:val="left" w:pos="10076"/>
-          <w:tab w:val="left" w:pos="10992"/>
-          <w:tab w:val="left" w:pos="11908"/>
-          <w:tab w:val="left" w:pos="12824"/>
-          <w:tab w:val="left" w:pos="13740"/>
-          <w:tab w:val="left" w:pos="14656"/>
-        </w:tabs>
-        <w:spacing w:after="0" w:line="240" w:lineRule="auto"/>
-        <w:rPr>
-          <w:rFonts w:ascii="Times New Roman" w:eastAsia="Times New Roman" w:hAnsi="Times New Roman" w:cs="Times New Roman"/>
-          <w:sz w:val="20"/>
-          <w:szCs w:val="20"/>
-        </w:rPr>
-      </w:pPr>
-      <w:r>
-        <w:rPr>
-          <w:rFonts w:ascii="Times New Roman" w:eastAsia="Times New Roman" w:hAnsi="Times New Roman" w:cs="Times New Roman"/>
-          <w:sz w:val="20"/>
-          <w:szCs w:val="20"/>
-        </w:rPr>
-        <w:t>Response DTO</w:t>
-      </w:r>
-    </w:p>
-    <w:p>
-      <w:pPr>
-        <w:tabs>
-          <w:tab w:val="left" w:pos="916"/>
-          <w:tab w:val="left" w:pos="1832"/>
-          <w:tab w:val="left" w:pos="2748"/>
-          <w:tab w:val="left" w:pos="3664"/>
-          <w:tab w:val="left" w:pos="4580"/>
-          <w:tab w:val="left" w:pos="5496"/>
-          <w:tab w:val="left" w:pos="6412"/>
-          <w:tab w:val="left" w:pos="7328"/>
-          <w:tab w:val="left" w:pos="8244"/>
-          <w:tab w:val="left" w:pos="9160"/>
-          <w:tab w:val="left" w:pos="10076"/>
-          <w:tab w:val="left" w:pos="10992"/>
-          <w:tab w:val="left" w:pos="11908"/>
-          <w:tab w:val="left" w:pos="12824"/>
-          <w:tab w:val="left" w:pos="13740"/>
-          <w:tab w:val="left" w:pos="14656"/>
-        </w:tabs>
-        <w:spacing w:after="0" w:line="240" w:lineRule="auto"/>
-        <w:rPr>
-          <w:rFonts w:ascii="Times New Roman" w:eastAsia="Times New Roman" w:hAnsi="Times New Roman" w:cs="Times New Roman"/>
-          <w:sz w:val="20"/>
-          <w:szCs w:val="20"/>
-        </w:rPr>
-      </w:pPr>
-      <w:r>
-        <w:rPr>
-          <w:rFonts w:ascii="Times New Roman" w:eastAsia="Times New Roman" w:hAnsi="Times New Roman" w:cs="Times New Roman"/>
-          <w:sz w:val="20"/>
-          <w:szCs w:val="20"/>
-        </w:rPr>
-        <w:t>│</w:t>
-      </w:r>
-    </w:p>
-    <w:p>
-      <w:pPr>
-        <w:tabs>
-          <w:tab w:val="left" w:pos="916"/>
-          <w:tab w:val="left" w:pos="1832"/>
-          <w:tab w:val="left" w:pos="2748"/>
-          <w:tab w:val="left" w:pos="3664"/>
-          <w:tab w:val="left" w:pos="4580"/>
-          <w:tab w:val="left" w:pos="5496"/>
-          <w:tab w:val="left" w:pos="6412"/>
-          <w:tab w:val="left" w:pos="7328"/>
-          <w:tab w:val="left" w:pos="8244"/>
-          <w:tab w:val="left" w:pos="9160"/>
-          <w:tab w:val="left" w:pos="10076"/>
-          <w:tab w:val="left" w:pos="10992"/>
-          <w:tab w:val="left" w:pos="11908"/>
-          <w:tab w:val="left" w:pos="12824"/>
-          <w:tab w:val="left" w:pos="13740"/>
-          <w:tab w:val="left" w:pos="14656"/>
-        </w:tabs>
-        <w:spacing w:after="0" w:line="240" w:lineRule="auto"/>
-        <w:rPr>
-          <w:rFonts w:ascii="Times New Roman" w:eastAsia="Times New Roman" w:hAnsi="Times New Roman" w:cs="Times New Roman"/>
-          <w:sz w:val="20"/>
-          <w:szCs w:val="20"/>
-        </w:rPr>
-      </w:pPr>
-      <w:r>
-        <w:rPr>
-          <w:rFonts w:ascii="Times New Roman" w:eastAsia="Times New Roman" w:hAnsi="Times New Roman" w:cs="Times New Roman"/>
-          <w:sz w:val="20"/>
-          <w:szCs w:val="20"/>
-        </w:rPr>
-        <w:t xml:space="preserve">└── </w:t>
-      </w:r>
-      <w:proofErr w:type="spellStart"/>
-      <w:r>
-        <w:rPr>
-          <w:rFonts w:ascii="Times New Roman" w:eastAsia="Times New Roman" w:hAnsi="Times New Roman" w:cs="Times New Roman"/>
-          <w:sz w:val="20"/>
-          <w:szCs w:val="20"/>
-        </w:rPr>
-        <w:t>UserResponseDto</w:t>
-      </w:r>
-      <w:proofErr w:type="spellEnd"/>
-    </w:p>
-    <w:p>
-      <w:pPr>
-        <w:tabs>
-          <w:tab w:val="left" w:pos="916"/>
-          <w:tab w:val="left" w:pos="1832"/>
-          <w:tab w:val="left" w:pos="2748"/>
-          <w:tab w:val="left" w:pos="3664"/>
-          <w:tab w:val="left" w:pos="4580"/>
-          <w:tab w:val="left" w:pos="5496"/>
-          <w:tab w:val="left" w:pos="6412"/>
-          <w:tab w:val="left" w:pos="7328"/>
-          <w:tab w:val="left" w:pos="8244"/>
-          <w:tab w:val="left" w:pos="9160"/>
-          <w:tab w:val="left" w:pos="10076"/>
-          <w:tab w:val="left" w:pos="10992"/>
-          <w:tab w:val="left" w:pos="11908"/>
-          <w:tab w:val="left" w:pos="12824"/>
-          <w:tab w:val="left" w:pos="13740"/>
-          <w:tab w:val="left" w:pos="14656"/>
-        </w:tabs>
-        <w:spacing w:after="0" w:line="240" w:lineRule="auto"/>
-        <w:rPr>
-          <w:rFonts w:ascii="Times New Roman" w:eastAsia="Times New Roman" w:hAnsi="Times New Roman" w:cs="Times New Roman"/>
-          <w:sz w:val="20"/>
-          <w:szCs w:val="20"/>
-        </w:rPr>
-      </w:pPr>
-      <w:r>
-        <w:rPr>
-          <w:rFonts w:ascii="Times New Roman" w:eastAsia="Times New Roman" w:hAnsi="Times New Roman" w:cs="Times New Roman"/>
-          <w:sz w:val="20"/>
-          <w:szCs w:val="20"/>
-        </w:rPr>
-        <w:t>Entity</w:t>
-      </w:r>
-    </w:p>
-    <w:p>
-      <w:pPr>
-        <w:tabs>
-          <w:tab w:val="left" w:pos="916"/>
-          <w:tab w:val="left" w:pos="1832"/>
-          <w:tab w:val="left" w:pos="2748"/>
-          <w:tab w:val="left" w:pos="3664"/>
-          <w:tab w:val="left" w:pos="4580"/>
-          <w:tab w:val="left" w:pos="5496"/>
-          <w:tab w:val="left" w:pos="6412"/>
-          <w:tab w:val="left" w:pos="7328"/>
-          <w:tab w:val="left" w:pos="8244"/>
-          <w:tab w:val="left" w:pos="9160"/>
-          <w:tab w:val="left" w:pos="10076"/>
-          <w:tab w:val="left" w:pos="10992"/>
-          <w:tab w:val="left" w:pos="11908"/>
-          <w:tab w:val="left" w:pos="12824"/>
-          <w:tab w:val="left" w:pos="13740"/>
-          <w:tab w:val="left" w:pos="14656"/>
-        </w:tabs>
-        <w:spacing w:after="0" w:line="240" w:lineRule="auto"/>
-        <w:rPr>
-          <w:rFonts w:ascii="Times New Roman" w:eastAsia="Times New Roman" w:hAnsi="Times New Roman" w:cs="Times New Roman"/>
-          <w:sz w:val="20"/>
-          <w:szCs w:val="20"/>
-        </w:rPr>
-      </w:pPr>
-      <w:r>
-        <w:rPr>
-          <w:rFonts w:ascii="Times New Roman" w:eastAsia="Times New Roman" w:hAnsi="Times New Roman" w:cs="Times New Roman"/>
-          <w:sz w:val="20"/>
-          <w:szCs w:val="20"/>
-        </w:rPr>
-        <w:t>│</w:t>
-      </w:r>
-    </w:p>
-    <w:p>
-      <w:pPr>
-        <w:tabs>
-          <w:tab w:val="left" w:pos="916"/>
-          <w:tab w:val="left" w:pos="1832"/>
-          <w:tab w:val="left" w:pos="2748"/>
-          <w:tab w:val="left" w:pos="3664"/>
-          <w:tab w:val="left" w:pos="4580"/>
-          <w:tab w:val="left" w:pos="5496"/>
-          <w:tab w:val="left" w:pos="6412"/>
-          <w:tab w:val="left" w:pos="7328"/>
-          <w:tab w:val="left" w:pos="8244"/>
-          <w:tab w:val="left" w:pos="9160"/>
-          <w:tab w:val="left" w:pos="10076"/>
-          <w:tab w:val="left" w:pos="10992"/>
-          <w:tab w:val="left" w:pos="11908"/>
-          <w:tab w:val="left" w:pos="12824"/>
-          <w:tab w:val="left" w:pos="13740"/>
-          <w:tab w:val="left" w:pos="14656"/>
-        </w:tabs>
-        <w:spacing w:after="0" w:line="240" w:lineRule="auto"/>
-        <w:rPr>
-          <w:rFonts w:ascii="Times New Roman" w:eastAsia="Times New Roman" w:hAnsi="Times New Roman" w:cs="Times New Roman"/>
-          <w:sz w:val="20"/>
-          <w:szCs w:val="20"/>
-        </w:rPr>
-      </w:pPr>
-      <w:r>
-        <w:rPr>
-          <w:rFonts w:ascii="Times New Roman" w:eastAsia="Times New Roman" w:hAnsi="Times New Roman" w:cs="Times New Roman"/>
-          <w:sz w:val="20"/>
-          <w:szCs w:val="20"/>
-        </w:rPr>
         <w:t>├── User</w:t>
       </w:r>
     </w:p>
@@ -20916,7 +20865,7 @@
           <w:szCs w:val="24"/>
         </w:rPr>
         <w:pict>
-          <v:rect id="_x0000_i1148" style="width:0;height:1.5pt" o:hralign="center" o:hrstd="t" o:hr="t" fillcolor="#a0a0a0" stroked="f"/>
+          <v:rect id="_x0000_i1055" style="width:0;height:1.5pt" o:hralign="center" o:hrstd="t" o:hr="t" fillcolor="#a0a0a0" stroked="f"/>
         </w:pict>
       </w:r>
     </w:p>
@@ -21533,7 +21482,7 @@
           <w:szCs w:val="24"/>
         </w:rPr>
         <w:pict>
-          <v:rect id="_x0000_i1149" style="width:0;height:1.5pt" o:hralign="center" o:hrstd="t" o:hr="t" fillcolor="#a0a0a0" stroked="f"/>
+          <v:rect id="_x0000_i1056" style="width:0;height:1.5pt" o:hralign="center" o:hrstd="t" o:hr="t" fillcolor="#a0a0a0" stroked="f"/>
         </w:pict>
       </w:r>
     </w:p>
@@ -22537,7 +22486,6 @@
           <w:sz w:val="20"/>
           <w:szCs w:val="20"/>
         </w:rPr>
-        <w:lastRenderedPageBreak/>
         <w:t>activateUser</w:t>
       </w:r>
       <w:proofErr w:type="spellEnd"/>
@@ -22827,7 +22775,7 @@
           <w:szCs w:val="24"/>
         </w:rPr>
         <w:pict>
-          <v:rect id="_x0000_i1150" style="width:0;height:1.5pt" o:hralign="center" o:hrstd="t" o:hr="t" fillcolor="#a0a0a0" stroked="f"/>
+          <v:rect id="_x0000_i1057" style="width:0;height:1.5pt" o:hralign="center" o:hrstd="t" o:hr="t" fillcolor="#a0a0a0" stroked="f"/>
         </w:pict>
       </w:r>
     </w:p>
@@ -22849,6 +22797,7 @@
           <w:bCs/>
           <w:kern w:val="36"/>
         </w:rPr>
+        <w:lastRenderedPageBreak/>
         <w:t>📌</w:t>
       </w:r>
       <w:r>
@@ -23320,7 +23269,7 @@
           <w:szCs w:val="28"/>
         </w:rPr>
         <w:pict>
-          <v:rect id="_x0000_i1054" style="width:0;height:1.5pt" o:hralign="center" o:hrstd="t" o:hr="t" fillcolor="#a0a0a0" stroked="f"/>
+          <v:rect id="_x0000_i1058" style="width:0;height:1.5pt" o:hralign="center" o:hrstd="t" o:hr="t" fillcolor="#a0a0a0" stroked="f"/>
         </w:pict>
       </w:r>
     </w:p>

--- a/Project Structure.docx
+++ b/Project Structure.docx
@@ -1903,6 +1903,13 @@
         </w:rPr>
         <w:t xml:space="preserve">↓ Medicine Batch </w:t>
       </w:r>
+      <w:r>
+        <w:rPr>
+          <w:sz w:val="32"/>
+          <w:szCs w:val="32"/>
+        </w:rPr>
+        <w:t>//done</w:t>
+      </w:r>
     </w:p>
     <w:p>
       <w:pPr>
@@ -5349,8 +5356,6 @@
         </w:rPr>
         <w:t>│      └── medicine-batch-list.css</w:t>
       </w:r>
-      <w:bookmarkStart w:id="0" w:name="_GoBack"/>
-      <w:bookmarkEnd w:id="0"/>
     </w:p>
     <w:p>
       <w:pPr>
@@ -7166,6 +7171,7 @@
           <w:szCs w:val="28"/>
         </w:rPr>
       </w:pPr>
+      <w:bookmarkStart w:id="0" w:name="_GoBack"/>
       <w:r>
         <w:rPr>
           <w:rFonts w:ascii="Times New Roman" w:eastAsia="Times New Roman" w:hAnsi="Times New Roman" w:cs="Times New Roman"/>
@@ -7485,6 +7491,7 @@
         </w:rPr>
         <w:t>.ts</w:t>
       </w:r>
+      <w:bookmarkEnd w:id="0"/>
       <w:proofErr w:type="spellEnd"/>
     </w:p>
     <w:p>

--- a/Project Structure.docx
+++ b/Project Structure.docx
@@ -1,6 +1,6 @@
 
 <file path=word/document.xml><?xml version="1.0" encoding="utf-8"?>
-<w:document xmlns:wpc="http://schemas.microsoft.com/office/word/2010/wordprocessingCanvas" xmlns:cx="http://schemas.microsoft.com/office/drawing/2014/chartex" xmlns:mc="http://schemas.openxmlformats.org/markup-compatibility/2006" xmlns:o="urn:schemas-microsoft-com:office:office" xmlns:r="http://schemas.openxmlformats.org/officeDocument/2006/relationships" xmlns:m="http://schemas.openxmlformats.org/officeDocument/2006/math" xmlns:v="urn:schemas-microsoft-com:vml" xmlns:wp14="http://schemas.microsoft.com/office/word/2010/wordprocessingDrawing" xmlns:wp="http://schemas.openxmlformats.org/drawingml/2006/wordprocessingDrawing" xmlns:w10="urn:schemas-microsoft-com:office:word" xmlns:w="http://schemas.openxmlformats.org/wordprocessingml/2006/main" xmlns:w14="http://schemas.microsoft.com/office/word/2010/wordml" xmlns:w15="http://schemas.microsoft.com/office/word/2012/wordml" xmlns:w16se="http://schemas.microsoft.com/office/word/2015/wordml/symex" xmlns:wpg="http://schemas.microsoft.com/office/word/2010/wordprocessingGroup" xmlns:wpi="http://schemas.microsoft.com/office/word/2010/wordprocessingInk" xmlns:wne="http://schemas.microsoft.com/office/word/2006/wordml" xmlns:wps="http://schemas.microsoft.com/office/word/2010/wordprocessingShape" mc:Ignorable="w14 w15 w16se wp14">
+<w:document xmlns:wpc="http://schemas.microsoft.com/office/word/2010/wordprocessingCanvas" xmlns:cx="http://schemas.microsoft.com/office/drawing/2014/chartex" xmlns:cx1="http://schemas.microsoft.com/office/drawing/2015/9/8/chartex" xmlns:cx2="http://schemas.microsoft.com/office/drawing/2015/10/21/chartex" xmlns:cx3="http://schemas.microsoft.com/office/drawing/2016/5/9/chartex" xmlns:cx4="http://schemas.microsoft.com/office/drawing/2016/5/10/chartex" xmlns:cx5="http://schemas.microsoft.com/office/drawing/2016/5/11/chartex" xmlns:cx6="http://schemas.microsoft.com/office/drawing/2016/5/12/chartex" xmlns:cx7="http://schemas.microsoft.com/office/drawing/2016/5/13/chartex" xmlns:cx8="http://schemas.microsoft.com/office/drawing/2016/5/14/chartex" xmlns:mc="http://schemas.openxmlformats.org/markup-compatibility/2006" xmlns:aink="http://schemas.microsoft.com/office/drawing/2016/ink" xmlns:am3d="http://schemas.microsoft.com/office/drawing/2017/model3d" xmlns:o="urn:schemas-microsoft-com:office:office" xmlns:oel="http://schemas.microsoft.com/office/2019/extlst" xmlns:r="http://schemas.openxmlformats.org/officeDocument/2006/relationships" xmlns:m="http://schemas.openxmlformats.org/officeDocument/2006/math" xmlns:v="urn:schemas-microsoft-com:vml" xmlns:wp14="http://schemas.microsoft.com/office/word/2010/wordprocessingDrawing" xmlns:wp="http://schemas.openxmlformats.org/drawingml/2006/wordprocessingDrawing" xmlns:w10="urn:schemas-microsoft-com:office:word" xmlns:w="http://schemas.openxmlformats.org/wordprocessingml/2006/main" xmlns:w14="http://schemas.microsoft.com/office/word/2010/wordml" xmlns:w15="http://schemas.microsoft.com/office/word/2012/wordml" xmlns:w16cex="http://schemas.microsoft.com/office/word/2018/wordml/cex" xmlns:w16cid="http://schemas.microsoft.com/office/word/2016/wordml/cid" xmlns:w16="http://schemas.microsoft.com/office/word/2018/wordml" xmlns:w16du="http://schemas.microsoft.com/office/word/2023/wordml/word16du" xmlns:w16sdtdh="http://schemas.microsoft.com/office/word/2020/wordml/sdtdatahash" xmlns:w16sdtfl="http://schemas.microsoft.com/office/word/2024/wordml/sdtformatlock" xmlns:w16se="http://schemas.microsoft.com/office/word/2015/wordml/symex" xmlns:wpg="http://schemas.microsoft.com/office/word/2010/wordprocessingGroup" xmlns:wpi="http://schemas.microsoft.com/office/word/2010/wordprocessingInk" xmlns:wne="http://schemas.microsoft.com/office/word/2006/wordml" xmlns:wps="http://schemas.microsoft.com/office/word/2010/wordprocessingShape" mc:Ignorable="w14 w15 w16se w16cid w16 w16cex w16sdtdh w16sdtfl w16du wp14">
   <w:body>
     <w:p>
       <w:pPr>
@@ -170,18 +170,8 @@
           <w:sz w:val="28"/>
           <w:szCs w:val="28"/>
         </w:rPr>
-        <w:t xml:space="preserve">    ├── </w:t>
-      </w:r>
-      <w:proofErr w:type="spellStart"/>
-      <w:r>
-        <w:rPr>
-          <w:rFonts w:ascii="Times New Roman" w:eastAsia="Times New Roman" w:hAnsi="Times New Roman" w:cs="Times New Roman"/>
-          <w:sz w:val="28"/>
-          <w:szCs w:val="28"/>
-        </w:rPr>
-        <w:t>auth</w:t>
-      </w:r>
-      <w:proofErr w:type="spellEnd"/>
+        <w:t xml:space="preserve">    ├── auth</w:t>
+      </w:r>
     </w:p>
     <w:p>
       <w:pPr>
@@ -1944,6 +1934,13 @@
         </w:rPr>
         <w:t xml:space="preserve">↓ Branch Inventory </w:t>
       </w:r>
+      <w:r>
+        <w:rPr>
+          <w:sz w:val="32"/>
+          <w:szCs w:val="32"/>
+        </w:rPr>
+        <w:t>//done</w:t>
+      </w:r>
     </w:p>
     <w:p>
       <w:pPr>
@@ -7171,7 +7168,6 @@
           <w:szCs w:val="28"/>
         </w:rPr>
       </w:pPr>
-      <w:bookmarkStart w:id="0" w:name="_GoBack"/>
       <w:r>
         <w:rPr>
           <w:rFonts w:ascii="Times New Roman" w:eastAsia="Times New Roman" w:hAnsi="Times New Roman" w:cs="Times New Roman"/>
@@ -7491,7 +7487,6 @@
         </w:rPr>
         <w:t>.ts</w:t>
       </w:r>
-      <w:bookmarkEnd w:id="0"/>
       <w:proofErr w:type="spellEnd"/>
     </w:p>
     <w:p>
@@ -19900,7 +19895,6 @@
           <w:szCs w:val="20"/>
         </w:rPr>
       </w:pPr>
-      <w:proofErr w:type="spellStart"/>
       <w:r>
         <w:rPr>
           <w:rFonts w:ascii="Times New Roman" w:eastAsia="Times New Roman" w:hAnsi="Times New Roman" w:cs="Times New Roman"/>
@@ -19909,7 +19903,6 @@
         </w:rPr>
         <w:t>Enum</w:t>
       </w:r>
-      <w:proofErr w:type="spellEnd"/>
     </w:p>
     <w:p>
       <w:pPr>
@@ -20517,7 +20510,6 @@
           <w:szCs w:val="20"/>
         </w:rPr>
       </w:pPr>
-      <w:proofErr w:type="spellStart"/>
       <w:r>
         <w:rPr>
           <w:rFonts w:ascii="Times New Roman" w:eastAsia="Times New Roman" w:hAnsi="Times New Roman" w:cs="Times New Roman"/>
@@ -20527,7 +20519,6 @@
         <w:lastRenderedPageBreak/>
         <w:t>Enum</w:t>
       </w:r>
-      <w:proofErr w:type="spellEnd"/>
     </w:p>
     <w:p>
       <w:pPr>
@@ -22437,7 +22428,7 @@
 </file>
 
 <file path=word/numbering.xml><?xml version="1.0" encoding="utf-8"?>
-<w:numbering xmlns:wpc="http://schemas.microsoft.com/office/word/2010/wordprocessingCanvas" xmlns:cx="http://schemas.microsoft.com/office/drawing/2014/chartex" xmlns:mc="http://schemas.openxmlformats.org/markup-compatibility/2006" xmlns:o="urn:schemas-microsoft-com:office:office" xmlns:r="http://schemas.openxmlformats.org/officeDocument/2006/relationships" xmlns:m="http://schemas.openxmlformats.org/officeDocument/2006/math" xmlns:v="urn:schemas-microsoft-com:vml" xmlns:wp14="http://schemas.microsoft.com/office/word/2010/wordprocessingDrawing" xmlns:wp="http://schemas.openxmlformats.org/drawingml/2006/wordprocessingDrawing" xmlns:w10="urn:schemas-microsoft-com:office:word" xmlns:w="http://schemas.openxmlformats.org/wordprocessingml/2006/main" xmlns:w14="http://schemas.microsoft.com/office/word/2010/wordml" xmlns:w15="http://schemas.microsoft.com/office/word/2012/wordml" xmlns:w16se="http://schemas.microsoft.com/office/word/2015/wordml/symex" xmlns:wpg="http://schemas.microsoft.com/office/word/2010/wordprocessingGroup" xmlns:wpi="http://schemas.microsoft.com/office/word/2010/wordprocessingInk" xmlns:wne="http://schemas.microsoft.com/office/word/2006/wordml" xmlns:wps="http://schemas.microsoft.com/office/word/2010/wordprocessingShape" mc:Ignorable="w14 w15 w16se wp14">
+<w:numbering xmlns:wpc="http://schemas.microsoft.com/office/word/2010/wordprocessingCanvas" xmlns:cx="http://schemas.microsoft.com/office/drawing/2014/chartex" xmlns:cx1="http://schemas.microsoft.com/office/drawing/2015/9/8/chartex" xmlns:cx2="http://schemas.microsoft.com/office/drawing/2015/10/21/chartex" xmlns:cx3="http://schemas.microsoft.com/office/drawing/2016/5/9/chartex" xmlns:cx4="http://schemas.microsoft.com/office/drawing/2016/5/10/chartex" xmlns:cx5="http://schemas.microsoft.com/office/drawing/2016/5/11/chartex" xmlns:cx6="http://schemas.microsoft.com/office/drawing/2016/5/12/chartex" xmlns:cx7="http://schemas.microsoft.com/office/drawing/2016/5/13/chartex" xmlns:cx8="http://schemas.microsoft.com/office/drawing/2016/5/14/chartex" xmlns:mc="http://schemas.openxmlformats.org/markup-compatibility/2006" xmlns:aink="http://schemas.microsoft.com/office/drawing/2016/ink" xmlns:am3d="http://schemas.microsoft.com/office/drawing/2017/model3d" xmlns:o="urn:schemas-microsoft-com:office:office" xmlns:oel="http://schemas.microsoft.com/office/2019/extlst" xmlns:r="http://schemas.openxmlformats.org/officeDocument/2006/relationships" xmlns:m="http://schemas.openxmlformats.org/officeDocument/2006/math" xmlns:v="urn:schemas-microsoft-com:vml" xmlns:wp14="http://schemas.microsoft.com/office/word/2010/wordprocessingDrawing" xmlns:wp="http://schemas.openxmlformats.org/drawingml/2006/wordprocessingDrawing" xmlns:w10="urn:schemas-microsoft-com:office:word" xmlns:w="http://schemas.openxmlformats.org/wordprocessingml/2006/main" xmlns:w14="http://schemas.microsoft.com/office/word/2010/wordml" xmlns:w15="http://schemas.microsoft.com/office/word/2012/wordml" xmlns:w16cex="http://schemas.microsoft.com/office/word/2018/wordml/cex" xmlns:w16cid="http://schemas.microsoft.com/office/word/2016/wordml/cid" xmlns:w16="http://schemas.microsoft.com/office/word/2018/wordml" xmlns:w16du="http://schemas.microsoft.com/office/word/2023/wordml/word16du" xmlns:w16sdtdh="http://schemas.microsoft.com/office/word/2020/wordml/sdtdatahash" xmlns:w16sdtfl="http://schemas.microsoft.com/office/word/2024/wordml/sdtformatlock" xmlns:w16se="http://schemas.microsoft.com/office/word/2015/wordml/symex" xmlns:wpg="http://schemas.microsoft.com/office/word/2010/wordprocessingGroup" xmlns:wpi="http://schemas.microsoft.com/office/word/2010/wordprocessingInk" xmlns:wne="http://schemas.microsoft.com/office/word/2006/wordml" xmlns:wps="http://schemas.microsoft.com/office/word/2010/wordprocessingShape" mc:Ignorable="w14 w15 w16se w16cid w16 w16cex w16sdtdh w16sdtfl w16du wp14">
   <w:abstractNum w:abstractNumId="0" w15:restartNumberingAfterBreak="0">
     <w:nsid w:val="533D1CE8"/>
     <w:multiLevelType w:val="hybridMultilevel"/>
@@ -22551,14 +22542,14 @@
       </w:rPr>
     </w:lvl>
   </w:abstractNum>
-  <w:num w:numId="1">
+  <w:num w:numId="1" w16cid:durableId="970940351">
     <w:abstractNumId w:val="0"/>
   </w:num>
 </w:numbering>
 </file>
 
 <file path=word/styles.xml><?xml version="1.0" encoding="utf-8"?>
-<w:styles xmlns:mc="http://schemas.openxmlformats.org/markup-compatibility/2006" xmlns:r="http://schemas.openxmlformats.org/officeDocument/2006/relationships" xmlns:w="http://schemas.openxmlformats.org/wordprocessingml/2006/main" xmlns:w14="http://schemas.microsoft.com/office/word/2010/wordml" xmlns:w15="http://schemas.microsoft.com/office/word/2012/wordml" xmlns:w16se="http://schemas.microsoft.com/office/word/2015/wordml/symex" mc:Ignorable="w14 w15 w16se">
+<w:styles xmlns:mc="http://schemas.openxmlformats.org/markup-compatibility/2006" xmlns:r="http://schemas.openxmlformats.org/officeDocument/2006/relationships" xmlns:w="http://schemas.openxmlformats.org/wordprocessingml/2006/main" xmlns:w14="http://schemas.microsoft.com/office/word/2010/wordml" xmlns:w15="http://schemas.microsoft.com/office/word/2012/wordml" xmlns:w16cex="http://schemas.microsoft.com/office/word/2018/wordml/cex" xmlns:w16cid="http://schemas.microsoft.com/office/word/2016/wordml/cid" xmlns:w16="http://schemas.microsoft.com/office/word/2018/wordml" xmlns:w16du="http://schemas.microsoft.com/office/word/2023/wordml/word16du" xmlns:w16sdtdh="http://schemas.microsoft.com/office/word/2020/wordml/sdtdatahash" xmlns:w16sdtfl="http://schemas.microsoft.com/office/word/2024/wordml/sdtformatlock" xmlns:w16se="http://schemas.microsoft.com/office/word/2015/wordml/symex" mc:Ignorable="w14 w15 w16se w16cid w16 w16cex w16sdtdh w16sdtfl w16du">
   <w:docDefaults>
     <w:rPrDefault>
       <w:rPr>
@@ -22574,7 +22565,7 @@
       </w:pPr>
     </w:pPrDefault>
   </w:docDefaults>
-  <w:latentStyles w:defLockedState="0" w:defUIPriority="99" w:defSemiHidden="0" w:defUnhideWhenUsed="0" w:defQFormat="0" w:count="371">
+  <w:latentStyles w:defLockedState="0" w:defUIPriority="99" w:defSemiHidden="0" w:defUnhideWhenUsed="0" w:defQFormat="0" w:count="376">
     <w:lsdException w:name="Normal" w:uiPriority="0" w:qFormat="1"/>
     <w:lsdException w:name="heading 1" w:uiPriority="9" w:qFormat="1"/>
     <w:lsdException w:name="heading 2" w:semiHidden="1" w:uiPriority="9" w:unhideWhenUsed="1" w:qFormat="1"/>
@@ -22946,6 +22937,11 @@
     <w:lsdException w:name="List Table 5 Dark Accent 6" w:uiPriority="50"/>
     <w:lsdException w:name="List Table 6 Colorful Accent 6" w:uiPriority="51"/>
     <w:lsdException w:name="List Table 7 Colorful Accent 6" w:uiPriority="52"/>
+    <w:lsdException w:name="Mention" w:semiHidden="1" w:unhideWhenUsed="1"/>
+    <w:lsdException w:name="Smart Hyperlink" w:semiHidden="1" w:unhideWhenUsed="1"/>
+    <w:lsdException w:name="Hashtag" w:semiHidden="1" w:unhideWhenUsed="1"/>
+    <w:lsdException w:name="Unresolved Mention" w:semiHidden="1" w:unhideWhenUsed="1"/>
+    <w:lsdException w:name="Smart Link" w:semiHidden="1" w:unhideWhenUsed="1"/>
   </w:latentStyles>
   <w:style w:type="paragraph" w:default="1" w:styleId="Normal">
     <w:name w:val="Normal"/>
